--- a/07-运维服务能力管理内审和管理评审相关制度、计划和报告/word/07-02-02内审计划-首次会议末次会议.docx
+++ b/07-运维服务能力管理内审和管理评审相关制度、计划和报告/word/07-02-02内审计划-首次会议末次会议.docx
@@ -1,6 +1,7 @@
 
 <file path=word/document.xml><?xml version="1.0" encoding="utf-8"?>
-<w:document xmlns:wpc="http://schemas.microsoft.com/office/word/2010/wordprocessingCanvas" xmlns:mc="http://schemas.openxmlformats.org/markup-compatibility/2006" xmlns:o="urn:schemas-microsoft-com:office:office" xmlns:r="http://schemas.openxmlformats.org/officeDocument/2006/relationships" xmlns:m="http://schemas.openxmlformats.org/officeDocument/2006/math" xmlns:v="urn:schemas-microsoft-com:vml" xmlns:wp14="http://schemas.microsoft.com/office/word/2010/wordprocessingDrawing" xmlns:wp="http://schemas.openxmlformats.org/drawingml/2006/wordprocessingDrawing" xmlns:w="http://schemas.openxmlformats.org/wordprocessingml/2006/main" xmlns:w14="http://schemas.microsoft.com/office/word/2010/wordml" xmlns:w10="urn:schemas-microsoft-com:office:word" xmlns:w15="http://schemas.microsoft.com/office/word/2012/wordml" xmlns:wpg="http://schemas.microsoft.com/office/word/2010/wordprocessingGroup" xmlns:wpi="http://schemas.microsoft.com/office/word/2010/wordprocessingInk" xmlns:wne="http://schemas.microsoft.com/office/word/2006/wordml" xmlns:wps="http://schemas.microsoft.com/office/word/2010/wordprocessingShape" xmlns:wpsCustomData="http://www.wps.cn/officeDocument/2013/wpsCustomData" mc:Ignorable="w14 w15 wp14">
+<w:document xmlns:wpc="http://schemas.microsoft.com/office/word/2010/wordprocessingCanvas" xmlns:mc="http://schemas.openxmlformats.org/markup-compatibility/2006" xmlns:o="urn:schemas-microsoft-com:office:office" xmlns:r="http://schemas.openxmlformats.org/officeDocument/2006/relationships" xmlns:m="http://schemas.openxmlformats.org/officeDocument/2006/math" xmlns:v="urn:schemas-microsoft-com:vml" xmlns:wp14="http://schemas.microsoft.com/office/word/2010/wordprocessingDrawing" xmlns:wp="http://schemas.openxmlformats.org/drawingml/2006/wordprocessingDrawing" xmlns:w10="urn:schemas-microsoft-com:office:word" xmlns:w="http://schemas.openxmlformats.org/wordprocessingml/2006/main" xmlns:w14="http://schemas.microsoft.com/office/word/2010/wordml" xmlns:w15="http://schemas.microsoft.com/office/word/2012/wordml" xmlns:wne="http://schemas.microsoft.com/office/word/2006/wordml" xmlns:wpg="http://schemas.microsoft.com/office/word/2010/wordprocessingGroup" xmlns:wpi="http://schemas.microsoft.com/office/word/2010/wordprocessingInk" xmlns:wps="http://schemas.microsoft.com/office/word/2010/wordprocessingShape" mc:Ignorable="w14 w15 wp14">
+  <!-- Generated by Aspose.Words for .NET 13.3.0.1 -->
   <w:body>
     <w:p>
       <w:pPr>
@@ -39,7 +40,7 @@
       </w:r>
       <w:r>
         <w:rPr>
-          <w:rFonts w:hint="eastAsia" w:ascii="宋体" w:hAnsi="宋体"/>
+          <w:rFonts w:ascii="宋体" w:hAnsi="宋体" w:hint="eastAsia"/>
           <w:sz w:val="32"/>
         </w:rPr>
         <w:t xml:space="preserve">           </w:t>
@@ -47,16 +48,16 @@
     </w:p>
     <w:tbl>
       <w:tblPr>
-        <w:tblStyle w:val="9"/>
+        <w:tblStyle w:val="TableNormal"/>
         <w:tblW w:w="8568" w:type="dxa"/>
         <w:tblInd w:w="0" w:type="dxa"/>
         <w:tblBorders>
-          <w:top w:val="single" w:color="auto" w:sz="4" w:space="0"/>
-          <w:left w:val="single" w:color="auto" w:sz="4" w:space="0"/>
-          <w:bottom w:val="single" w:color="auto" w:sz="4" w:space="0"/>
-          <w:right w:val="single" w:color="auto" w:sz="4" w:space="0"/>
-          <w:insideH w:val="none" w:color="auto" w:sz="0" w:space="0"/>
-          <w:insideV w:val="none" w:color="auto" w:sz="0" w:space="0"/>
+          <w:top w:val="single" w:sz="4" w:space="0" w:color="auto"/>
+          <w:left w:val="single" w:sz="4" w:space="0" w:color="auto"/>
+          <w:bottom w:val="single" w:sz="4" w:space="0" w:color="auto"/>
+          <w:right w:val="single" w:sz="4" w:space="0" w:color="auto"/>
+          <w:insideH w:val="nil"/>
+          <w:insideV w:val="nil"/>
         </w:tblBorders>
         <w:tblLayout w:type="fixed"/>
         <w:tblCellMar>
@@ -74,13 +75,15 @@
       </w:tblGrid>
       <w:tr>
         <w:tblPrEx>
+          <w:tblW w:w="8568" w:type="dxa"/>
+          <w:tblInd w:w="0" w:type="dxa"/>
           <w:tblBorders>
-            <w:top w:val="single" w:color="auto" w:sz="4" w:space="0"/>
-            <w:left w:val="single" w:color="auto" w:sz="4" w:space="0"/>
-            <w:bottom w:val="single" w:color="auto" w:sz="4" w:space="0"/>
-            <w:right w:val="single" w:color="auto" w:sz="4" w:space="0"/>
-            <w:insideH w:val="none" w:color="auto" w:sz="0" w:space="0"/>
-            <w:insideV w:val="none" w:color="auto" w:sz="0" w:space="0"/>
+            <w:top w:val="single" w:sz="4" w:space="0" w:color="auto"/>
+            <w:left w:val="single" w:sz="4" w:space="0" w:color="auto"/>
+            <w:bottom w:val="single" w:sz="4" w:space="0" w:color="auto"/>
+            <w:right w:val="single" w:sz="4" w:space="0" w:color="auto"/>
+            <w:insideH w:val="nil"/>
+            <w:insideV w:val="nil"/>
           </w:tblBorders>
           <w:tblLayout w:type="fixed"/>
           <w:tblCellMar>
@@ -97,10 +100,10 @@
           <w:tcPr>
             <w:tcW w:w="1384" w:type="dxa"/>
             <w:tcBorders>
-              <w:top w:val="single" w:color="auto" w:sz="4" w:space="0"/>
-              <w:left w:val="single" w:color="auto" w:sz="4" w:space="0"/>
-              <w:bottom w:val="single" w:color="auto" w:sz="4" w:space="0"/>
-              <w:right w:val="single" w:color="auto" w:sz="4" w:space="0"/>
+              <w:top w:val="single" w:sz="4" w:space="0" w:color="auto"/>
+              <w:left w:val="single" w:sz="4" w:space="0" w:color="auto"/>
+              <w:bottom w:val="single" w:sz="4" w:space="0" w:color="auto"/>
+              <w:right w:val="single" w:sz="4" w:space="0" w:color="auto"/>
             </w:tcBorders>
           </w:tcPr>
           <w:p>
@@ -115,7 +118,7 @@
             </w:pPr>
             <w:r>
               <w:rPr>
-                <w:rFonts w:hint="eastAsia" w:ascii="宋体" w:hAnsi="宋体"/>
+                <w:rFonts w:ascii="宋体" w:hAnsi="宋体" w:hint="eastAsia"/>
                 <w:szCs w:val="21"/>
               </w:rPr>
               <w:t>日程安排</w:t>
@@ -127,10 +130,10 @@
             <w:tcW w:w="7184" w:type="dxa"/>
             <w:gridSpan w:val="3"/>
             <w:tcBorders>
-              <w:top w:val="single" w:color="auto" w:sz="4" w:space="0"/>
-              <w:left w:val="single" w:color="auto" w:sz="4" w:space="0"/>
-              <w:bottom w:val="single" w:color="auto" w:sz="4" w:space="0"/>
-              <w:right w:val="single" w:color="auto" w:sz="4" w:space="0"/>
+              <w:top w:val="single" w:sz="4" w:space="0" w:color="auto"/>
+              <w:left w:val="single" w:sz="4" w:space="0" w:color="auto"/>
+              <w:bottom w:val="single" w:sz="4" w:space="0" w:color="auto"/>
+              <w:right w:val="single" w:sz="4" w:space="0" w:color="auto"/>
             </w:tcBorders>
             <w:vAlign w:val="center"/>
           </w:tcPr>
@@ -146,14 +149,14 @@
             </w:pPr>
             <w:r>
               <w:rPr>
-                <w:rFonts w:hint="eastAsia" w:ascii="宋体" w:hAnsi="宋体"/>
-                <w:szCs w:val="21"/>
-              </w:rPr>
-              <w:t>201</w:t>
-            </w:r>
-            <w:r>
-              <w:rPr>
-                <w:rFonts w:hint="eastAsia" w:ascii="宋体" w:hAnsi="宋体"/>
+                <w:rFonts w:ascii="宋体" w:hAnsi="宋体" w:hint="eastAsia"/>
+                <w:szCs w:val="21"/>
+              </w:rPr>
+              <w:t>2025年</w:t>
+            </w:r>
+            <w:r>
+              <w:rPr>
+                <w:rFonts w:ascii="宋体" w:hAnsi="宋体" w:hint="eastAsia"/>
                 <w:szCs w:val="21"/>
                 <w:lang w:val="en-US" w:eastAsia="zh-CN"/>
               </w:rPr>
@@ -161,89 +164,59 @@
             </w:r>
             <w:r>
               <w:rPr>
-                <w:rFonts w:hint="eastAsia" w:ascii="宋体" w:hAnsi="宋体"/>
-                <w:szCs w:val="21"/>
-              </w:rPr>
-              <w:t>年</w:t>
-            </w:r>
-            <w:r>
-              <w:rPr>
-                <w:rFonts w:hint="eastAsia" w:ascii="宋体" w:hAnsi="宋体"/>
+                <w:rFonts w:ascii="宋体" w:hAnsi="宋体" w:hint="eastAsia"/>
+                <w:szCs w:val="21"/>
+              </w:rPr>
+              <w:t>月</w:t>
+            </w:r>
+            <w:r>
+              <w:rPr>
+                <w:rFonts w:ascii="宋体" w:hAnsi="宋体" w:hint="eastAsia"/>
                 <w:szCs w:val="21"/>
                 <w:lang w:val="en-US" w:eastAsia="zh-CN"/>
               </w:rPr>
-              <w:t>4</w:t>
-            </w:r>
-            <w:r>
-              <w:rPr>
-                <w:rFonts w:hint="eastAsia" w:ascii="宋体" w:hAnsi="宋体"/>
+              <w:t>15</w:t>
+            </w:r>
+            <w:r>
+              <w:rPr>
+                <w:rFonts w:ascii="宋体" w:hAnsi="宋体" w:hint="eastAsia"/>
+                <w:szCs w:val="21"/>
+              </w:rPr>
+              <w:t>日 ——2025年</w:t>
+            </w:r>
+            <w:r>
+              <w:rPr>
+                <w:rFonts w:ascii="宋体" w:hAnsi="宋体" w:hint="eastAsia"/>
+                <w:szCs w:val="21"/>
+                <w:lang w:val="en-US" w:eastAsia="zh-CN"/>
+              </w:rPr>
+              <w:t>9</w:t>
+            </w:r>
+            <w:r>
+              <w:rPr>
+                <w:rFonts w:ascii="宋体" w:hAnsi="宋体" w:hint="eastAsia"/>
                 <w:szCs w:val="21"/>
               </w:rPr>
               <w:t>月</w:t>
             </w:r>
             <w:r>
               <w:rPr>
-                <w:rFonts w:hint="eastAsia" w:ascii="宋体" w:hAnsi="宋体"/>
+                <w:rFonts w:ascii="宋体" w:hAnsi="宋体"/>
+                <w:szCs w:val="21"/>
+              </w:rPr>
+              <w:t>1</w:t>
+            </w:r>
+            <w:r>
+              <w:rPr>
+                <w:rFonts w:ascii="宋体" w:hAnsi="宋体" w:hint="eastAsia"/>
                 <w:szCs w:val="21"/>
                 <w:lang w:val="en-US" w:eastAsia="zh-CN"/>
               </w:rPr>
-              <w:t>9</w:t>
-            </w:r>
-            <w:r>
-              <w:rPr>
-                <w:rFonts w:hint="eastAsia" w:ascii="宋体" w:hAnsi="宋体"/>
-                <w:szCs w:val="21"/>
-              </w:rPr>
-              <w:t>日 ——201</w:t>
-            </w:r>
-            <w:r>
-              <w:rPr>
-                <w:rFonts w:hint="eastAsia" w:ascii="宋体" w:hAnsi="宋体"/>
-                <w:szCs w:val="21"/>
-                <w:lang w:val="en-US" w:eastAsia="zh-CN"/>
-              </w:rPr>
-              <w:t>9</w:t>
-            </w:r>
-            <w:r>
-              <w:rPr>
-                <w:rFonts w:hint="eastAsia" w:ascii="宋体" w:hAnsi="宋体"/>
-                <w:szCs w:val="21"/>
-              </w:rPr>
-              <w:t>年</w:t>
-            </w:r>
-            <w:r>
-              <w:rPr>
-                <w:rFonts w:hint="eastAsia" w:ascii="宋体" w:hAnsi="宋体"/>
-                <w:szCs w:val="21"/>
-                <w:lang w:val="en-US" w:eastAsia="zh-CN"/>
-              </w:rPr>
-              <w:t>4</w:t>
-            </w:r>
-            <w:r>
-              <w:rPr>
-                <w:rFonts w:hint="eastAsia" w:ascii="宋体" w:hAnsi="宋体"/>
-                <w:szCs w:val="21"/>
-              </w:rPr>
-              <w:t>月</w:t>
-            </w:r>
-            <w:r>
-              <w:rPr>
-                <w:rFonts w:ascii="宋体" w:hAnsi="宋体"/>
-                <w:szCs w:val="21"/>
-              </w:rPr>
-              <w:t>1</w:t>
-            </w:r>
-            <w:r>
-              <w:rPr>
-                <w:rFonts w:hint="eastAsia" w:ascii="宋体" w:hAnsi="宋体"/>
-                <w:szCs w:val="21"/>
-                <w:lang w:val="en-US" w:eastAsia="zh-CN"/>
-              </w:rPr>
-              <w:t>0</w:t>
-            </w:r>
-            <w:r>
-              <w:rPr>
-                <w:rFonts w:hint="eastAsia" w:ascii="宋体" w:hAnsi="宋体"/>
+              <w:t>6</w:t>
+            </w:r>
+            <w:r>
+              <w:rPr>
+                <w:rFonts w:ascii="宋体" w:hAnsi="宋体" w:hint="eastAsia"/>
                 <w:szCs w:val="21"/>
               </w:rPr>
               <w:t>日</w:t>
@@ -253,14 +226,8 @@
       </w:tr>
       <w:tr>
         <w:tblPrEx>
-          <w:tblBorders>
-            <w:top w:val="single" w:color="auto" w:sz="4" w:space="0"/>
-            <w:left w:val="single" w:color="auto" w:sz="4" w:space="0"/>
-            <w:bottom w:val="single" w:color="auto" w:sz="4" w:space="0"/>
-            <w:right w:val="single" w:color="auto" w:sz="4" w:space="0"/>
-            <w:insideH w:val="none" w:color="auto" w:sz="0" w:space="0"/>
-            <w:insideV w:val="none" w:color="auto" w:sz="0" w:space="0"/>
-          </w:tblBorders>
+          <w:tblW w:w="8568" w:type="dxa"/>
+          <w:tblInd w:w="0" w:type="dxa"/>
           <w:tblLayout w:type="fixed"/>
           <w:tblCellMar>
             <w:top w:w="0" w:type="dxa"/>
@@ -271,16 +238,16 @@
         </w:tblPrEx>
         <w:trPr>
           <w:cantSplit/>
-          <w:trHeight w:val="602" w:hRule="atLeast"/>
+          <w:trHeight w:val="602"/>
         </w:trPr>
         <w:tc>
           <w:tcPr>
             <w:tcW w:w="1384" w:type="dxa"/>
             <w:tcBorders>
-              <w:top w:val="single" w:color="auto" w:sz="4" w:space="0"/>
-              <w:left w:val="single" w:color="auto" w:sz="4" w:space="0"/>
-              <w:bottom w:val="single" w:color="auto" w:sz="4" w:space="0"/>
-              <w:right w:val="single" w:color="auto" w:sz="4" w:space="0"/>
+              <w:top w:val="single" w:sz="4" w:space="0" w:color="auto"/>
+              <w:left w:val="single" w:sz="4" w:space="0" w:color="auto"/>
+              <w:bottom w:val="single" w:sz="4" w:space="0" w:color="auto"/>
+              <w:right w:val="single" w:sz="4" w:space="0" w:color="auto"/>
             </w:tcBorders>
             <w:vAlign w:val="center"/>
           </w:tcPr>
@@ -296,7 +263,7 @@
             </w:pPr>
             <w:r>
               <w:rPr>
-                <w:rFonts w:hint="eastAsia" w:ascii="宋体" w:hAnsi="宋体"/>
+                <w:rFonts w:ascii="宋体" w:hAnsi="宋体" w:hint="eastAsia"/>
                 <w:szCs w:val="21"/>
               </w:rPr>
               <w:t>编制部门</w:t>
@@ -307,10 +274,10 @@
           <w:tcPr>
             <w:tcW w:w="3404" w:type="dxa"/>
             <w:tcBorders>
-              <w:top w:val="single" w:color="auto" w:sz="4" w:space="0"/>
-              <w:left w:val="single" w:color="auto" w:sz="4" w:space="0"/>
-              <w:bottom w:val="single" w:color="auto" w:sz="4" w:space="0"/>
-              <w:right w:val="single" w:color="auto" w:sz="4" w:space="0"/>
+              <w:top w:val="single" w:sz="4" w:space="0" w:color="auto"/>
+              <w:left w:val="single" w:sz="4" w:space="0" w:color="auto"/>
+              <w:bottom w:val="single" w:sz="4" w:space="0" w:color="auto"/>
+              <w:right w:val="single" w:sz="4" w:space="0" w:color="auto"/>
             </w:tcBorders>
             <w:shd w:val="clear" w:color="auto" w:fill="auto"/>
             <w:vAlign w:val="center"/>
@@ -327,7 +294,7 @@
             </w:pPr>
             <w:r>
               <w:rPr>
-                <w:rFonts w:hint="eastAsia" w:ascii="宋体" w:hAnsi="宋体"/>
+                <w:rFonts w:ascii="宋体" w:hAnsi="宋体" w:hint="eastAsia"/>
                 <w:szCs w:val="21"/>
               </w:rPr>
               <w:t>质量管理部</w:t>
@@ -338,10 +305,10 @@
           <w:tcPr>
             <w:tcW w:w="1440" w:type="dxa"/>
             <w:tcBorders>
-              <w:top w:val="single" w:color="auto" w:sz="4" w:space="0"/>
-              <w:left w:val="single" w:color="auto" w:sz="4" w:space="0"/>
-              <w:bottom w:val="single" w:color="auto" w:sz="4" w:space="0"/>
-              <w:right w:val="single" w:color="auto" w:sz="4" w:space="0"/>
+              <w:top w:val="single" w:sz="4" w:space="0" w:color="auto"/>
+              <w:left w:val="single" w:sz="4" w:space="0" w:color="auto"/>
+              <w:bottom w:val="single" w:sz="4" w:space="0" w:color="auto"/>
+              <w:right w:val="single" w:sz="4" w:space="0" w:color="auto"/>
             </w:tcBorders>
             <w:vAlign w:val="center"/>
           </w:tcPr>
@@ -357,7 +324,7 @@
             </w:pPr>
             <w:r>
               <w:rPr>
-                <w:rFonts w:hint="eastAsia" w:ascii="宋体" w:hAnsi="宋体"/>
+                <w:rFonts w:ascii="宋体" w:hAnsi="宋体" w:hint="eastAsia"/>
                 <w:szCs w:val="21"/>
               </w:rPr>
               <w:t>编制日期</w:t>
@@ -368,10 +335,10 @@
           <w:tcPr>
             <w:tcW w:w="2340" w:type="dxa"/>
             <w:tcBorders>
-              <w:top w:val="single" w:color="auto" w:sz="4" w:space="0"/>
-              <w:left w:val="single" w:color="auto" w:sz="4" w:space="0"/>
-              <w:bottom w:val="single" w:color="auto" w:sz="4" w:space="0"/>
-              <w:right w:val="single" w:color="auto" w:sz="4" w:space="0"/>
+              <w:top w:val="single" w:sz="4" w:space="0" w:color="auto"/>
+              <w:left w:val="single" w:sz="4" w:space="0" w:color="auto"/>
+              <w:bottom w:val="single" w:sz="4" w:space="0" w:color="auto"/>
+              <w:right w:val="single" w:sz="4" w:space="0" w:color="auto"/>
             </w:tcBorders>
             <w:vAlign w:val="center"/>
           </w:tcPr>
@@ -388,14 +355,14 @@
             </w:pPr>
             <w:r>
               <w:rPr>
-                <w:rFonts w:hint="eastAsia" w:ascii="宋体" w:hAnsi="宋体"/>
-                <w:szCs w:val="21"/>
-              </w:rPr>
-              <w:t>201</w:t>
-            </w:r>
-            <w:r>
-              <w:rPr>
-                <w:rFonts w:hint="eastAsia" w:ascii="宋体" w:hAnsi="宋体"/>
+                <w:rFonts w:ascii="宋体" w:hAnsi="宋体" w:hint="eastAsia"/>
+                <w:szCs w:val="21"/>
+              </w:rPr>
+              <w:t xml:space="preserve">2025年 </w:t>
+            </w:r>
+            <w:r>
+              <w:rPr>
+                <w:rFonts w:ascii="宋体" w:hAnsi="宋体" w:hint="eastAsia"/>
                 <w:szCs w:val="21"/>
                 <w:lang w:val="en-US" w:eastAsia="zh-CN"/>
               </w:rPr>
@@ -403,37 +370,22 @@
             </w:r>
             <w:r>
               <w:rPr>
-                <w:rFonts w:hint="eastAsia" w:ascii="宋体" w:hAnsi="宋体"/>
-                <w:szCs w:val="21"/>
-              </w:rPr>
-              <w:t xml:space="preserve">年 </w:t>
-            </w:r>
-            <w:r>
-              <w:rPr>
-                <w:rFonts w:hint="eastAsia" w:ascii="宋体" w:hAnsi="宋体"/>
+                <w:rFonts w:ascii="宋体" w:hAnsi="宋体" w:hint="eastAsia"/>
+                <w:szCs w:val="21"/>
+              </w:rPr>
+              <w:t xml:space="preserve">月 </w:t>
+            </w:r>
+            <w:r>
+              <w:rPr>
+                <w:rFonts w:ascii="宋体" w:hAnsi="宋体" w:hint="eastAsia"/>
                 <w:szCs w:val="21"/>
                 <w:lang w:val="en-US" w:eastAsia="zh-CN"/>
               </w:rPr>
-              <w:t>4</w:t>
-            </w:r>
-            <w:r>
-              <w:rPr>
-                <w:rFonts w:hint="eastAsia" w:ascii="宋体" w:hAnsi="宋体"/>
-                <w:szCs w:val="21"/>
-              </w:rPr>
-              <w:t xml:space="preserve">月 </w:t>
-            </w:r>
-            <w:r>
-              <w:rPr>
-                <w:rFonts w:hint="eastAsia" w:ascii="宋体" w:hAnsi="宋体"/>
-                <w:szCs w:val="21"/>
-                <w:lang w:val="en-US" w:eastAsia="zh-CN"/>
-              </w:rPr>
-              <w:t>2</w:t>
-            </w:r>
-            <w:r>
-              <w:rPr>
-                <w:rFonts w:hint="eastAsia" w:ascii="宋体" w:hAnsi="宋体"/>
+              <w:t>11</w:t>
+            </w:r>
+            <w:r>
+              <w:rPr>
+                <w:rFonts w:ascii="宋体" w:hAnsi="宋体" w:hint="eastAsia"/>
                 <w:szCs w:val="21"/>
               </w:rPr>
               <w:t>日</w:t>
@@ -443,14 +395,8 @@
       </w:tr>
       <w:tr>
         <w:tblPrEx>
-          <w:tblBorders>
-            <w:top w:val="single" w:color="auto" w:sz="4" w:space="0"/>
-            <w:left w:val="single" w:color="auto" w:sz="4" w:space="0"/>
-            <w:bottom w:val="single" w:color="auto" w:sz="4" w:space="0"/>
-            <w:right w:val="single" w:color="auto" w:sz="4" w:space="0"/>
-            <w:insideH w:val="none" w:color="auto" w:sz="0" w:space="0"/>
-            <w:insideV w:val="none" w:color="auto" w:sz="0" w:space="0"/>
-          </w:tblBorders>
+          <w:tblW w:w="8568" w:type="dxa"/>
+          <w:tblInd w:w="0" w:type="dxa"/>
           <w:tblLayout w:type="fixed"/>
           <w:tblCellMar>
             <w:top w:w="0" w:type="dxa"/>
@@ -460,16 +406,16 @@
           </w:tblCellMar>
         </w:tblPrEx>
         <w:trPr>
-          <w:trHeight w:val="2457" w:hRule="atLeast"/>
+          <w:trHeight w:val="2457"/>
         </w:trPr>
         <w:tc>
           <w:tcPr>
             <w:tcW w:w="1384" w:type="dxa"/>
             <w:tcBorders>
-              <w:top w:val="single" w:color="auto" w:sz="4" w:space="0"/>
-              <w:left w:val="single" w:color="auto" w:sz="4" w:space="0"/>
-              <w:bottom w:val="single" w:color="auto" w:sz="4" w:space="0"/>
-              <w:right w:val="single" w:color="auto" w:sz="4" w:space="0"/>
+              <w:top w:val="single" w:sz="4" w:space="0" w:color="auto"/>
+              <w:left w:val="single" w:sz="4" w:space="0" w:color="auto"/>
+              <w:bottom w:val="single" w:sz="4" w:space="0" w:color="auto"/>
+              <w:right w:val="single" w:sz="4" w:space="0" w:color="auto"/>
             </w:tcBorders>
             <w:textDirection w:val="tbRlV"/>
             <w:vAlign w:val="center"/>
@@ -502,7 +448,7 @@
             </w:pPr>
             <w:r>
               <w:rPr>
-                <w:rFonts w:hint="eastAsia" w:ascii="宋体" w:hAnsi="宋体"/>
+                <w:rFonts w:ascii="宋体" w:hAnsi="宋体" w:hint="eastAsia"/>
                 <w:spacing w:val="135"/>
                 <w:kern w:val="0"/>
                 <w:szCs w:val="21"/>
@@ -511,7 +457,7 @@
             </w:r>
             <w:r>
               <w:rPr>
-                <w:rFonts w:hint="eastAsia" w:ascii="宋体" w:hAnsi="宋体"/>
+                <w:rFonts w:ascii="宋体" w:hAnsi="宋体" w:hint="eastAsia"/>
                 <w:spacing w:val="15"/>
                 <w:kern w:val="0"/>
                 <w:szCs w:val="21"/>
@@ -537,10 +483,10 @@
             <w:tcW w:w="7184" w:type="dxa"/>
             <w:gridSpan w:val="3"/>
             <w:tcBorders>
-              <w:top w:val="single" w:color="auto" w:sz="4" w:space="0"/>
-              <w:left w:val="single" w:color="auto" w:sz="4" w:space="0"/>
-              <w:bottom w:val="single" w:color="auto" w:sz="4" w:space="0"/>
-              <w:right w:val="single" w:color="auto" w:sz="4" w:space="0"/>
+              <w:top w:val="single" w:sz="4" w:space="0" w:color="auto"/>
+              <w:left w:val="single" w:sz="4" w:space="0" w:color="auto"/>
+              <w:bottom w:val="single" w:sz="4" w:space="0" w:color="auto"/>
+              <w:right w:val="single" w:sz="4" w:space="0" w:color="auto"/>
             </w:tcBorders>
             <w:vAlign w:val="center"/>
           </w:tcPr>
@@ -554,7 +500,7 @@
             </w:pPr>
             <w:r>
               <w:rPr>
-                <w:rFonts w:hint="eastAsia" w:ascii="宋体" w:hAnsi="宋体"/>
+                <w:rFonts w:ascii="宋体" w:hAnsi="宋体" w:hint="eastAsia"/>
                 <w:szCs w:val="21"/>
               </w:rPr>
               <w:t>评价运维服务能力体系的运行：</w:t>
@@ -570,14 +516,14 @@
             </w:pPr>
             <w:r>
               <w:rPr>
-                <w:rFonts w:hint="eastAsia" w:ascii="宋体" w:hAnsi="宋体"/>
+                <w:rFonts w:ascii="宋体" w:hAnsi="宋体" w:hint="eastAsia"/>
                 <w:szCs w:val="21"/>
               </w:rPr>
               <w:t>1）检查公司</w:t>
             </w:r>
             <w:r>
               <w:rPr>
-                <w:rFonts w:hint="eastAsia" w:ascii="宋体" w:hAnsi="宋体"/>
+                <w:rFonts w:ascii="宋体" w:hAnsi="宋体" w:hint="eastAsia"/>
                 <w:szCs w:val="21"/>
                 <w:lang w:eastAsia="zh-CN"/>
               </w:rPr>
@@ -585,7 +531,7 @@
             </w:r>
             <w:r>
               <w:rPr>
-                <w:rFonts w:hint="eastAsia" w:ascii="宋体" w:hAnsi="宋体"/>
+                <w:rFonts w:ascii="宋体" w:hAnsi="宋体" w:hint="eastAsia"/>
                 <w:szCs w:val="21"/>
               </w:rPr>
               <w:t>服务能力管理体系的有效性、符合性及适宜性；</w:t>
@@ -601,14 +547,14 @@
             </w:pPr>
             <w:r>
               <w:rPr>
-                <w:rFonts w:hint="eastAsia" w:ascii="宋体" w:hAnsi="宋体"/>
+                <w:rFonts w:ascii="宋体" w:hAnsi="宋体" w:hint="eastAsia"/>
                 <w:szCs w:val="21"/>
               </w:rPr>
               <w:t>2）确保</w:t>
             </w:r>
             <w:r>
               <w:rPr>
-                <w:rFonts w:hint="eastAsia" w:ascii="宋体" w:hAnsi="宋体"/>
+                <w:rFonts w:ascii="宋体" w:hAnsi="宋体" w:hint="eastAsia"/>
                 <w:szCs w:val="21"/>
                 <w:lang w:eastAsia="zh-CN"/>
               </w:rPr>
@@ -616,7 +562,7 @@
             </w:r>
             <w:r>
               <w:rPr>
-                <w:rFonts w:hint="eastAsia" w:ascii="宋体" w:hAnsi="宋体"/>
+                <w:rFonts w:ascii="宋体" w:hAnsi="宋体" w:hint="eastAsia"/>
                 <w:szCs w:val="21"/>
               </w:rPr>
               <w:t>服务能力管理体系符合GB/T 28827.1《信息技术服务 运维维护 第1部分：通用要求》标准和ITSS能力成熟度3级的要求。</w:t>
@@ -632,7 +578,7 @@
             </w:pPr>
             <w:r>
               <w:rPr>
-                <w:rFonts w:hint="eastAsia" w:ascii="宋体" w:hAnsi="宋体"/>
+                <w:rFonts w:ascii="宋体" w:hAnsi="宋体" w:hint="eastAsia"/>
                 <w:szCs w:val="21"/>
               </w:rPr>
               <w:t>3）审核运维服务能力管理体系文件的适用性</w:t>
@@ -648,7 +594,7 @@
             </w:pPr>
             <w:r>
               <w:rPr>
-                <w:rFonts w:hint="eastAsia" w:ascii="宋体" w:hAnsi="宋体"/>
+                <w:rFonts w:ascii="宋体" w:hAnsi="宋体" w:hint="eastAsia"/>
                 <w:szCs w:val="21"/>
               </w:rPr>
               <w:t>4）审核运维服务能力管理体系的运行情况</w:t>
@@ -658,14 +604,8 @@
       </w:tr>
       <w:tr>
         <w:tblPrEx>
-          <w:tblBorders>
-            <w:top w:val="single" w:color="auto" w:sz="4" w:space="0"/>
-            <w:left w:val="single" w:color="auto" w:sz="4" w:space="0"/>
-            <w:bottom w:val="single" w:color="auto" w:sz="4" w:space="0"/>
-            <w:right w:val="single" w:color="auto" w:sz="4" w:space="0"/>
-            <w:insideH w:val="none" w:color="auto" w:sz="0" w:space="0"/>
-            <w:insideV w:val="none" w:color="auto" w:sz="0" w:space="0"/>
-          </w:tblBorders>
+          <w:tblW w:w="8568" w:type="dxa"/>
+          <w:tblInd w:w="0" w:type="dxa"/>
           <w:tblLayout w:type="fixed"/>
           <w:tblCellMar>
             <w:top w:w="0" w:type="dxa"/>
@@ -675,16 +615,16 @@
           </w:tblCellMar>
         </w:tblPrEx>
         <w:trPr>
-          <w:trHeight w:val="1711" w:hRule="atLeast"/>
+          <w:trHeight w:val="1711"/>
         </w:trPr>
         <w:tc>
           <w:tcPr>
             <w:tcW w:w="1384" w:type="dxa"/>
             <w:tcBorders>
-              <w:top w:val="single" w:color="auto" w:sz="4" w:space="0"/>
-              <w:left w:val="single" w:color="auto" w:sz="4" w:space="0"/>
-              <w:bottom w:val="single" w:color="auto" w:sz="4" w:space="0"/>
-              <w:right w:val="single" w:color="auto" w:sz="4" w:space="0"/>
+              <w:top w:val="single" w:sz="4" w:space="0" w:color="auto"/>
+              <w:left w:val="single" w:sz="4" w:space="0" w:color="auto"/>
+              <w:bottom w:val="single" w:sz="4" w:space="0" w:color="auto"/>
+              <w:right w:val="single" w:sz="4" w:space="0" w:color="auto"/>
             </w:tcBorders>
             <w:textDirection w:val="tbRlV"/>
             <w:vAlign w:val="center"/>
@@ -703,7 +643,7 @@
             </w:pPr>
             <w:r>
               <w:rPr>
-                <w:rFonts w:hint="eastAsia" w:ascii="宋体" w:hAnsi="宋体"/>
+                <w:rFonts w:ascii="宋体" w:hAnsi="宋体" w:hint="eastAsia"/>
                 <w:kern w:val="0"/>
                 <w:szCs w:val="21"/>
               </w:rPr>
@@ -716,38 +656,53 @@
             <w:tcW w:w="7184" w:type="dxa"/>
             <w:gridSpan w:val="3"/>
             <w:tcBorders>
-              <w:top w:val="single" w:color="auto" w:sz="4" w:space="0"/>
-              <w:left w:val="single" w:color="auto" w:sz="4" w:space="0"/>
-              <w:bottom w:val="single" w:color="auto" w:sz="4" w:space="0"/>
-              <w:right w:val="single" w:color="auto" w:sz="4" w:space="0"/>
-            </w:tcBorders>
-            <w:vAlign w:val="center"/>
-          </w:tcPr>
-          <w:p>
-            <w:pPr>
-              <w:rPr>
-                <w:rFonts w:ascii="宋体" w:hAnsi="宋体"/>
-                <w:szCs w:val="21"/>
-              </w:rPr>
-            </w:pPr>
-            <w:r>
-              <w:rPr>
-                <w:rFonts w:hint="eastAsia" w:ascii="宋体" w:hAnsi="宋体"/>
-                <w:szCs w:val="21"/>
-              </w:rPr>
-              <w:t>1）GB/T 28827.1《信息技术服务 运维维护 第1部分：通用要求》标准和ITSS能力成熟度3级</w:t>
-            </w:r>
-          </w:p>
-          <w:p>
-            <w:pPr>
-              <w:rPr>
-                <w:rFonts w:ascii="宋体" w:hAnsi="宋体"/>
-                <w:szCs w:val="21"/>
-              </w:rPr>
-            </w:pPr>
-            <w:r>
-              <w:rPr>
-                <w:rFonts w:hint="eastAsia" w:ascii="宋体" w:hAnsi="宋体"/>
+              <w:top w:val="single" w:sz="4" w:space="0" w:color="auto"/>
+              <w:left w:val="single" w:sz="4" w:space="0" w:color="auto"/>
+              <w:bottom w:val="single" w:sz="4" w:space="0" w:color="auto"/>
+              <w:right w:val="single" w:sz="4" w:space="0" w:color="auto"/>
+            </w:tcBorders>
+            <w:vAlign w:val="center"/>
+          </w:tcPr>
+          <w:p>
+            <w:pPr>
+              <w:rPr>
+                <w:rFonts w:ascii="宋体" w:hAnsi="宋体"/>
+                <w:szCs w:val="21"/>
+              </w:rPr>
+            </w:pPr>
+            <w:r>
+              <w:rPr>
+                <w:rFonts w:ascii="宋体" w:hAnsi="宋体" w:hint="eastAsia"/>
+                <w:szCs w:val="21"/>
+              </w:rPr>
+              <w:t>1）GB/T 28827.1《信息技术服务 运维维护 第1部分：通用要求》标准和ITSS能力成熟度</w:t>
+            </w:r>
+            <w:r>
+              <w:rPr>
+                <w:rFonts w:ascii="宋体" w:hAnsi="宋体" w:hint="eastAsia"/>
+                <w:szCs w:val="21"/>
+                <w:lang w:val="en-US" w:eastAsia="zh-CN"/>
+              </w:rPr>
+              <w:t>4</w:t>
+            </w:r>
+            <w:r>
+              <w:rPr>
+                <w:rFonts w:ascii="宋体" w:hAnsi="宋体" w:hint="eastAsia"/>
+                <w:szCs w:val="21"/>
+              </w:rPr>
+              <w:t>级</w:t>
+            </w:r>
+          </w:p>
+          <w:p>
+            <w:pPr>
+              <w:rPr>
+                <w:rFonts w:ascii="宋体" w:hAnsi="宋体"/>
+                <w:szCs w:val="21"/>
+              </w:rPr>
+            </w:pPr>
+            <w:r>
+              <w:rPr>
+                <w:rFonts w:ascii="宋体" w:hAnsi="宋体" w:hint="eastAsia"/>
                 <w:szCs w:val="21"/>
               </w:rPr>
               <w:t>2）公司运维服务能力管理体系文件及运行记录</w:t>
@@ -762,7 +717,7 @@
             </w:pPr>
             <w:r>
               <w:rPr>
-                <w:rFonts w:hint="eastAsia" w:ascii="宋体" w:hAnsi="宋体"/>
+                <w:rFonts w:ascii="宋体" w:hAnsi="宋体" w:hint="eastAsia"/>
                 <w:szCs w:val="21"/>
               </w:rPr>
               <w:t>3）合同/相关法律法规</w:t>
@@ -772,14 +727,8 @@
       </w:tr>
       <w:tr>
         <w:tblPrEx>
-          <w:tblBorders>
-            <w:top w:val="single" w:color="auto" w:sz="4" w:space="0"/>
-            <w:left w:val="single" w:color="auto" w:sz="4" w:space="0"/>
-            <w:bottom w:val="single" w:color="auto" w:sz="4" w:space="0"/>
-            <w:right w:val="single" w:color="auto" w:sz="4" w:space="0"/>
-            <w:insideH w:val="none" w:color="auto" w:sz="0" w:space="0"/>
-            <w:insideV w:val="none" w:color="auto" w:sz="0" w:space="0"/>
-          </w:tblBorders>
+          <w:tblW w:w="8568" w:type="dxa"/>
+          <w:tblInd w:w="0" w:type="dxa"/>
           <w:tblLayout w:type="fixed"/>
           <w:tblCellMar>
             <w:top w:w="0" w:type="dxa"/>
@@ -789,16 +738,16 @@
           </w:tblCellMar>
         </w:tblPrEx>
         <w:trPr>
-          <w:trHeight w:val="1389" w:hRule="atLeast"/>
+          <w:trHeight w:val="1389"/>
         </w:trPr>
         <w:tc>
           <w:tcPr>
             <w:tcW w:w="1384" w:type="dxa"/>
             <w:tcBorders>
-              <w:top w:val="single" w:color="auto" w:sz="4" w:space="0"/>
-              <w:left w:val="single" w:color="auto" w:sz="4" w:space="0"/>
-              <w:bottom w:val="single" w:color="auto" w:sz="4" w:space="0"/>
-              <w:right w:val="single" w:color="auto" w:sz="4" w:space="0"/>
+              <w:top w:val="single" w:sz="4" w:space="0" w:color="auto"/>
+              <w:left w:val="single" w:sz="4" w:space="0" w:color="auto"/>
+              <w:bottom w:val="single" w:sz="4" w:space="0" w:color="auto"/>
+              <w:right w:val="single" w:sz="4" w:space="0" w:color="auto"/>
             </w:tcBorders>
             <w:textDirection w:val="tbRlV"/>
             <w:vAlign w:val="center"/>
@@ -817,7 +766,7 @@
             </w:pPr>
             <w:r>
               <w:rPr>
-                <w:rFonts w:hint="eastAsia" w:ascii="宋体" w:hAnsi="宋体"/>
+                <w:rFonts w:ascii="宋体" w:hAnsi="宋体" w:hint="eastAsia"/>
                 <w:kern w:val="0"/>
                 <w:szCs w:val="21"/>
               </w:rPr>
@@ -830,10 +779,10 @@
             <w:tcW w:w="7184" w:type="dxa"/>
             <w:gridSpan w:val="3"/>
             <w:tcBorders>
-              <w:top w:val="single" w:color="auto" w:sz="4" w:space="0"/>
-              <w:left w:val="single" w:color="auto" w:sz="4" w:space="0"/>
-              <w:bottom w:val="single" w:color="auto" w:sz="4" w:space="0"/>
-              <w:right w:val="single" w:color="auto" w:sz="4" w:space="0"/>
+              <w:top w:val="single" w:sz="4" w:space="0" w:color="auto"/>
+              <w:left w:val="single" w:sz="4" w:space="0" w:color="auto"/>
+              <w:bottom w:val="single" w:sz="4" w:space="0" w:color="auto"/>
+              <w:right w:val="single" w:sz="4" w:space="0" w:color="auto"/>
             </w:tcBorders>
             <w:vAlign w:val="center"/>
           </w:tcPr>
@@ -853,7 +802,7 @@
             </w:r>
             <w:r>
               <w:rPr>
-                <w:rFonts w:hint="eastAsia" w:ascii="宋体" w:hAnsi="宋体"/>
+                <w:rFonts w:ascii="宋体" w:hAnsi="宋体" w:hint="eastAsia"/>
                 <w:szCs w:val="21"/>
               </w:rPr>
               <w:t>行</w:t>
@@ -867,7 +816,7 @@
             </w:r>
             <w:r>
               <w:rPr>
-                <w:rFonts w:hint="eastAsia" w:ascii="宋体" w:hAnsi="宋体"/>
+                <w:rFonts w:ascii="宋体" w:hAnsi="宋体" w:hint="eastAsia"/>
                 <w:szCs w:val="21"/>
               </w:rPr>
               <w:t>护</w:t>
@@ -881,7 +830,7 @@
             </w:r>
             <w:r>
               <w:rPr>
-                <w:rFonts w:hint="eastAsia" w:ascii="宋体" w:hAnsi="宋体"/>
+                <w:rFonts w:ascii="宋体" w:hAnsi="宋体" w:hint="eastAsia"/>
                 <w:szCs w:val="21"/>
               </w:rPr>
               <w:t>和能力</w:t>
@@ -891,14 +840,8 @@
       </w:tr>
       <w:tr>
         <w:tblPrEx>
-          <w:tblBorders>
-            <w:top w:val="single" w:color="auto" w:sz="4" w:space="0"/>
-            <w:left w:val="single" w:color="auto" w:sz="4" w:space="0"/>
-            <w:bottom w:val="single" w:color="auto" w:sz="4" w:space="0"/>
-            <w:right w:val="single" w:color="auto" w:sz="4" w:space="0"/>
-            <w:insideH w:val="none" w:color="auto" w:sz="0" w:space="0"/>
-            <w:insideV w:val="none" w:color="auto" w:sz="0" w:space="0"/>
-          </w:tblBorders>
+          <w:tblW w:w="8568" w:type="dxa"/>
+          <w:tblInd w:w="0" w:type="dxa"/>
           <w:tblLayout w:type="fixed"/>
           <w:tblCellMar>
             <w:top w:w="0" w:type="dxa"/>
@@ -908,16 +851,16 @@
           </w:tblCellMar>
         </w:tblPrEx>
         <w:trPr>
-          <w:trHeight w:val="2483" w:hRule="atLeast"/>
+          <w:trHeight w:val="2483"/>
         </w:trPr>
         <w:tc>
           <w:tcPr>
             <w:tcW w:w="1384" w:type="dxa"/>
             <w:tcBorders>
-              <w:top w:val="single" w:color="auto" w:sz="4" w:space="0"/>
-              <w:left w:val="single" w:color="auto" w:sz="4" w:space="0"/>
-              <w:bottom w:val="single" w:color="auto" w:sz="4" w:space="0"/>
-              <w:right w:val="single" w:color="auto" w:sz="4" w:space="0"/>
+              <w:top w:val="single" w:sz="4" w:space="0" w:color="auto"/>
+              <w:left w:val="single" w:sz="4" w:space="0" w:color="auto"/>
+              <w:bottom w:val="single" w:sz="4" w:space="0" w:color="auto"/>
+              <w:right w:val="single" w:sz="4" w:space="0" w:color="auto"/>
             </w:tcBorders>
             <w:textDirection w:val="tbRlV"/>
             <w:vAlign w:val="center"/>
@@ -935,7 +878,7 @@
             </w:pPr>
             <w:r>
               <w:rPr>
-                <w:rFonts w:hint="eastAsia" w:ascii="宋体" w:hAnsi="宋体"/>
+                <w:rFonts w:ascii="宋体" w:hAnsi="宋体" w:hint="eastAsia"/>
                 <w:szCs w:val="21"/>
               </w:rPr>
               <w:t>审核组成员</w:t>
@@ -947,10 +890,10 @@
             <w:tcW w:w="7184" w:type="dxa"/>
             <w:gridSpan w:val="3"/>
             <w:tcBorders>
-              <w:top w:val="single" w:color="auto" w:sz="4" w:space="0"/>
-              <w:left w:val="single" w:color="auto" w:sz="4" w:space="0"/>
-              <w:bottom w:val="single" w:color="auto" w:sz="4" w:space="0"/>
-              <w:right w:val="single" w:color="auto" w:sz="4" w:space="0"/>
+              <w:top w:val="single" w:sz="4" w:space="0" w:color="auto"/>
+              <w:left w:val="single" w:sz="4" w:space="0" w:color="auto"/>
+              <w:bottom w:val="single" w:sz="4" w:space="0" w:color="auto"/>
+              <w:right w:val="single" w:sz="4" w:space="0" w:color="auto"/>
             </w:tcBorders>
           </w:tcPr>
           <w:p>
@@ -965,7 +908,7 @@
             </w:pPr>
             <w:r>
               <w:rPr>
-                <w:rFonts w:hint="eastAsia" w:ascii="宋体" w:hAnsi="宋体"/>
+                <w:rFonts w:ascii="宋体" w:hAnsi="宋体" w:hint="eastAsia"/>
                 <w:szCs w:val="21"/>
               </w:rPr>
               <w:t>组长：高永军</w:t>
@@ -994,7 +937,7 @@
             </w:pPr>
             <w:r>
               <w:rPr>
-                <w:rFonts w:hint="eastAsia" w:ascii="宋体" w:hAnsi="宋体"/>
+                <w:rFonts w:ascii="宋体" w:hAnsi="宋体" w:hint="eastAsia"/>
                 <w:szCs w:val="21"/>
               </w:rPr>
               <w:t>组员： 王梦迪、唐旭</w:t>
@@ -1015,14 +958,8 @@
       </w:tr>
       <w:tr>
         <w:tblPrEx>
-          <w:tblBorders>
-            <w:top w:val="single" w:color="auto" w:sz="4" w:space="0"/>
-            <w:left w:val="single" w:color="auto" w:sz="4" w:space="0"/>
-            <w:bottom w:val="single" w:color="auto" w:sz="4" w:space="0"/>
-            <w:right w:val="single" w:color="auto" w:sz="4" w:space="0"/>
-            <w:insideH w:val="none" w:color="auto" w:sz="0" w:space="0"/>
-            <w:insideV w:val="none" w:color="auto" w:sz="0" w:space="0"/>
-          </w:tblBorders>
+          <w:tblW w:w="8568" w:type="dxa"/>
+          <w:tblInd w:w="0" w:type="dxa"/>
           <w:tblLayout w:type="fixed"/>
           <w:tblCellMar>
             <w:top w:w="0" w:type="dxa"/>
@@ -1032,16 +969,16 @@
           </w:tblCellMar>
         </w:tblPrEx>
         <w:trPr>
-          <w:trHeight w:val="1579" w:hRule="atLeast"/>
+          <w:trHeight w:val="1401"/>
         </w:trPr>
         <w:tc>
           <w:tcPr>
             <w:tcW w:w="1384" w:type="dxa"/>
             <w:tcBorders>
-              <w:top w:val="single" w:color="auto" w:sz="4" w:space="0"/>
-              <w:left w:val="single" w:color="auto" w:sz="4" w:space="0"/>
-              <w:bottom w:val="single" w:color="auto" w:sz="4" w:space="0"/>
-              <w:right w:val="single" w:color="auto" w:sz="4" w:space="0"/>
+              <w:top w:val="single" w:sz="4" w:space="0" w:color="auto"/>
+              <w:left w:val="single" w:sz="4" w:space="0" w:color="auto"/>
+              <w:bottom w:val="single" w:sz="4" w:space="0" w:color="auto"/>
+              <w:right w:val="single" w:sz="4" w:space="0" w:color="auto"/>
             </w:tcBorders>
             <w:textDirection w:val="tbRlV"/>
             <w:vAlign w:val="center"/>
@@ -1059,7 +996,7 @@
             </w:pPr>
             <w:r>
               <w:rPr>
-                <w:rFonts w:hint="eastAsia" w:ascii="宋体" w:hAnsi="宋体"/>
+                <w:rFonts w:ascii="宋体" w:hAnsi="宋体" w:hint="eastAsia"/>
                 <w:szCs w:val="21"/>
               </w:rPr>
               <w:t>审批</w:t>
@@ -1070,15 +1007,15 @@
               <w:tabs>
                 <w:tab w:val="left" w:pos="3000"/>
               </w:tabs>
-              <w:ind w:left="113" w:leftChars="54" w:right="113"/>
-              <w:rPr>
-                <w:rFonts w:ascii="宋体" w:hAnsi="宋体"/>
-                <w:szCs w:val="21"/>
-              </w:rPr>
-            </w:pPr>
-            <w:r>
-              <w:rPr>
-                <w:rFonts w:hint="eastAsia" w:ascii="宋体" w:hAnsi="宋体"/>
+              <w:ind w:left="113" w:right="113" w:leftChars="54"/>
+              <w:rPr>
+                <w:rFonts w:ascii="宋体" w:hAnsi="宋体"/>
+                <w:szCs w:val="21"/>
+              </w:rPr>
+            </w:pPr>
+            <w:r>
+              <w:rPr>
+                <w:rFonts w:ascii="宋体" w:hAnsi="宋体" w:hint="eastAsia"/>
                 <w:szCs w:val="21"/>
               </w:rPr>
               <w:t>总经理</w:t>
@@ -1090,10 +1027,10 @@
             <w:tcW w:w="7184" w:type="dxa"/>
             <w:gridSpan w:val="3"/>
             <w:tcBorders>
-              <w:top w:val="single" w:color="auto" w:sz="4" w:space="0"/>
-              <w:left w:val="single" w:color="auto" w:sz="4" w:space="0"/>
-              <w:bottom w:val="single" w:color="auto" w:sz="4" w:space="0"/>
-              <w:right w:val="single" w:color="auto" w:sz="4" w:space="0"/>
+              <w:top w:val="single" w:sz="4" w:space="0" w:color="auto"/>
+              <w:left w:val="single" w:sz="4" w:space="0" w:color="auto"/>
+              <w:bottom w:val="single" w:sz="4" w:space="0" w:color="auto"/>
+              <w:right w:val="single" w:sz="4" w:space="0" w:color="auto"/>
             </w:tcBorders>
             <w:vAlign w:val="bottom"/>
           </w:tcPr>
@@ -1121,10 +1058,10 @@
             </w:pPr>
             <w:r>
               <w:rPr>
-                <w:rFonts w:hint="eastAsia" w:ascii="宋体" w:hAnsi="宋体"/>
-                <w:szCs w:val="21"/>
-              </w:rPr>
-              <w:t>签字：孙元朝</w:t>
+                <w:rFonts w:ascii="宋体" w:hAnsi="宋体" w:hint="eastAsia"/>
+                <w:szCs w:val="21"/>
+              </w:rPr>
+              <w:t>签字：陈潮华</w:t>
             </w:r>
           </w:p>
           <w:p>
@@ -1140,14 +1077,14 @@
             </w:pPr>
             <w:r>
               <w:rPr>
-                <w:rFonts w:hint="eastAsia" w:ascii="宋体" w:hAnsi="宋体"/>
-                <w:szCs w:val="21"/>
-              </w:rPr>
-              <w:t xml:space="preserve">                        201</w:t>
-            </w:r>
-            <w:r>
-              <w:rPr>
-                <w:rFonts w:hint="eastAsia" w:ascii="宋体" w:hAnsi="宋体"/>
+                <w:rFonts w:ascii="宋体" w:hAnsi="宋体" w:hint="eastAsia"/>
+                <w:szCs w:val="21"/>
+              </w:rPr>
+              <w:t xml:space="preserve">                        2025年 </w:t>
+            </w:r>
+            <w:r>
+              <w:rPr>
+                <w:rFonts w:ascii="宋体" w:hAnsi="宋体" w:hint="eastAsia"/>
                 <w:szCs w:val="21"/>
                 <w:lang w:val="en-US" w:eastAsia="zh-CN"/>
               </w:rPr>
@@ -1155,37 +1092,22 @@
             </w:r>
             <w:r>
               <w:rPr>
-                <w:rFonts w:hint="eastAsia" w:ascii="宋体" w:hAnsi="宋体"/>
-                <w:szCs w:val="21"/>
-              </w:rPr>
-              <w:t xml:space="preserve">年 </w:t>
-            </w:r>
-            <w:r>
-              <w:rPr>
-                <w:rFonts w:hint="eastAsia" w:ascii="宋体" w:hAnsi="宋体"/>
+                <w:rFonts w:ascii="宋体" w:hAnsi="宋体" w:hint="eastAsia"/>
+                <w:szCs w:val="21"/>
+              </w:rPr>
+              <w:t xml:space="preserve">月 </w:t>
+            </w:r>
+            <w:r>
+              <w:rPr>
+                <w:rFonts w:ascii="宋体" w:hAnsi="宋体" w:hint="eastAsia"/>
                 <w:szCs w:val="21"/>
                 <w:lang w:val="en-US" w:eastAsia="zh-CN"/>
               </w:rPr>
-              <w:t>4</w:t>
-            </w:r>
-            <w:r>
-              <w:rPr>
-                <w:rFonts w:hint="eastAsia" w:ascii="宋体" w:hAnsi="宋体"/>
-                <w:szCs w:val="21"/>
-              </w:rPr>
-              <w:t xml:space="preserve">月 </w:t>
-            </w:r>
-            <w:r>
-              <w:rPr>
-                <w:rFonts w:hint="eastAsia" w:ascii="宋体" w:hAnsi="宋体"/>
-                <w:szCs w:val="21"/>
-                <w:lang w:val="en-US" w:eastAsia="zh-CN"/>
-              </w:rPr>
-              <w:t>3</w:t>
-            </w:r>
-            <w:r>
-              <w:rPr>
-                <w:rFonts w:hint="eastAsia" w:ascii="宋体" w:hAnsi="宋体"/>
+              <w:t>11</w:t>
+            </w:r>
+            <w:r>
+              <w:rPr>
+                <w:rFonts w:ascii="宋体" w:hAnsi="宋体" w:hint="eastAsia"/>
                 <w:szCs w:val="21"/>
               </w:rPr>
               <w:t>日</w:t>
@@ -1194,30 +1116,6 @@
         </w:tc>
       </w:tr>
     </w:tbl>
-    <w:p>
-      <w:pPr>
-        <w:spacing w:line="360" w:lineRule="auto"/>
-        <w:rPr>
-          <w:rFonts w:ascii="宋体" w:hAnsi="宋体"/>
-          <w:b/>
-          <w:bCs/>
-          <w:sz w:val="44"/>
-          <w:u w:val="single"/>
-        </w:rPr>
-      </w:pPr>
-    </w:p>
-    <w:p>
-      <w:pPr>
-        <w:spacing w:line="360" w:lineRule="auto"/>
-        <w:rPr>
-          <w:rFonts w:ascii="宋体" w:hAnsi="宋体"/>
-          <w:b/>
-          <w:bCs/>
-          <w:sz w:val="44"/>
-          <w:u w:val="single"/>
-        </w:rPr>
-      </w:pPr>
-    </w:p>
     <w:p>
       <w:pPr>
         <w:widowControl/>
@@ -1255,17 +1153,17 @@
     </w:p>
     <w:tbl>
       <w:tblPr>
-        <w:tblStyle w:val="9"/>
+        <w:tblStyle w:val="TableNormal"/>
         <w:tblpPr w:leftFromText="180" w:rightFromText="180" w:vertAnchor="page" w:horzAnchor="page" w:tblpX="1405" w:tblpY="2578"/>
         <w:tblW w:w="9468" w:type="dxa"/>
         <w:tblInd w:w="0" w:type="dxa"/>
         <w:tblBorders>
-          <w:top w:val="single" w:color="auto" w:sz="4" w:space="0"/>
-          <w:left w:val="single" w:color="auto" w:sz="4" w:space="0"/>
-          <w:bottom w:val="single" w:color="auto" w:sz="4" w:space="0"/>
-          <w:right w:val="single" w:color="auto" w:sz="4" w:space="0"/>
-          <w:insideH w:val="single" w:color="auto" w:sz="4" w:space="0"/>
-          <w:insideV w:val="single" w:color="auto" w:sz="4" w:space="0"/>
+          <w:top w:val="single" w:sz="4" w:space="0" w:color="auto"/>
+          <w:left w:val="single" w:sz="4" w:space="0" w:color="auto"/>
+          <w:bottom w:val="single" w:sz="4" w:space="0" w:color="auto"/>
+          <w:right w:val="single" w:sz="4" w:space="0" w:color="auto"/>
+          <w:insideH w:val="single" w:sz="4" w:space="0" w:color="auto"/>
+          <w:insideV w:val="single" w:sz="4" w:space="0" w:color="auto"/>
         </w:tblBorders>
         <w:tblLayout w:type="fixed"/>
         <w:tblCellMar>
@@ -1284,13 +1182,15 @@
       </w:tblGrid>
       <w:tr>
         <w:tblPrEx>
+          <w:tblW w:w="9468" w:type="dxa"/>
+          <w:tblInd w:w="0" w:type="dxa"/>
           <w:tblBorders>
-            <w:top w:val="single" w:color="auto" w:sz="4" w:space="0"/>
-            <w:left w:val="single" w:color="auto" w:sz="4" w:space="0"/>
-            <w:bottom w:val="single" w:color="auto" w:sz="4" w:space="0"/>
-            <w:right w:val="single" w:color="auto" w:sz="4" w:space="0"/>
-            <w:insideH w:val="single" w:color="auto" w:sz="4" w:space="0"/>
-            <w:insideV w:val="single" w:color="auto" w:sz="4" w:space="0"/>
+            <w:top w:val="single" w:sz="4" w:space="0" w:color="auto"/>
+            <w:left w:val="single" w:sz="4" w:space="0" w:color="auto"/>
+            <w:bottom w:val="single" w:sz="4" w:space="0" w:color="auto"/>
+            <w:right w:val="single" w:sz="4" w:space="0" w:color="auto"/>
+            <w:insideH w:val="single" w:sz="4" w:space="0" w:color="auto"/>
+            <w:insideV w:val="single" w:sz="4" w:space="0" w:color="auto"/>
           </w:tblBorders>
           <w:tblLayout w:type="fixed"/>
           <w:tblCellMar>
@@ -1301,17 +1201,17 @@
           </w:tblCellMar>
         </w:tblPrEx>
         <w:trPr>
-          <w:trHeight w:val="577" w:hRule="atLeast"/>
+          <w:trHeight w:val="577"/>
         </w:trPr>
         <w:tc>
           <w:tcPr>
             <w:tcW w:w="3168" w:type="dxa"/>
             <w:gridSpan w:val="2"/>
             <w:tcBorders>
-              <w:top w:val="single" w:color="auto" w:sz="4" w:space="0"/>
-              <w:left w:val="single" w:color="auto" w:sz="4" w:space="0"/>
-              <w:bottom w:val="single" w:color="auto" w:sz="4" w:space="0"/>
-              <w:right w:val="single" w:color="auto" w:sz="4" w:space="0"/>
+              <w:top w:val="single" w:sz="4" w:space="0" w:color="auto"/>
+              <w:left w:val="single" w:sz="4" w:space="0" w:color="auto"/>
+              <w:bottom w:val="single" w:sz="4" w:space="0" w:color="auto"/>
+              <w:right w:val="single" w:sz="4" w:space="0" w:color="auto"/>
             </w:tcBorders>
           </w:tcPr>
           <w:p>
@@ -1326,7 +1226,7 @@
             </w:pPr>
             <w:r>
               <w:rPr>
-                <w:rFonts w:hint="eastAsia" w:ascii="宋体" w:hAnsi="宋体"/>
+                <w:rFonts w:ascii="宋体" w:hAnsi="宋体" w:hint="eastAsia"/>
                 <w:sz w:val="28"/>
                 <w:szCs w:val="28"/>
               </w:rPr>
@@ -1338,10 +1238,10 @@
           <w:tcPr>
             <w:tcW w:w="1980" w:type="dxa"/>
             <w:tcBorders>
-              <w:top w:val="single" w:color="auto" w:sz="4" w:space="0"/>
-              <w:left w:val="single" w:color="auto" w:sz="4" w:space="0"/>
-              <w:bottom w:val="single" w:color="auto" w:sz="4" w:space="0"/>
-              <w:right w:val="single" w:color="auto" w:sz="4" w:space="0"/>
+              <w:top w:val="single" w:sz="4" w:space="0" w:color="auto"/>
+              <w:left w:val="single" w:sz="4" w:space="0" w:color="auto"/>
+              <w:bottom w:val="single" w:sz="4" w:space="0" w:color="auto"/>
+              <w:right w:val="single" w:sz="4" w:space="0" w:color="auto"/>
             </w:tcBorders>
           </w:tcPr>
           <w:p>
@@ -1356,7 +1256,7 @@
             </w:pPr>
             <w:r>
               <w:rPr>
-                <w:rFonts w:hint="eastAsia" w:ascii="宋体" w:hAnsi="宋体"/>
+                <w:rFonts w:ascii="宋体" w:hAnsi="宋体" w:hint="eastAsia"/>
                 <w:sz w:val="28"/>
                 <w:szCs w:val="28"/>
               </w:rPr>
@@ -1368,10 +1268,10 @@
           <w:tcPr>
             <w:tcW w:w="1620" w:type="dxa"/>
             <w:tcBorders>
-              <w:top w:val="single" w:color="auto" w:sz="4" w:space="0"/>
-              <w:left w:val="single" w:color="auto" w:sz="4" w:space="0"/>
-              <w:bottom w:val="single" w:color="auto" w:sz="4" w:space="0"/>
-              <w:right w:val="single" w:color="auto" w:sz="4" w:space="0"/>
+              <w:top w:val="single" w:sz="4" w:space="0" w:color="auto"/>
+              <w:left w:val="single" w:sz="4" w:space="0" w:color="auto"/>
+              <w:bottom w:val="single" w:sz="4" w:space="0" w:color="auto"/>
+              <w:right w:val="single" w:sz="4" w:space="0" w:color="auto"/>
             </w:tcBorders>
           </w:tcPr>
           <w:p>
@@ -1386,7 +1286,7 @@
             </w:pPr>
             <w:r>
               <w:rPr>
-                <w:rFonts w:hint="eastAsia" w:ascii="宋体" w:hAnsi="宋体"/>
+                <w:rFonts w:ascii="宋体" w:hAnsi="宋体" w:hint="eastAsia"/>
                 <w:sz w:val="28"/>
                 <w:szCs w:val="28"/>
               </w:rPr>
@@ -1398,10 +1298,10 @@
           <w:tcPr>
             <w:tcW w:w="2700" w:type="dxa"/>
             <w:tcBorders>
-              <w:top w:val="single" w:color="auto" w:sz="4" w:space="0"/>
-              <w:left w:val="single" w:color="auto" w:sz="4" w:space="0"/>
-              <w:bottom w:val="single" w:color="auto" w:sz="4" w:space="0"/>
-              <w:right w:val="single" w:color="auto" w:sz="4" w:space="0"/>
+              <w:top w:val="single" w:sz="4" w:space="0" w:color="auto"/>
+              <w:left w:val="single" w:sz="4" w:space="0" w:color="auto"/>
+              <w:bottom w:val="single" w:sz="4" w:space="0" w:color="auto"/>
+              <w:right w:val="single" w:sz="4" w:space="0" w:color="auto"/>
             </w:tcBorders>
           </w:tcPr>
           <w:p>
@@ -1416,7 +1316,7 @@
             </w:pPr>
             <w:r>
               <w:rPr>
-                <w:rFonts w:hint="eastAsia" w:ascii="宋体" w:hAnsi="宋体"/>
+                <w:rFonts w:ascii="宋体" w:hAnsi="宋体" w:hint="eastAsia"/>
                 <w:sz w:val="28"/>
                 <w:szCs w:val="28"/>
               </w:rPr>
@@ -1427,14 +1327,8 @@
       </w:tr>
       <w:tr>
         <w:tblPrEx>
-          <w:tblBorders>
-            <w:top w:val="single" w:color="auto" w:sz="4" w:space="0"/>
-            <w:left w:val="single" w:color="auto" w:sz="4" w:space="0"/>
-            <w:bottom w:val="single" w:color="auto" w:sz="4" w:space="0"/>
-            <w:right w:val="single" w:color="auto" w:sz="4" w:space="0"/>
-            <w:insideH w:val="single" w:color="auto" w:sz="4" w:space="0"/>
-            <w:insideV w:val="single" w:color="auto" w:sz="4" w:space="0"/>
-          </w:tblBorders>
+          <w:tblW w:w="9468" w:type="dxa"/>
+          <w:tblInd w:w="0" w:type="dxa"/>
           <w:tblLayout w:type="fixed"/>
           <w:tblCellMar>
             <w:top w:w="0" w:type="dxa"/>
@@ -1445,52 +1339,52 @@
         </w:tblPrEx>
         <w:trPr>
           <w:cantSplit/>
-          <w:trHeight w:val="769" w:hRule="atLeast"/>
+          <w:trHeight w:val="769"/>
         </w:trPr>
         <w:tc>
           <w:tcPr>
             <w:tcW w:w="1008" w:type="dxa"/>
             <w:vMerge w:val="restart"/>
             <w:tcBorders>
-              <w:top w:val="single" w:color="auto" w:sz="4" w:space="0"/>
-              <w:left w:val="single" w:color="auto" w:sz="4" w:space="0"/>
-              <w:bottom w:val="single" w:color="auto" w:sz="4" w:space="0"/>
-              <w:right w:val="single" w:color="auto" w:sz="4" w:space="0"/>
-            </w:tcBorders>
-            <w:vAlign w:val="center"/>
-          </w:tcPr>
-          <w:p>
-            <w:pPr>
-              <w:ind w:left="480" w:hanging="480" w:hangingChars="200"/>
-              <w:jc w:val="center"/>
-              <w:rPr>
-                <w:rFonts w:hint="eastAsia" w:ascii="宋体" w:hAnsi="宋体" w:eastAsia="宋体"/>
-                <w:sz w:val="24"/>
-                <w:lang w:eastAsia="zh-CN"/>
-              </w:rPr>
-            </w:pPr>
-            <w:r>
-              <w:rPr>
-                <w:rFonts w:hint="eastAsia" w:ascii="宋体" w:hAnsi="宋体"/>
+              <w:top w:val="single" w:sz="4" w:space="0" w:color="auto"/>
+              <w:left w:val="single" w:sz="4" w:space="0" w:color="auto"/>
+              <w:bottom w:val="single" w:sz="4" w:space="0" w:color="auto"/>
+              <w:right w:val="single" w:sz="4" w:space="0" w:color="auto"/>
+            </w:tcBorders>
+            <w:vAlign w:val="center"/>
+          </w:tcPr>
+          <w:p>
+            <w:pPr>
+              <w:ind w:left="480" w:hanging="420" w:hangingChars="200"/>
+              <w:jc w:val="center"/>
+              <w:rPr>
+                <w:rFonts w:ascii="宋体" w:eastAsia="宋体" w:hAnsi="宋体" w:hint="default"/>
                 <w:sz w:val="24"/>
                 <w:lang w:val="en-US" w:eastAsia="zh-CN"/>
               </w:rPr>
-              <w:t>4</w:t>
-            </w:r>
-            <w:r>
-              <w:rPr>
-                <w:rFonts w:hint="eastAsia" w:ascii="宋体" w:hAnsi="宋体"/>
+            </w:pPr>
+            <w:r>
+              <w:rPr>
+                <w:rFonts w:ascii="宋体" w:hAnsi="宋体" w:hint="eastAsia"/>
+                <w:sz w:val="24"/>
+                <w:lang w:val="en-US" w:eastAsia="zh-CN"/>
+              </w:rPr>
+              <w:t>9</w:t>
+            </w:r>
+            <w:r>
+              <w:rPr>
+                <w:rFonts w:ascii="宋体" w:hAnsi="宋体" w:hint="eastAsia"/>
                 <w:sz w:val="24"/>
               </w:rPr>
               <w:t>.</w:t>
             </w:r>
             <w:r>
               <w:rPr>
-                <w:rFonts w:hint="eastAsia" w:ascii="宋体" w:hAnsi="宋体"/>
+                <w:rFonts w:ascii="宋体" w:hAnsi="宋体" w:hint="eastAsia"/>
                 <w:sz w:val="24"/>
                 <w:lang w:val="en-US" w:eastAsia="zh-CN"/>
               </w:rPr>
-              <w:t>9</w:t>
+              <w:t>15</w:t>
             </w:r>
           </w:p>
         </w:tc>
@@ -1498,10 +1392,10 @@
           <w:tcPr>
             <w:tcW w:w="2160" w:type="dxa"/>
             <w:tcBorders>
-              <w:top w:val="single" w:color="auto" w:sz="4" w:space="0"/>
-              <w:left w:val="single" w:color="auto" w:sz="4" w:space="0"/>
-              <w:bottom w:val="single" w:color="auto" w:sz="4" w:space="0"/>
-              <w:right w:val="single" w:color="auto" w:sz="4" w:space="0"/>
+              <w:top w:val="single" w:sz="4" w:space="0" w:color="auto"/>
+              <w:left w:val="single" w:sz="4" w:space="0" w:color="auto"/>
+              <w:bottom w:val="single" w:sz="4" w:space="0" w:color="auto"/>
+              <w:right w:val="single" w:sz="4" w:space="0" w:color="auto"/>
             </w:tcBorders>
             <w:vAlign w:val="center"/>
           </w:tcPr>
@@ -1523,7 +1417,7 @@
             </w:r>
             <w:r>
               <w:rPr>
-                <w:rFonts w:hint="eastAsia" w:ascii="宋体" w:hAnsi="宋体"/>
+                <w:rFonts w:ascii="宋体" w:hAnsi="宋体" w:hint="eastAsia"/>
                 <w:sz w:val="24"/>
               </w:rPr>
               <w:t>：</w:t>
@@ -1537,7 +1431,7 @@
             </w:r>
             <w:r>
               <w:rPr>
-                <w:rFonts w:hint="eastAsia" w:ascii="宋体" w:hAnsi="宋体"/>
+                <w:rFonts w:ascii="宋体" w:hAnsi="宋体" w:hint="eastAsia"/>
                 <w:sz w:val="24"/>
               </w:rPr>
               <w:t xml:space="preserve"> ～09：00</w:t>
@@ -1548,10 +1442,10 @@
           <w:tcPr>
             <w:tcW w:w="1980" w:type="dxa"/>
             <w:tcBorders>
-              <w:top w:val="single" w:color="auto" w:sz="4" w:space="0"/>
-              <w:left w:val="single" w:color="auto" w:sz="4" w:space="0"/>
-              <w:bottom w:val="single" w:color="auto" w:sz="4" w:space="0"/>
-              <w:right w:val="single" w:color="auto" w:sz="4" w:space="0"/>
+              <w:top w:val="single" w:sz="4" w:space="0" w:color="auto"/>
+              <w:left w:val="single" w:sz="4" w:space="0" w:color="auto"/>
+              <w:bottom w:val="single" w:sz="4" w:space="0" w:color="auto"/>
+              <w:right w:val="single" w:sz="4" w:space="0" w:color="auto"/>
             </w:tcBorders>
             <w:vAlign w:val="center"/>
           </w:tcPr>
@@ -1566,7 +1460,7 @@
             </w:pPr>
             <w:r>
               <w:rPr>
-                <w:rFonts w:hint="eastAsia" w:ascii="宋体" w:hAnsi="宋体"/>
+                <w:rFonts w:ascii="宋体" w:hAnsi="宋体" w:hint="eastAsia"/>
                 <w:sz w:val="24"/>
               </w:rPr>
               <w:t>首次会议</w:t>
@@ -1577,10 +1471,10 @@
           <w:tcPr>
             <w:tcW w:w="1620" w:type="dxa"/>
             <w:tcBorders>
-              <w:top w:val="single" w:color="auto" w:sz="4" w:space="0"/>
-              <w:left w:val="single" w:color="auto" w:sz="4" w:space="0"/>
-              <w:bottom w:val="single" w:color="auto" w:sz="4" w:space="0"/>
-              <w:right w:val="single" w:color="auto" w:sz="4" w:space="0"/>
+              <w:top w:val="single" w:sz="4" w:space="0" w:color="auto"/>
+              <w:left w:val="single" w:sz="4" w:space="0" w:color="auto"/>
+              <w:bottom w:val="single" w:sz="4" w:space="0" w:color="auto"/>
+              <w:right w:val="single" w:sz="4" w:space="0" w:color="auto"/>
             </w:tcBorders>
             <w:vAlign w:val="center"/>
           </w:tcPr>
@@ -1599,10 +1493,10 @@
           <w:tcPr>
             <w:tcW w:w="2700" w:type="dxa"/>
             <w:tcBorders>
-              <w:top w:val="single" w:color="auto" w:sz="4" w:space="0"/>
-              <w:left w:val="single" w:color="auto" w:sz="4" w:space="0"/>
-              <w:bottom w:val="single" w:color="auto" w:sz="4" w:space="0"/>
-              <w:right w:val="single" w:color="auto" w:sz="4" w:space="0"/>
+              <w:top w:val="single" w:sz="4" w:space="0" w:color="auto"/>
+              <w:left w:val="single" w:sz="4" w:space="0" w:color="auto"/>
+              <w:bottom w:val="single" w:sz="4" w:space="0" w:color="auto"/>
+              <w:right w:val="single" w:sz="4" w:space="0" w:color="auto"/>
             </w:tcBorders>
             <w:vAlign w:val="center"/>
           </w:tcPr>
@@ -1620,14 +1514,8 @@
       </w:tr>
       <w:tr>
         <w:tblPrEx>
-          <w:tblBorders>
-            <w:top w:val="single" w:color="auto" w:sz="4" w:space="0"/>
-            <w:left w:val="single" w:color="auto" w:sz="4" w:space="0"/>
-            <w:bottom w:val="single" w:color="auto" w:sz="4" w:space="0"/>
-            <w:right w:val="single" w:color="auto" w:sz="4" w:space="0"/>
-            <w:insideH w:val="single" w:color="auto" w:sz="4" w:space="0"/>
-            <w:insideV w:val="single" w:color="auto" w:sz="4" w:space="0"/>
-          </w:tblBorders>
+          <w:tblW w:w="9468" w:type="dxa"/>
+          <w:tblInd w:w="0" w:type="dxa"/>
           <w:tblLayout w:type="fixed"/>
           <w:tblCellMar>
             <w:top w:w="0" w:type="dxa"/>
@@ -1638,17 +1526,17 @@
         </w:tblPrEx>
         <w:trPr>
           <w:cantSplit/>
-          <w:trHeight w:val="765" w:hRule="atLeast"/>
+          <w:trHeight w:val="765"/>
         </w:trPr>
         <w:tc>
           <w:tcPr>
             <w:tcW w:w="1008" w:type="dxa"/>
-            <w:vMerge w:val="continue"/>
-            <w:tcBorders>
-              <w:top w:val="single" w:color="auto" w:sz="4" w:space="0"/>
-              <w:left w:val="single" w:color="auto" w:sz="4" w:space="0"/>
-              <w:bottom w:val="single" w:color="auto" w:sz="4" w:space="0"/>
-              <w:right w:val="single" w:color="auto" w:sz="4" w:space="0"/>
+            <w:vMerge/>
+            <w:tcBorders>
+              <w:top w:val="single" w:sz="4" w:space="0" w:color="auto"/>
+              <w:left w:val="single" w:sz="4" w:space="0" w:color="auto"/>
+              <w:bottom w:val="single" w:sz="4" w:space="0" w:color="auto"/>
+              <w:right w:val="single" w:sz="4" w:space="0" w:color="auto"/>
             </w:tcBorders>
             <w:vAlign w:val="center"/>
           </w:tcPr>
@@ -1667,10 +1555,10 @@
           <w:tcPr>
             <w:tcW w:w="2160" w:type="dxa"/>
             <w:tcBorders>
-              <w:top w:val="single" w:color="auto" w:sz="4" w:space="0"/>
-              <w:left w:val="single" w:color="auto" w:sz="4" w:space="0"/>
-              <w:bottom w:val="single" w:color="auto" w:sz="4" w:space="0"/>
-              <w:right w:val="single" w:color="auto" w:sz="4" w:space="0"/>
+              <w:top w:val="single" w:sz="4" w:space="0" w:color="auto"/>
+              <w:left w:val="single" w:sz="4" w:space="0" w:color="auto"/>
+              <w:bottom w:val="single" w:sz="4" w:space="0" w:color="auto"/>
+              <w:right w:val="single" w:sz="4" w:space="0" w:color="auto"/>
             </w:tcBorders>
             <w:vAlign w:val="center"/>
           </w:tcPr>
@@ -1692,7 +1580,7 @@
             </w:r>
             <w:r>
               <w:rPr>
-                <w:rFonts w:hint="eastAsia" w:ascii="宋体" w:hAnsi="宋体"/>
+                <w:rFonts w:ascii="宋体" w:hAnsi="宋体" w:hint="eastAsia"/>
                 <w:sz w:val="24"/>
               </w:rPr>
               <w:t>：</w:t>
@@ -1706,7 +1594,7 @@
             </w:r>
             <w:r>
               <w:rPr>
-                <w:rFonts w:hint="eastAsia" w:ascii="宋体" w:hAnsi="宋体"/>
+                <w:rFonts w:ascii="宋体" w:hAnsi="宋体" w:hint="eastAsia"/>
                 <w:sz w:val="24"/>
               </w:rPr>
               <w:t>～12：00</w:t>
@@ -1717,10 +1605,10 @@
           <w:tcPr>
             <w:tcW w:w="1980" w:type="dxa"/>
             <w:tcBorders>
-              <w:top w:val="single" w:color="auto" w:sz="4" w:space="0"/>
-              <w:left w:val="single" w:color="auto" w:sz="4" w:space="0"/>
-              <w:bottom w:val="single" w:color="auto" w:sz="4" w:space="0"/>
-              <w:right w:val="single" w:color="auto" w:sz="4" w:space="0"/>
+              <w:top w:val="single" w:sz="4" w:space="0" w:color="auto"/>
+              <w:left w:val="single" w:sz="4" w:space="0" w:color="auto"/>
+              <w:bottom w:val="single" w:sz="4" w:space="0" w:color="auto"/>
+              <w:right w:val="single" w:sz="4" w:space="0" w:color="auto"/>
             </w:tcBorders>
             <w:vAlign w:val="center"/>
           </w:tcPr>
@@ -1735,7 +1623,7 @@
             </w:pPr>
             <w:r>
               <w:rPr>
-                <w:rFonts w:hint="eastAsia" w:ascii="宋体" w:hAnsi="宋体"/>
+                <w:rFonts w:ascii="宋体" w:hAnsi="宋体" w:hint="eastAsia"/>
                 <w:sz w:val="24"/>
               </w:rPr>
               <w:t>管理层、运维管理部、质量管理部</w:t>
@@ -1746,10 +1634,10 @@
           <w:tcPr>
             <w:tcW w:w="1620" w:type="dxa"/>
             <w:tcBorders>
-              <w:top w:val="single" w:color="auto" w:sz="4" w:space="0"/>
-              <w:left w:val="single" w:color="auto" w:sz="4" w:space="0"/>
-              <w:bottom w:val="single" w:color="auto" w:sz="4" w:space="0"/>
-              <w:right w:val="single" w:color="auto" w:sz="4" w:space="0"/>
+              <w:top w:val="single" w:sz="4" w:space="0" w:color="auto"/>
+              <w:left w:val="single" w:sz="4" w:space="0" w:color="auto"/>
+              <w:bottom w:val="single" w:sz="4" w:space="0" w:color="auto"/>
+              <w:right w:val="single" w:sz="4" w:space="0" w:color="auto"/>
             </w:tcBorders>
             <w:vAlign w:val="center"/>
           </w:tcPr>
@@ -1758,14 +1646,14 @@
               <w:spacing w:line="360" w:lineRule="auto"/>
               <w:jc w:val="center"/>
               <w:rPr>
-                <w:rFonts w:hint="eastAsia" w:ascii="宋体" w:hAnsi="宋体" w:eastAsia="宋体"/>
+                <w:rFonts w:ascii="宋体" w:eastAsia="宋体" w:hAnsi="宋体" w:hint="eastAsia"/>
                 <w:sz w:val="24"/>
                 <w:lang w:eastAsia="zh-CN"/>
               </w:rPr>
             </w:pPr>
             <w:r>
               <w:rPr>
-                <w:rFonts w:hint="eastAsia" w:ascii="宋体" w:hAnsi="宋体"/>
+                <w:rFonts w:ascii="宋体" w:hAnsi="宋体" w:hint="eastAsia"/>
                 <w:sz w:val="24"/>
                 <w:lang w:eastAsia="zh-CN"/>
               </w:rPr>
@@ -1777,24 +1665,24 @@
           <w:tcPr>
             <w:tcW w:w="2700" w:type="dxa"/>
             <w:tcBorders>
-              <w:top w:val="single" w:color="auto" w:sz="4" w:space="0"/>
-              <w:left w:val="single" w:color="auto" w:sz="4" w:space="0"/>
-              <w:bottom w:val="single" w:color="auto" w:sz="4" w:space="0"/>
-              <w:right w:val="single" w:color="auto" w:sz="4" w:space="0"/>
-            </w:tcBorders>
-            <w:vAlign w:val="center"/>
-          </w:tcPr>
-          <w:p>
-            <w:pPr>
-              <w:jc w:val="center"/>
-              <w:rPr>
-                <w:rFonts w:ascii="宋体" w:hAnsi="宋体"/>
-                <w:sz w:val="24"/>
-              </w:rPr>
-            </w:pPr>
-            <w:r>
-              <w:rPr>
-                <w:rFonts w:hint="eastAsia" w:ascii="宋体" w:hAnsi="宋体"/>
+              <w:top w:val="single" w:sz="4" w:space="0" w:color="auto"/>
+              <w:left w:val="single" w:sz="4" w:space="0" w:color="auto"/>
+              <w:bottom w:val="single" w:sz="4" w:space="0" w:color="auto"/>
+              <w:right w:val="single" w:sz="4" w:space="0" w:color="auto"/>
+            </w:tcBorders>
+            <w:vAlign w:val="center"/>
+          </w:tcPr>
+          <w:p>
+            <w:pPr>
+              <w:jc w:val="center"/>
+              <w:rPr>
+                <w:rFonts w:ascii="宋体" w:hAnsi="宋体"/>
+                <w:sz w:val="24"/>
+              </w:rPr>
+            </w:pPr>
+            <w:r>
+              <w:rPr>
+                <w:rFonts w:ascii="宋体" w:hAnsi="宋体" w:hint="eastAsia"/>
                 <w:sz w:val="24"/>
               </w:rPr>
               <w:t>5.2/5.3/5.4/5.5/7.2/7.3/7.4/7.5/</w:t>
@@ -1804,14 +1692,8 @@
       </w:tr>
       <w:tr>
         <w:tblPrEx>
-          <w:tblBorders>
-            <w:top w:val="single" w:color="auto" w:sz="4" w:space="0"/>
-            <w:left w:val="single" w:color="auto" w:sz="4" w:space="0"/>
-            <w:bottom w:val="single" w:color="auto" w:sz="4" w:space="0"/>
-            <w:right w:val="single" w:color="auto" w:sz="4" w:space="0"/>
-            <w:insideH w:val="single" w:color="auto" w:sz="4" w:space="0"/>
-            <w:insideV w:val="single" w:color="auto" w:sz="4" w:space="0"/>
-          </w:tblBorders>
+          <w:tblW w:w="9468" w:type="dxa"/>
+          <w:tblInd w:w="0" w:type="dxa"/>
           <w:tblLayout w:type="fixed"/>
           <w:tblCellMar>
             <w:top w:w="0" w:type="dxa"/>
@@ -1822,17 +1704,17 @@
         </w:tblPrEx>
         <w:trPr>
           <w:cantSplit/>
-          <w:trHeight w:val="761" w:hRule="atLeast"/>
+          <w:trHeight w:val="761"/>
         </w:trPr>
         <w:tc>
           <w:tcPr>
             <w:tcW w:w="1008" w:type="dxa"/>
-            <w:vMerge w:val="continue"/>
-            <w:tcBorders>
-              <w:top w:val="single" w:color="auto" w:sz="4" w:space="0"/>
-              <w:left w:val="single" w:color="auto" w:sz="4" w:space="0"/>
-              <w:bottom w:val="single" w:color="auto" w:sz="4" w:space="0"/>
-              <w:right w:val="single" w:color="auto" w:sz="4" w:space="0"/>
+            <w:vMerge/>
+            <w:tcBorders>
+              <w:top w:val="single" w:sz="4" w:space="0" w:color="auto"/>
+              <w:left w:val="single" w:sz="4" w:space="0" w:color="auto"/>
+              <w:bottom w:val="single" w:sz="4" w:space="0" w:color="auto"/>
+              <w:right w:val="single" w:sz="4" w:space="0" w:color="auto"/>
             </w:tcBorders>
             <w:vAlign w:val="center"/>
           </w:tcPr>
@@ -1851,10 +1733,10 @@
           <w:tcPr>
             <w:tcW w:w="2160" w:type="dxa"/>
             <w:tcBorders>
-              <w:top w:val="single" w:color="auto" w:sz="4" w:space="0"/>
-              <w:left w:val="single" w:color="auto" w:sz="4" w:space="0"/>
-              <w:bottom w:val="single" w:color="auto" w:sz="4" w:space="0"/>
-              <w:right w:val="single" w:color="auto" w:sz="4" w:space="0"/>
+              <w:top w:val="single" w:sz="4" w:space="0" w:color="auto"/>
+              <w:left w:val="single" w:sz="4" w:space="0" w:color="auto"/>
+              <w:bottom w:val="single" w:sz="4" w:space="0" w:color="auto"/>
+              <w:right w:val="single" w:sz="4" w:space="0" w:color="auto"/>
             </w:tcBorders>
             <w:vAlign w:val="center"/>
           </w:tcPr>
@@ -1876,7 +1758,7 @@
             </w:r>
             <w:r>
               <w:rPr>
-                <w:rFonts w:hint="eastAsia" w:ascii="宋体" w:hAnsi="宋体"/>
+                <w:rFonts w:ascii="宋体" w:hAnsi="宋体" w:hint="eastAsia"/>
                 <w:sz w:val="24"/>
               </w:rPr>
               <w:t>：</w:t>
@@ -1890,7 +1772,7 @@
             </w:r>
             <w:r>
               <w:rPr>
-                <w:rFonts w:hint="eastAsia" w:ascii="宋体" w:hAnsi="宋体"/>
+                <w:rFonts w:ascii="宋体" w:hAnsi="宋体" w:hint="eastAsia"/>
                 <w:sz w:val="24"/>
               </w:rPr>
               <w:t>～13：00</w:t>
@@ -1901,10 +1783,10 @@
           <w:tcPr>
             <w:tcW w:w="1980" w:type="dxa"/>
             <w:tcBorders>
-              <w:top w:val="single" w:color="auto" w:sz="4" w:space="0"/>
-              <w:left w:val="single" w:color="auto" w:sz="4" w:space="0"/>
-              <w:bottom w:val="single" w:color="auto" w:sz="4" w:space="0"/>
-              <w:right w:val="single" w:color="auto" w:sz="4" w:space="0"/>
+              <w:top w:val="single" w:sz="4" w:space="0" w:color="auto"/>
+              <w:left w:val="single" w:sz="4" w:space="0" w:color="auto"/>
+              <w:bottom w:val="single" w:sz="4" w:space="0" w:color="auto"/>
+              <w:right w:val="single" w:sz="4" w:space="0" w:color="auto"/>
             </w:tcBorders>
             <w:vAlign w:val="center"/>
           </w:tcPr>
@@ -1919,7 +1801,7 @@
             </w:pPr>
             <w:r>
               <w:rPr>
-                <w:rFonts w:hint="eastAsia" w:ascii="宋体" w:hAnsi="宋体"/>
+                <w:rFonts w:ascii="宋体" w:hAnsi="宋体" w:hint="eastAsia"/>
                 <w:sz w:val="24"/>
               </w:rPr>
               <w:t>午休</w:t>
@@ -1930,10 +1812,10 @@
           <w:tcPr>
             <w:tcW w:w="1620" w:type="dxa"/>
             <w:tcBorders>
-              <w:top w:val="single" w:color="auto" w:sz="4" w:space="0"/>
-              <w:left w:val="single" w:color="auto" w:sz="4" w:space="0"/>
-              <w:bottom w:val="single" w:color="auto" w:sz="4" w:space="0"/>
-              <w:right w:val="single" w:color="auto" w:sz="4" w:space="0"/>
+              <w:top w:val="single" w:sz="4" w:space="0" w:color="auto"/>
+              <w:left w:val="single" w:sz="4" w:space="0" w:color="auto"/>
+              <w:bottom w:val="single" w:sz="4" w:space="0" w:color="auto"/>
+              <w:right w:val="single" w:sz="4" w:space="0" w:color="auto"/>
             </w:tcBorders>
             <w:vAlign w:val="center"/>
           </w:tcPr>
@@ -1952,10 +1834,10 @@
           <w:tcPr>
             <w:tcW w:w="2700" w:type="dxa"/>
             <w:tcBorders>
-              <w:top w:val="single" w:color="auto" w:sz="4" w:space="0"/>
-              <w:left w:val="single" w:color="auto" w:sz="4" w:space="0"/>
-              <w:bottom w:val="single" w:color="auto" w:sz="4" w:space="0"/>
-              <w:right w:val="single" w:color="auto" w:sz="4" w:space="0"/>
+              <w:top w:val="single" w:sz="4" w:space="0" w:color="auto"/>
+              <w:left w:val="single" w:sz="4" w:space="0" w:color="auto"/>
+              <w:bottom w:val="single" w:sz="4" w:space="0" w:color="auto"/>
+              <w:right w:val="single" w:sz="4" w:space="0" w:color="auto"/>
             </w:tcBorders>
             <w:vAlign w:val="center"/>
           </w:tcPr>
@@ -1973,14 +1855,8 @@
       </w:tr>
       <w:tr>
         <w:tblPrEx>
-          <w:tblBorders>
-            <w:top w:val="single" w:color="auto" w:sz="4" w:space="0"/>
-            <w:left w:val="single" w:color="auto" w:sz="4" w:space="0"/>
-            <w:bottom w:val="single" w:color="auto" w:sz="4" w:space="0"/>
-            <w:right w:val="single" w:color="auto" w:sz="4" w:space="0"/>
-            <w:insideH w:val="single" w:color="auto" w:sz="4" w:space="0"/>
-            <w:insideV w:val="single" w:color="auto" w:sz="4" w:space="0"/>
-          </w:tblBorders>
+          <w:tblW w:w="9468" w:type="dxa"/>
+          <w:tblInd w:w="0" w:type="dxa"/>
           <w:tblLayout w:type="fixed"/>
           <w:tblCellMar>
             <w:top w:w="0" w:type="dxa"/>
@@ -1991,17 +1867,17 @@
         </w:tblPrEx>
         <w:trPr>
           <w:cantSplit/>
-          <w:trHeight w:val="1081" w:hRule="atLeast"/>
+          <w:trHeight w:val="1081"/>
         </w:trPr>
         <w:tc>
           <w:tcPr>
             <w:tcW w:w="1008" w:type="dxa"/>
-            <w:vMerge w:val="continue"/>
-            <w:tcBorders>
-              <w:top w:val="single" w:color="auto" w:sz="4" w:space="0"/>
-              <w:left w:val="single" w:color="auto" w:sz="4" w:space="0"/>
-              <w:bottom w:val="single" w:color="auto" w:sz="4" w:space="0"/>
-              <w:right w:val="single" w:color="auto" w:sz="4" w:space="0"/>
+            <w:vMerge/>
+            <w:tcBorders>
+              <w:top w:val="single" w:sz="4" w:space="0" w:color="auto"/>
+              <w:left w:val="single" w:sz="4" w:space="0" w:color="auto"/>
+              <w:bottom w:val="single" w:sz="4" w:space="0" w:color="auto"/>
+              <w:right w:val="single" w:sz="4" w:space="0" w:color="auto"/>
             </w:tcBorders>
             <w:vAlign w:val="center"/>
           </w:tcPr>
@@ -2020,10 +1896,10 @@
           <w:tcPr>
             <w:tcW w:w="2160" w:type="dxa"/>
             <w:tcBorders>
-              <w:top w:val="single" w:color="auto" w:sz="4" w:space="0"/>
-              <w:left w:val="single" w:color="auto" w:sz="4" w:space="0"/>
-              <w:bottom w:val="single" w:color="auto" w:sz="4" w:space="0"/>
-              <w:right w:val="single" w:color="auto" w:sz="4" w:space="0"/>
+              <w:top w:val="single" w:sz="4" w:space="0" w:color="auto"/>
+              <w:left w:val="single" w:sz="4" w:space="0" w:color="auto"/>
+              <w:bottom w:val="single" w:sz="4" w:space="0" w:color="auto"/>
+              <w:right w:val="single" w:sz="4" w:space="0" w:color="auto"/>
             </w:tcBorders>
             <w:vAlign w:val="center"/>
           </w:tcPr>
@@ -2038,7 +1914,7 @@
             </w:pPr>
             <w:r>
               <w:rPr>
-                <w:rFonts w:hint="eastAsia" w:ascii="宋体" w:hAnsi="宋体"/>
+                <w:rFonts w:ascii="宋体" w:hAnsi="宋体" w:hint="eastAsia"/>
                 <w:sz w:val="24"/>
               </w:rPr>
               <w:t>13：00～15：00</w:t>
@@ -2049,10 +1925,10 @@
           <w:tcPr>
             <w:tcW w:w="1980" w:type="dxa"/>
             <w:tcBorders>
-              <w:top w:val="single" w:color="auto" w:sz="4" w:space="0"/>
-              <w:left w:val="single" w:color="auto" w:sz="4" w:space="0"/>
-              <w:bottom w:val="single" w:color="auto" w:sz="4" w:space="0"/>
-              <w:right w:val="single" w:color="auto" w:sz="4" w:space="0"/>
+              <w:top w:val="single" w:sz="4" w:space="0" w:color="auto"/>
+              <w:left w:val="single" w:sz="4" w:space="0" w:color="auto"/>
+              <w:bottom w:val="single" w:sz="4" w:space="0" w:color="auto"/>
+              <w:right w:val="single" w:sz="4" w:space="0" w:color="auto"/>
             </w:tcBorders>
             <w:vAlign w:val="center"/>
           </w:tcPr>
@@ -2067,7 +1943,7 @@
             </w:pPr>
             <w:r>
               <w:rPr>
-                <w:rFonts w:hint="eastAsia" w:ascii="宋体" w:hAnsi="宋体"/>
+                <w:rFonts w:ascii="宋体" w:hAnsi="宋体" w:hint="eastAsia"/>
                 <w:sz w:val="24"/>
               </w:rPr>
               <w:t>人力资源部</w:t>
@@ -2078,10 +1954,10 @@
           <w:tcPr>
             <w:tcW w:w="1620" w:type="dxa"/>
             <w:tcBorders>
-              <w:top w:val="single" w:color="auto" w:sz="4" w:space="0"/>
-              <w:left w:val="single" w:color="auto" w:sz="4" w:space="0"/>
-              <w:bottom w:val="single" w:color="auto" w:sz="4" w:space="0"/>
-              <w:right w:val="single" w:color="auto" w:sz="4" w:space="0"/>
+              <w:top w:val="single" w:sz="4" w:space="0" w:color="auto"/>
+              <w:left w:val="single" w:sz="4" w:space="0" w:color="auto"/>
+              <w:bottom w:val="single" w:sz="4" w:space="0" w:color="auto"/>
+              <w:right w:val="single" w:sz="4" w:space="0" w:color="auto"/>
             </w:tcBorders>
             <w:vAlign w:val="center"/>
           </w:tcPr>
@@ -2096,7 +1972,7 @@
             </w:pPr>
             <w:r>
               <w:rPr>
-                <w:rFonts w:hint="eastAsia" w:ascii="宋体" w:hAnsi="宋体"/>
+                <w:rFonts w:ascii="宋体" w:hAnsi="宋体" w:hint="eastAsia"/>
                 <w:sz w:val="24"/>
               </w:rPr>
               <w:t>唐旭</w:t>
@@ -2107,10 +1983,10 @@
           <w:tcPr>
             <w:tcW w:w="2700" w:type="dxa"/>
             <w:tcBorders>
-              <w:top w:val="single" w:color="auto" w:sz="4" w:space="0"/>
-              <w:left w:val="single" w:color="auto" w:sz="4" w:space="0"/>
-              <w:bottom w:val="single" w:color="auto" w:sz="4" w:space="0"/>
-              <w:right w:val="single" w:color="auto" w:sz="4" w:space="0"/>
+              <w:top w:val="single" w:sz="4" w:space="0" w:color="auto"/>
+              <w:left w:val="single" w:sz="4" w:space="0" w:color="auto"/>
+              <w:bottom w:val="single" w:sz="4" w:space="0" w:color="auto"/>
+              <w:right w:val="single" w:sz="4" w:space="0" w:color="auto"/>
             </w:tcBorders>
             <w:vAlign w:val="center"/>
           </w:tcPr>
@@ -2125,7 +2001,7 @@
             </w:pPr>
             <w:r>
               <w:rPr>
-                <w:rFonts w:hint="eastAsia" w:ascii="宋体" w:hAnsi="宋体"/>
+                <w:rFonts w:ascii="宋体" w:hAnsi="宋体" w:hint="eastAsia"/>
                 <w:sz w:val="24"/>
               </w:rPr>
               <w:t>6.2/6.3/6.4/6.5/6.6</w:t>
@@ -2135,14 +2011,8 @@
       </w:tr>
       <w:tr>
         <w:tblPrEx>
-          <w:tblBorders>
-            <w:top w:val="single" w:color="auto" w:sz="4" w:space="0"/>
-            <w:left w:val="single" w:color="auto" w:sz="4" w:space="0"/>
-            <w:bottom w:val="single" w:color="auto" w:sz="4" w:space="0"/>
-            <w:right w:val="single" w:color="auto" w:sz="4" w:space="0"/>
-            <w:insideH w:val="single" w:color="auto" w:sz="4" w:space="0"/>
-            <w:insideV w:val="single" w:color="auto" w:sz="4" w:space="0"/>
-          </w:tblBorders>
+          <w:tblW w:w="9468" w:type="dxa"/>
+          <w:tblInd w:w="0" w:type="dxa"/>
           <w:tblLayout w:type="fixed"/>
           <w:tblCellMar>
             <w:top w:w="0" w:type="dxa"/>
@@ -2153,40 +2023,40 @@
         </w:tblPrEx>
         <w:trPr>
           <w:cantSplit/>
-          <w:trHeight w:val="1081" w:hRule="atLeast"/>
+          <w:trHeight w:val="1081"/>
         </w:trPr>
         <w:tc>
           <w:tcPr>
             <w:tcW w:w="1008" w:type="dxa"/>
             <w:vMerge w:val="restart"/>
             <w:tcBorders>
-              <w:top w:val="single" w:color="auto" w:sz="4" w:space="0"/>
-              <w:left w:val="single" w:color="auto" w:sz="4" w:space="0"/>
-              <w:right w:val="single" w:color="auto" w:sz="4" w:space="0"/>
-            </w:tcBorders>
-            <w:vAlign w:val="center"/>
-          </w:tcPr>
-          <w:p>
-            <w:pPr>
-              <w:ind w:left="480" w:hanging="480" w:hangingChars="200"/>
-              <w:jc w:val="center"/>
-              <w:rPr>
-                <w:rFonts w:hint="eastAsia" w:ascii="宋体" w:hAnsi="宋体" w:eastAsia="宋体"/>
-                <w:sz w:val="24"/>
-                <w:lang w:eastAsia="zh-CN"/>
-              </w:rPr>
-            </w:pPr>
-            <w:r>
-              <w:rPr>
-                <w:rFonts w:hint="eastAsia" w:ascii="宋体" w:hAnsi="宋体"/>
+              <w:top w:val="single" w:sz="4" w:space="0" w:color="auto"/>
+              <w:left w:val="single" w:sz="4" w:space="0" w:color="auto"/>
+              <w:right w:val="single" w:sz="4" w:space="0" w:color="auto"/>
+            </w:tcBorders>
+            <w:vAlign w:val="center"/>
+          </w:tcPr>
+          <w:p>
+            <w:pPr>
+              <w:ind w:left="480" w:hanging="420" w:hangingChars="200"/>
+              <w:jc w:val="center"/>
+              <w:rPr>
+                <w:rFonts w:ascii="宋体" w:eastAsia="宋体" w:hAnsi="宋体" w:hint="eastAsia"/>
                 <w:sz w:val="24"/>
                 <w:lang w:val="en-US" w:eastAsia="zh-CN"/>
               </w:rPr>
-              <w:t>4</w:t>
-            </w:r>
-            <w:r>
-              <w:rPr>
-                <w:rFonts w:hint="eastAsia" w:ascii="宋体" w:hAnsi="宋体"/>
+            </w:pPr>
+            <w:r>
+              <w:rPr>
+                <w:rFonts w:ascii="宋体" w:hAnsi="宋体" w:hint="eastAsia"/>
+                <w:sz w:val="24"/>
+                <w:lang w:val="en-US" w:eastAsia="zh-CN"/>
+              </w:rPr>
+              <w:t>9</w:t>
+            </w:r>
+            <w:r>
+              <w:rPr>
+                <w:rFonts w:ascii="宋体" w:hAnsi="宋体" w:hint="eastAsia"/>
                 <w:sz w:val="24"/>
               </w:rPr>
               <w:t>.</w:t>
@@ -2200,11 +2070,11 @@
             </w:r>
             <w:r>
               <w:rPr>
-                <w:rFonts w:hint="eastAsia" w:ascii="宋体" w:hAnsi="宋体"/>
+                <w:rFonts w:ascii="宋体" w:hAnsi="宋体" w:hint="eastAsia"/>
                 <w:sz w:val="24"/>
                 <w:lang w:val="en-US" w:eastAsia="zh-CN"/>
               </w:rPr>
-              <w:t>0</w:t>
+              <w:t>6</w:t>
             </w:r>
           </w:p>
         </w:tc>
@@ -2212,10 +2082,10 @@
           <w:tcPr>
             <w:tcW w:w="2160" w:type="dxa"/>
             <w:tcBorders>
-              <w:top w:val="single" w:color="auto" w:sz="4" w:space="0"/>
-              <w:left w:val="single" w:color="auto" w:sz="4" w:space="0"/>
-              <w:bottom w:val="single" w:color="auto" w:sz="4" w:space="0"/>
-              <w:right w:val="single" w:color="auto" w:sz="4" w:space="0"/>
+              <w:top w:val="single" w:sz="4" w:space="0" w:color="auto"/>
+              <w:left w:val="single" w:sz="4" w:space="0" w:color="auto"/>
+              <w:bottom w:val="single" w:sz="4" w:space="0" w:color="auto"/>
+              <w:right w:val="single" w:sz="4" w:space="0" w:color="auto"/>
             </w:tcBorders>
             <w:vAlign w:val="center"/>
           </w:tcPr>
@@ -2237,7 +2107,7 @@
             </w:r>
             <w:r>
               <w:rPr>
-                <w:rFonts w:hint="eastAsia" w:ascii="宋体" w:hAnsi="宋体"/>
+                <w:rFonts w:ascii="宋体" w:hAnsi="宋体" w:hint="eastAsia"/>
                 <w:sz w:val="24"/>
               </w:rPr>
               <w:t>：</w:t>
@@ -2251,7 +2121,7 @@
             </w:r>
             <w:r>
               <w:rPr>
-                <w:rFonts w:hint="eastAsia" w:ascii="宋体" w:hAnsi="宋体"/>
+                <w:rFonts w:ascii="宋体" w:hAnsi="宋体" w:hint="eastAsia"/>
                 <w:sz w:val="24"/>
               </w:rPr>
               <w:t>～12：00</w:t>
@@ -2262,10 +2132,10 @@
           <w:tcPr>
             <w:tcW w:w="1980" w:type="dxa"/>
             <w:tcBorders>
-              <w:top w:val="single" w:color="auto" w:sz="4" w:space="0"/>
-              <w:left w:val="single" w:color="auto" w:sz="4" w:space="0"/>
-              <w:bottom w:val="single" w:color="auto" w:sz="4" w:space="0"/>
-              <w:right w:val="single" w:color="auto" w:sz="4" w:space="0"/>
+              <w:top w:val="single" w:sz="4" w:space="0" w:color="auto"/>
+              <w:left w:val="single" w:sz="4" w:space="0" w:color="auto"/>
+              <w:bottom w:val="single" w:sz="4" w:space="0" w:color="auto"/>
+              <w:right w:val="single" w:sz="4" w:space="0" w:color="auto"/>
             </w:tcBorders>
             <w:vAlign w:val="center"/>
           </w:tcPr>
@@ -2280,7 +2150,7 @@
             </w:pPr>
             <w:r>
               <w:rPr>
-                <w:rFonts w:hint="eastAsia" w:ascii="宋体" w:hAnsi="宋体"/>
+                <w:rFonts w:ascii="宋体" w:hAnsi="宋体" w:hint="eastAsia"/>
                 <w:sz w:val="24"/>
               </w:rPr>
               <w:t>开发部</w:t>
@@ -2291,10 +2161,10 @@
           <w:tcPr>
             <w:tcW w:w="1620" w:type="dxa"/>
             <w:tcBorders>
-              <w:top w:val="single" w:color="auto" w:sz="4" w:space="0"/>
-              <w:left w:val="single" w:color="auto" w:sz="4" w:space="0"/>
-              <w:bottom w:val="single" w:color="auto" w:sz="4" w:space="0"/>
-              <w:right w:val="single" w:color="auto" w:sz="4" w:space="0"/>
+              <w:top w:val="single" w:sz="4" w:space="0" w:color="auto"/>
+              <w:left w:val="single" w:sz="4" w:space="0" w:color="auto"/>
+              <w:bottom w:val="single" w:sz="4" w:space="0" w:color="auto"/>
+              <w:right w:val="single" w:sz="4" w:space="0" w:color="auto"/>
             </w:tcBorders>
             <w:vAlign w:val="center"/>
           </w:tcPr>
@@ -2309,7 +2179,7 @@
             </w:pPr>
             <w:r>
               <w:rPr>
-                <w:rFonts w:hint="eastAsia" w:ascii="宋体" w:hAnsi="宋体"/>
+                <w:rFonts w:ascii="宋体" w:hAnsi="宋体" w:hint="eastAsia"/>
                 <w:sz w:val="24"/>
               </w:rPr>
               <w:t>高永军</w:t>
@@ -2320,10 +2190,10 @@
           <w:tcPr>
             <w:tcW w:w="2700" w:type="dxa"/>
             <w:tcBorders>
-              <w:top w:val="single" w:color="auto" w:sz="4" w:space="0"/>
-              <w:left w:val="single" w:color="auto" w:sz="4" w:space="0"/>
-              <w:bottom w:val="single" w:color="auto" w:sz="4" w:space="0"/>
-              <w:right w:val="single" w:color="auto" w:sz="4" w:space="0"/>
+              <w:top w:val="single" w:sz="4" w:space="0" w:color="auto"/>
+              <w:left w:val="single" w:sz="4" w:space="0" w:color="auto"/>
+              <w:bottom w:val="single" w:sz="4" w:space="0" w:color="auto"/>
+              <w:right w:val="single" w:sz="4" w:space="0" w:color="auto"/>
             </w:tcBorders>
             <w:vAlign w:val="center"/>
           </w:tcPr>
@@ -2338,7 +2208,7 @@
             </w:pPr>
             <w:r>
               <w:rPr>
-                <w:rFonts w:hint="eastAsia" w:ascii="宋体" w:hAnsi="宋体"/>
+                <w:rFonts w:ascii="宋体" w:hAnsi="宋体" w:hint="eastAsia"/>
                 <w:sz w:val="24"/>
               </w:rPr>
               <w:t>8.2/8.3/8.4</w:t>
@@ -2348,14 +2218,8 @@
       </w:tr>
       <w:tr>
         <w:tblPrEx>
-          <w:tblBorders>
-            <w:top w:val="single" w:color="auto" w:sz="4" w:space="0"/>
-            <w:left w:val="single" w:color="auto" w:sz="4" w:space="0"/>
-            <w:bottom w:val="single" w:color="auto" w:sz="4" w:space="0"/>
-            <w:right w:val="single" w:color="auto" w:sz="4" w:space="0"/>
-            <w:insideH w:val="single" w:color="auto" w:sz="4" w:space="0"/>
-            <w:insideV w:val="single" w:color="auto" w:sz="4" w:space="0"/>
-          </w:tblBorders>
+          <w:tblW w:w="9468" w:type="dxa"/>
+          <w:tblInd w:w="0" w:type="dxa"/>
           <w:tblLayout w:type="fixed"/>
           <w:tblCellMar>
             <w:top w:w="0" w:type="dxa"/>
@@ -2366,15 +2230,15 @@
         </w:tblPrEx>
         <w:trPr>
           <w:cantSplit/>
-          <w:trHeight w:val="1066" w:hRule="atLeast"/>
+          <w:trHeight w:val="1066"/>
         </w:trPr>
         <w:tc>
           <w:tcPr>
             <w:tcW w:w="1008" w:type="dxa"/>
-            <w:vMerge w:val="continue"/>
-            <w:tcBorders>
-              <w:left w:val="single" w:color="auto" w:sz="4" w:space="0"/>
-              <w:right w:val="single" w:color="auto" w:sz="4" w:space="0"/>
+            <w:vMerge/>
+            <w:tcBorders>
+              <w:left w:val="single" w:sz="4" w:space="0" w:color="auto"/>
+              <w:right w:val="single" w:sz="4" w:space="0" w:color="auto"/>
             </w:tcBorders>
             <w:vAlign w:val="center"/>
           </w:tcPr>
@@ -2393,10 +2257,10 @@
           <w:tcPr>
             <w:tcW w:w="2160" w:type="dxa"/>
             <w:tcBorders>
-              <w:top w:val="single" w:color="auto" w:sz="4" w:space="0"/>
-              <w:left w:val="single" w:color="auto" w:sz="4" w:space="0"/>
-              <w:bottom w:val="single" w:color="auto" w:sz="4" w:space="0"/>
-              <w:right w:val="single" w:color="auto" w:sz="4" w:space="0"/>
+              <w:top w:val="single" w:sz="4" w:space="0" w:color="auto"/>
+              <w:left w:val="single" w:sz="4" w:space="0" w:color="auto"/>
+              <w:bottom w:val="single" w:sz="4" w:space="0" w:color="auto"/>
+              <w:right w:val="single" w:sz="4" w:space="0" w:color="auto"/>
             </w:tcBorders>
             <w:vAlign w:val="center"/>
           </w:tcPr>
@@ -2418,7 +2282,7 @@
             </w:r>
             <w:r>
               <w:rPr>
-                <w:rFonts w:hint="eastAsia" w:ascii="宋体" w:hAnsi="宋体"/>
+                <w:rFonts w:ascii="宋体" w:hAnsi="宋体" w:hint="eastAsia"/>
                 <w:sz w:val="24"/>
               </w:rPr>
               <w:t>：</w:t>
@@ -2432,7 +2296,7 @@
             </w:r>
             <w:r>
               <w:rPr>
-                <w:rFonts w:hint="eastAsia" w:ascii="宋体" w:hAnsi="宋体"/>
+                <w:rFonts w:ascii="宋体" w:hAnsi="宋体" w:hint="eastAsia"/>
                 <w:sz w:val="24"/>
               </w:rPr>
               <w:t>～13：00</w:t>
@@ -2443,10 +2307,10 @@
           <w:tcPr>
             <w:tcW w:w="1980" w:type="dxa"/>
             <w:tcBorders>
-              <w:top w:val="single" w:color="auto" w:sz="4" w:space="0"/>
-              <w:left w:val="single" w:color="auto" w:sz="4" w:space="0"/>
-              <w:bottom w:val="single" w:color="auto" w:sz="4" w:space="0"/>
-              <w:right w:val="single" w:color="auto" w:sz="4" w:space="0"/>
+              <w:top w:val="single" w:sz="4" w:space="0" w:color="auto"/>
+              <w:left w:val="single" w:sz="4" w:space="0" w:color="auto"/>
+              <w:bottom w:val="single" w:sz="4" w:space="0" w:color="auto"/>
+              <w:right w:val="single" w:sz="4" w:space="0" w:color="auto"/>
             </w:tcBorders>
             <w:vAlign w:val="center"/>
           </w:tcPr>
@@ -2461,7 +2325,7 @@
             </w:pPr>
             <w:r>
               <w:rPr>
-                <w:rFonts w:hint="eastAsia" w:ascii="宋体" w:hAnsi="宋体"/>
+                <w:rFonts w:ascii="宋体" w:hAnsi="宋体" w:hint="eastAsia"/>
                 <w:sz w:val="24"/>
               </w:rPr>
               <w:t>午休</w:t>
@@ -2472,10 +2336,10 @@
           <w:tcPr>
             <w:tcW w:w="1620" w:type="dxa"/>
             <w:tcBorders>
-              <w:top w:val="single" w:color="auto" w:sz="4" w:space="0"/>
-              <w:left w:val="single" w:color="auto" w:sz="4" w:space="0"/>
-              <w:bottom w:val="single" w:color="auto" w:sz="4" w:space="0"/>
-              <w:right w:val="single" w:color="auto" w:sz="4" w:space="0"/>
+              <w:top w:val="single" w:sz="4" w:space="0" w:color="auto"/>
+              <w:left w:val="single" w:sz="4" w:space="0" w:color="auto"/>
+              <w:bottom w:val="single" w:sz="4" w:space="0" w:color="auto"/>
+              <w:right w:val="single" w:sz="4" w:space="0" w:color="auto"/>
             </w:tcBorders>
             <w:vAlign w:val="center"/>
           </w:tcPr>
@@ -2494,10 +2358,10 @@
           <w:tcPr>
             <w:tcW w:w="2700" w:type="dxa"/>
             <w:tcBorders>
-              <w:top w:val="single" w:color="auto" w:sz="4" w:space="0"/>
-              <w:left w:val="single" w:color="auto" w:sz="4" w:space="0"/>
-              <w:bottom w:val="single" w:color="auto" w:sz="4" w:space="0"/>
-              <w:right w:val="single" w:color="auto" w:sz="4" w:space="0"/>
+              <w:top w:val="single" w:sz="4" w:space="0" w:color="auto"/>
+              <w:left w:val="single" w:sz="4" w:space="0" w:color="auto"/>
+              <w:bottom w:val="single" w:sz="4" w:space="0" w:color="auto"/>
+              <w:right w:val="single" w:sz="4" w:space="0" w:color="auto"/>
             </w:tcBorders>
             <w:vAlign w:val="center"/>
           </w:tcPr>
@@ -2515,14 +2379,8 @@
       </w:tr>
       <w:tr>
         <w:tblPrEx>
-          <w:tblBorders>
-            <w:top w:val="single" w:color="auto" w:sz="4" w:space="0"/>
-            <w:left w:val="single" w:color="auto" w:sz="4" w:space="0"/>
-            <w:bottom w:val="single" w:color="auto" w:sz="4" w:space="0"/>
-            <w:right w:val="single" w:color="auto" w:sz="4" w:space="0"/>
-            <w:insideH w:val="single" w:color="auto" w:sz="4" w:space="0"/>
-            <w:insideV w:val="single" w:color="auto" w:sz="4" w:space="0"/>
-          </w:tblBorders>
+          <w:tblW w:w="9468" w:type="dxa"/>
+          <w:tblInd w:w="0" w:type="dxa"/>
           <w:tblLayout w:type="fixed"/>
           <w:tblCellMar>
             <w:top w:w="0" w:type="dxa"/>
@@ -2533,15 +2391,15 @@
         </w:tblPrEx>
         <w:trPr>
           <w:cantSplit/>
-          <w:trHeight w:val="1353" w:hRule="atLeast"/>
+          <w:trHeight w:val="1353"/>
         </w:trPr>
         <w:tc>
           <w:tcPr>
             <w:tcW w:w="1008" w:type="dxa"/>
-            <w:vMerge w:val="continue"/>
-            <w:tcBorders>
-              <w:left w:val="single" w:color="auto" w:sz="4" w:space="0"/>
-              <w:right w:val="single" w:color="auto" w:sz="4" w:space="0"/>
+            <w:vMerge/>
+            <w:tcBorders>
+              <w:left w:val="single" w:sz="4" w:space="0" w:color="auto"/>
+              <w:right w:val="single" w:sz="4" w:space="0" w:color="auto"/>
             </w:tcBorders>
             <w:vAlign w:val="center"/>
           </w:tcPr>
@@ -2560,10 +2418,10 @@
           <w:tcPr>
             <w:tcW w:w="2160" w:type="dxa"/>
             <w:tcBorders>
-              <w:top w:val="single" w:color="auto" w:sz="4" w:space="0"/>
-              <w:left w:val="single" w:color="auto" w:sz="4" w:space="0"/>
-              <w:bottom w:val="single" w:color="auto" w:sz="4" w:space="0"/>
-              <w:right w:val="single" w:color="auto" w:sz="4" w:space="0"/>
+              <w:top w:val="single" w:sz="4" w:space="0" w:color="auto"/>
+              <w:left w:val="single" w:sz="4" w:space="0" w:color="auto"/>
+              <w:bottom w:val="single" w:sz="4" w:space="0" w:color="auto"/>
+              <w:right w:val="single" w:sz="4" w:space="0" w:color="auto"/>
             </w:tcBorders>
             <w:vAlign w:val="center"/>
           </w:tcPr>
@@ -2578,7 +2436,7 @@
             </w:pPr>
             <w:r>
               <w:rPr>
-                <w:rFonts w:hint="eastAsia" w:ascii="宋体" w:hAnsi="宋体"/>
+                <w:rFonts w:ascii="宋体" w:hAnsi="宋体" w:hint="eastAsia"/>
                 <w:sz w:val="24"/>
               </w:rPr>
               <w:t>13：00～16：30</w:t>
@@ -2589,10 +2447,10 @@
           <w:tcPr>
             <w:tcW w:w="1980" w:type="dxa"/>
             <w:tcBorders>
-              <w:top w:val="single" w:color="auto" w:sz="4" w:space="0"/>
-              <w:left w:val="single" w:color="auto" w:sz="4" w:space="0"/>
-              <w:bottom w:val="single" w:color="auto" w:sz="4" w:space="0"/>
-              <w:right w:val="single" w:color="auto" w:sz="4" w:space="0"/>
+              <w:top w:val="single" w:sz="4" w:space="0" w:color="auto"/>
+              <w:left w:val="single" w:sz="4" w:space="0" w:color="auto"/>
+              <w:bottom w:val="single" w:sz="4" w:space="0" w:color="auto"/>
+              <w:right w:val="single" w:sz="4" w:space="0" w:color="auto"/>
             </w:tcBorders>
             <w:vAlign w:val="center"/>
           </w:tcPr>
@@ -2607,7 +2465,7 @@
             </w:pPr>
             <w:r>
               <w:rPr>
-                <w:rFonts w:hint="eastAsia" w:ascii="宋体" w:hAnsi="宋体"/>
+                <w:rFonts w:ascii="宋体" w:hAnsi="宋体" w:hint="eastAsia"/>
                 <w:sz w:val="24"/>
               </w:rPr>
               <w:t>运维管理部</w:t>
@@ -2618,10 +2476,10 @@
           <w:tcPr>
             <w:tcW w:w="1620" w:type="dxa"/>
             <w:tcBorders>
-              <w:top w:val="single" w:color="auto" w:sz="4" w:space="0"/>
-              <w:left w:val="single" w:color="auto" w:sz="4" w:space="0"/>
-              <w:bottom w:val="single" w:color="auto" w:sz="4" w:space="0"/>
-              <w:right w:val="single" w:color="auto" w:sz="4" w:space="0"/>
+              <w:top w:val="single" w:sz="4" w:space="0" w:color="auto"/>
+              <w:left w:val="single" w:sz="4" w:space="0" w:color="auto"/>
+              <w:bottom w:val="single" w:sz="4" w:space="0" w:color="auto"/>
+              <w:right w:val="single" w:sz="4" w:space="0" w:color="auto"/>
             </w:tcBorders>
             <w:vAlign w:val="center"/>
           </w:tcPr>
@@ -2636,14 +2494,14 @@
             </w:pPr>
             <w:r>
               <w:rPr>
-                <w:rFonts w:hint="eastAsia" w:ascii="宋体" w:hAnsi="宋体"/>
+                <w:rFonts w:ascii="宋体" w:hAnsi="宋体" w:hint="eastAsia"/>
                 <w:szCs w:val="21"/>
               </w:rPr>
               <w:t>王梦迪</w:t>
             </w:r>
             <w:r>
               <w:rPr>
-                <w:rFonts w:hint="eastAsia" w:ascii="宋体" w:hAnsi="宋体"/>
+                <w:rFonts w:ascii="宋体" w:hAnsi="宋体" w:hint="eastAsia"/>
                 <w:sz w:val="24"/>
               </w:rPr>
               <w:t>，高永军</w:t>
@@ -2654,10 +2512,10 @@
           <w:tcPr>
             <w:tcW w:w="2700" w:type="dxa"/>
             <w:tcBorders>
-              <w:top w:val="single" w:color="auto" w:sz="4" w:space="0"/>
-              <w:left w:val="single" w:color="auto" w:sz="4" w:space="0"/>
-              <w:bottom w:val="single" w:color="auto" w:sz="4" w:space="0"/>
-              <w:right w:val="single" w:color="auto" w:sz="4" w:space="0"/>
+              <w:top w:val="single" w:sz="4" w:space="0" w:color="auto"/>
+              <w:left w:val="single" w:sz="4" w:space="0" w:color="auto"/>
+              <w:bottom w:val="single" w:sz="4" w:space="0" w:color="auto"/>
+              <w:right w:val="single" w:sz="4" w:space="0" w:color="auto"/>
             </w:tcBorders>
             <w:vAlign w:val="center"/>
           </w:tcPr>
@@ -2672,7 +2530,7 @@
             </w:pPr>
             <w:r>
               <w:rPr>
-                <w:rFonts w:hint="eastAsia" w:ascii="宋体" w:hAnsi="宋体"/>
+                <w:rFonts w:ascii="宋体" w:hAnsi="宋体" w:hint="eastAsia"/>
                 <w:sz w:val="24"/>
               </w:rPr>
               <w:t>9.2/9.3/9.4/9.5/9.6/9.7/9.8/9.9</w:t>
@@ -2682,14 +2540,8 @@
       </w:tr>
       <w:tr>
         <w:tblPrEx>
-          <w:tblBorders>
-            <w:top w:val="single" w:color="auto" w:sz="4" w:space="0"/>
-            <w:left w:val="single" w:color="auto" w:sz="4" w:space="0"/>
-            <w:bottom w:val="single" w:color="auto" w:sz="4" w:space="0"/>
-            <w:right w:val="single" w:color="auto" w:sz="4" w:space="0"/>
-            <w:insideH w:val="single" w:color="auto" w:sz="4" w:space="0"/>
-            <w:insideV w:val="single" w:color="auto" w:sz="4" w:space="0"/>
-          </w:tblBorders>
+          <w:tblW w:w="9468" w:type="dxa"/>
+          <w:tblInd w:w="0" w:type="dxa"/>
           <w:tblLayout w:type="fixed"/>
           <w:tblCellMar>
             <w:top w:w="0" w:type="dxa"/>
@@ -2700,16 +2552,16 @@
         </w:tblPrEx>
         <w:trPr>
           <w:cantSplit/>
-          <w:trHeight w:val="985" w:hRule="atLeast"/>
+          <w:trHeight w:val="985"/>
         </w:trPr>
         <w:tc>
           <w:tcPr>
             <w:tcW w:w="1008" w:type="dxa"/>
-            <w:vMerge w:val="continue"/>
-            <w:tcBorders>
-              <w:left w:val="single" w:color="auto" w:sz="4" w:space="0"/>
-              <w:bottom w:val="single" w:color="auto" w:sz="4" w:space="0"/>
-              <w:right w:val="single" w:color="auto" w:sz="4" w:space="0"/>
+            <w:vMerge/>
+            <w:tcBorders>
+              <w:left w:val="single" w:sz="4" w:space="0" w:color="auto"/>
+              <w:bottom w:val="single" w:sz="4" w:space="0" w:color="auto"/>
+              <w:right w:val="single" w:sz="4" w:space="0" w:color="auto"/>
             </w:tcBorders>
             <w:vAlign w:val="center"/>
           </w:tcPr>
@@ -2728,10 +2580,10 @@
           <w:tcPr>
             <w:tcW w:w="2160" w:type="dxa"/>
             <w:tcBorders>
-              <w:top w:val="single" w:color="auto" w:sz="4" w:space="0"/>
-              <w:left w:val="single" w:color="auto" w:sz="4" w:space="0"/>
-              <w:bottom w:val="single" w:color="auto" w:sz="4" w:space="0"/>
-              <w:right w:val="single" w:color="auto" w:sz="4" w:space="0"/>
+              <w:top w:val="single" w:sz="4" w:space="0" w:color="auto"/>
+              <w:left w:val="single" w:sz="4" w:space="0" w:color="auto"/>
+              <w:bottom w:val="single" w:sz="4" w:space="0" w:color="auto"/>
+              <w:right w:val="single" w:sz="4" w:space="0" w:color="auto"/>
             </w:tcBorders>
             <w:vAlign w:val="center"/>
           </w:tcPr>
@@ -2746,7 +2598,7 @@
             </w:pPr>
             <w:r>
               <w:rPr>
-                <w:rFonts w:hint="eastAsia" w:ascii="宋体" w:hAnsi="宋体"/>
+                <w:rFonts w:ascii="宋体" w:hAnsi="宋体" w:hint="eastAsia"/>
                 <w:sz w:val="24"/>
               </w:rPr>
               <w:t>17：00～17：30</w:t>
@@ -2757,10 +2609,10 @@
           <w:tcPr>
             <w:tcW w:w="1980" w:type="dxa"/>
             <w:tcBorders>
-              <w:top w:val="single" w:color="auto" w:sz="4" w:space="0"/>
-              <w:left w:val="single" w:color="auto" w:sz="4" w:space="0"/>
-              <w:bottom w:val="single" w:color="auto" w:sz="4" w:space="0"/>
-              <w:right w:val="single" w:color="auto" w:sz="4" w:space="0"/>
+              <w:top w:val="single" w:sz="4" w:space="0" w:color="auto"/>
+              <w:left w:val="single" w:sz="4" w:space="0" w:color="auto"/>
+              <w:bottom w:val="single" w:sz="4" w:space="0" w:color="auto"/>
+              <w:right w:val="single" w:sz="4" w:space="0" w:color="auto"/>
             </w:tcBorders>
             <w:vAlign w:val="center"/>
           </w:tcPr>
@@ -2775,7 +2627,7 @@
             </w:pPr>
             <w:r>
               <w:rPr>
-                <w:rFonts w:hint="eastAsia" w:ascii="宋体" w:hAnsi="宋体"/>
+                <w:rFonts w:ascii="宋体" w:hAnsi="宋体" w:hint="eastAsia"/>
                 <w:sz w:val="24"/>
               </w:rPr>
               <w:t>末次会议</w:t>
@@ -2786,10 +2638,10 @@
           <w:tcPr>
             <w:tcW w:w="1620" w:type="dxa"/>
             <w:tcBorders>
-              <w:top w:val="single" w:color="auto" w:sz="4" w:space="0"/>
-              <w:left w:val="single" w:color="auto" w:sz="4" w:space="0"/>
-              <w:bottom w:val="single" w:color="auto" w:sz="4" w:space="0"/>
-              <w:right w:val="single" w:color="auto" w:sz="4" w:space="0"/>
+              <w:top w:val="single" w:sz="4" w:space="0" w:color="auto"/>
+              <w:left w:val="single" w:sz="4" w:space="0" w:color="auto"/>
+              <w:bottom w:val="single" w:sz="4" w:space="0" w:color="auto"/>
+              <w:right w:val="single" w:sz="4" w:space="0" w:color="auto"/>
             </w:tcBorders>
             <w:vAlign w:val="center"/>
           </w:tcPr>
@@ -2808,10 +2660,10 @@
           <w:tcPr>
             <w:tcW w:w="2700" w:type="dxa"/>
             <w:tcBorders>
-              <w:top w:val="single" w:color="auto" w:sz="4" w:space="0"/>
-              <w:left w:val="single" w:color="auto" w:sz="4" w:space="0"/>
-              <w:bottom w:val="single" w:color="auto" w:sz="4" w:space="0"/>
-              <w:right w:val="single" w:color="auto" w:sz="4" w:space="0"/>
+              <w:top w:val="single" w:sz="4" w:space="0" w:color="auto"/>
+              <w:left w:val="single" w:sz="4" w:space="0" w:color="auto"/>
+              <w:bottom w:val="single" w:sz="4" w:space="0" w:color="auto"/>
+              <w:right w:val="single" w:sz="4" w:space="0" w:color="auto"/>
             </w:tcBorders>
             <w:vAlign w:val="center"/>
           </w:tcPr>
@@ -2919,7 +2771,7 @@
       </w:pPr>
       <w:r>
         <w:rPr>
-          <w:rFonts w:hint="eastAsia" w:ascii="宋体" w:hAnsi="宋体"/>
+          <w:rFonts w:ascii="宋体" w:hAnsi="宋体" w:hint="eastAsia"/>
           <w:b/>
           <w:bCs/>
           <w:sz w:val="44"/>
@@ -2929,7 +2781,7 @@
       </w:r>
       <w:r>
         <w:rPr>
-          <w:rFonts w:hint="eastAsia" w:ascii="宋体" w:hAnsi="宋体"/>
+          <w:rFonts w:ascii="宋体" w:hAnsi="宋体" w:hint="eastAsia"/>
           <w:b/>
           <w:bCs/>
           <w:sz w:val="44"/>
@@ -2939,17 +2791,16 @@
     </w:p>
     <w:tbl>
       <w:tblPr>
-        <w:tblStyle w:val="9"/>
+        <w:tblStyle w:val="TableNormal"/>
         <w:tblW w:w="8296" w:type="dxa"/>
         <w:jc w:val="center"/>
-        <w:tblInd w:w="0" w:type="dxa"/>
         <w:tblBorders>
-          <w:top w:val="single" w:color="auto" w:sz="4" w:space="0"/>
-          <w:left w:val="single" w:color="auto" w:sz="4" w:space="0"/>
-          <w:bottom w:val="single" w:color="auto" w:sz="4" w:space="0"/>
-          <w:right w:val="single" w:color="auto" w:sz="4" w:space="0"/>
-          <w:insideH w:val="none" w:color="auto" w:sz="0" w:space="0"/>
-          <w:insideV w:val="none" w:color="auto" w:sz="0" w:space="0"/>
+          <w:top w:val="single" w:sz="4" w:space="0" w:color="auto"/>
+          <w:left w:val="single" w:sz="4" w:space="0" w:color="auto"/>
+          <w:bottom w:val="single" w:sz="4" w:space="0" w:color="auto"/>
+          <w:right w:val="single" w:sz="4" w:space="0" w:color="auto"/>
+          <w:insideH w:val="nil"/>
+          <w:insideV w:val="nil"/>
         </w:tblBorders>
         <w:tblLayout w:type="fixed"/>
         <w:tblCellMar>
@@ -2967,13 +2818,15 @@
       </w:tblGrid>
       <w:tr>
         <w:tblPrEx>
+          <w:tblW w:w="8296" w:type="dxa"/>
+          <w:jc w:val="center"/>
           <w:tblBorders>
-            <w:top w:val="single" w:color="auto" w:sz="4" w:space="0"/>
-            <w:left w:val="single" w:color="auto" w:sz="4" w:space="0"/>
-            <w:bottom w:val="single" w:color="auto" w:sz="4" w:space="0"/>
-            <w:right w:val="single" w:color="auto" w:sz="4" w:space="0"/>
-            <w:insideH w:val="none" w:color="auto" w:sz="0" w:space="0"/>
-            <w:insideV w:val="none" w:color="auto" w:sz="0" w:space="0"/>
+            <w:top w:val="single" w:sz="4" w:space="0" w:color="auto"/>
+            <w:left w:val="single" w:sz="4" w:space="0" w:color="auto"/>
+            <w:bottom w:val="single" w:sz="4" w:space="0" w:color="auto"/>
+            <w:right w:val="single" w:sz="4" w:space="0" w:color="auto"/>
+            <w:insideH w:val="nil"/>
+            <w:insideV w:val="nil"/>
           </w:tblBorders>
           <w:tblLayout w:type="fixed"/>
           <w:tblCellMar>
@@ -2984,17 +2837,17 @@
           </w:tblCellMar>
         </w:tblPrEx>
         <w:trPr>
-          <w:trHeight w:val="612" w:hRule="atLeast"/>
+          <w:trHeight w:val="612"/>
           <w:jc w:val="center"/>
         </w:trPr>
         <w:tc>
           <w:tcPr>
             <w:tcW w:w="2064" w:type="dxa"/>
             <w:tcBorders>
-              <w:top w:val="single" w:color="auto" w:sz="4" w:space="0"/>
-              <w:left w:val="single" w:color="auto" w:sz="4" w:space="0"/>
-              <w:bottom w:val="single" w:color="auto" w:sz="4" w:space="0"/>
-              <w:right w:val="single" w:color="auto" w:sz="4" w:space="0"/>
+              <w:top w:val="single" w:sz="4" w:space="0" w:color="auto"/>
+              <w:left w:val="single" w:sz="4" w:space="0" w:color="auto"/>
+              <w:bottom w:val="single" w:sz="4" w:space="0" w:color="auto"/>
+              <w:right w:val="single" w:sz="4" w:space="0" w:color="auto"/>
             </w:tcBorders>
             <w:vAlign w:val="center"/>
           </w:tcPr>
@@ -3009,7 +2862,7 @@
             </w:pPr>
             <w:r>
               <w:rPr>
-                <w:rFonts w:hint="eastAsia" w:ascii="宋体" w:hAnsi="宋体"/>
+                <w:rFonts w:ascii="宋体" w:hAnsi="宋体" w:hint="eastAsia"/>
                 <w:szCs w:val="21"/>
               </w:rPr>
               <w:t>会议名称</w:t>
@@ -3020,10 +2873,10 @@
           <w:tcPr>
             <w:tcW w:w="2097" w:type="dxa"/>
             <w:tcBorders>
-              <w:top w:val="single" w:color="auto" w:sz="4" w:space="0"/>
-              <w:left w:val="single" w:color="auto" w:sz="4" w:space="0"/>
-              <w:bottom w:val="single" w:color="auto" w:sz="4" w:space="0"/>
-              <w:right w:val="single" w:color="auto" w:sz="4" w:space="0"/>
+              <w:top w:val="single" w:sz="4" w:space="0" w:color="auto"/>
+              <w:left w:val="single" w:sz="4" w:space="0" w:color="auto"/>
+              <w:bottom w:val="single" w:sz="4" w:space="0" w:color="auto"/>
+              <w:right w:val="single" w:sz="4" w:space="0" w:color="auto"/>
             </w:tcBorders>
             <w:vAlign w:val="center"/>
           </w:tcPr>
@@ -3038,7 +2891,7 @@
             </w:pPr>
             <w:r>
               <w:rPr>
-                <w:rFonts w:hint="eastAsia" w:ascii="宋体" w:hAnsi="宋体"/>
+                <w:rFonts w:ascii="宋体" w:hAnsi="宋体" w:hint="eastAsia"/>
                 <w:szCs w:val="21"/>
               </w:rPr>
               <w:t>内审</w:t>
@@ -3049,10 +2902,10 @@
           <w:tcPr>
             <w:tcW w:w="2063" w:type="dxa"/>
             <w:tcBorders>
-              <w:top w:val="single" w:color="auto" w:sz="4" w:space="0"/>
-              <w:left w:val="single" w:color="auto" w:sz="4" w:space="0"/>
-              <w:bottom w:val="single" w:color="auto" w:sz="4" w:space="0"/>
-              <w:right w:val="single" w:color="auto" w:sz="4" w:space="0"/>
+              <w:top w:val="single" w:sz="4" w:space="0" w:color="auto"/>
+              <w:left w:val="single" w:sz="4" w:space="0" w:color="auto"/>
+              <w:bottom w:val="single" w:sz="4" w:space="0" w:color="auto"/>
+              <w:right w:val="single" w:sz="4" w:space="0" w:color="auto"/>
             </w:tcBorders>
             <w:vAlign w:val="center"/>
           </w:tcPr>
@@ -3067,7 +2920,7 @@
             </w:pPr>
             <w:r>
               <w:rPr>
-                <w:rFonts w:hint="eastAsia" w:ascii="宋体" w:hAnsi="宋体"/>
+                <w:rFonts w:ascii="宋体" w:hAnsi="宋体" w:hint="eastAsia"/>
                 <w:szCs w:val="21"/>
               </w:rPr>
               <w:t>主持人</w:t>
@@ -3078,10 +2931,10 @@
           <w:tcPr>
             <w:tcW w:w="2072" w:type="dxa"/>
             <w:tcBorders>
-              <w:top w:val="single" w:color="auto" w:sz="4" w:space="0"/>
-              <w:left w:val="single" w:color="auto" w:sz="4" w:space="0"/>
-              <w:bottom w:val="single" w:color="auto" w:sz="4" w:space="0"/>
-              <w:right w:val="single" w:color="auto" w:sz="4" w:space="0"/>
+              <w:top w:val="single" w:sz="4" w:space="0" w:color="auto"/>
+              <w:left w:val="single" w:sz="4" w:space="0" w:color="auto"/>
+              <w:bottom w:val="single" w:sz="4" w:space="0" w:color="auto"/>
+              <w:right w:val="single" w:sz="4" w:space="0" w:color="auto"/>
             </w:tcBorders>
             <w:vAlign w:val="center"/>
           </w:tcPr>
@@ -3096,7 +2949,7 @@
             </w:pPr>
             <w:r>
               <w:rPr>
-                <w:rFonts w:hint="eastAsia" w:ascii="宋体" w:hAnsi="宋体"/>
+                <w:rFonts w:ascii="宋体" w:hAnsi="宋体" w:hint="eastAsia"/>
                 <w:szCs w:val="21"/>
               </w:rPr>
               <w:t>胡海军</w:t>
@@ -3106,14 +2959,8 @@
       </w:tr>
       <w:tr>
         <w:tblPrEx>
-          <w:tblBorders>
-            <w:top w:val="single" w:color="auto" w:sz="4" w:space="0"/>
-            <w:left w:val="single" w:color="auto" w:sz="4" w:space="0"/>
-            <w:bottom w:val="single" w:color="auto" w:sz="4" w:space="0"/>
-            <w:right w:val="single" w:color="auto" w:sz="4" w:space="0"/>
-            <w:insideH w:val="none" w:color="auto" w:sz="0" w:space="0"/>
-            <w:insideV w:val="none" w:color="auto" w:sz="0" w:space="0"/>
-          </w:tblBorders>
+          <w:tblW w:w="8296" w:type="dxa"/>
+          <w:jc w:val="center"/>
           <w:tblLayout w:type="fixed"/>
           <w:tblCellMar>
             <w:top w:w="0" w:type="dxa"/>
@@ -3123,17 +2970,17 @@
           </w:tblCellMar>
         </w:tblPrEx>
         <w:trPr>
-          <w:trHeight w:val="605" w:hRule="atLeast"/>
+          <w:trHeight w:val="605"/>
           <w:jc w:val="center"/>
         </w:trPr>
         <w:tc>
           <w:tcPr>
             <w:tcW w:w="2064" w:type="dxa"/>
             <w:tcBorders>
-              <w:top w:val="single" w:color="auto" w:sz="4" w:space="0"/>
-              <w:left w:val="single" w:color="auto" w:sz="4" w:space="0"/>
-              <w:bottom w:val="single" w:color="auto" w:sz="4" w:space="0"/>
-              <w:right w:val="single" w:color="auto" w:sz="4" w:space="0"/>
+              <w:top w:val="single" w:sz="4" w:space="0" w:color="auto"/>
+              <w:left w:val="single" w:sz="4" w:space="0" w:color="auto"/>
+              <w:bottom w:val="single" w:sz="4" w:space="0" w:color="auto"/>
+              <w:right w:val="single" w:sz="4" w:space="0" w:color="auto"/>
             </w:tcBorders>
             <w:vAlign w:val="center"/>
           </w:tcPr>
@@ -3148,7 +2995,7 @@
             </w:pPr>
             <w:r>
               <w:rPr>
-                <w:rFonts w:hint="eastAsia" w:ascii="宋体" w:hAnsi="宋体"/>
+                <w:rFonts w:ascii="宋体" w:hAnsi="宋体" w:hint="eastAsia"/>
                 <w:szCs w:val="21"/>
               </w:rPr>
               <w:t>会议时间</w:t>
@@ -3159,10 +3006,10 @@
           <w:tcPr>
             <w:tcW w:w="2097" w:type="dxa"/>
             <w:tcBorders>
-              <w:top w:val="single" w:color="auto" w:sz="4" w:space="0"/>
-              <w:left w:val="single" w:color="auto" w:sz="4" w:space="0"/>
-              <w:bottom w:val="single" w:color="auto" w:sz="4" w:space="0"/>
-              <w:right w:val="single" w:color="auto" w:sz="4" w:space="0"/>
+              <w:top w:val="single" w:sz="4" w:space="0" w:color="auto"/>
+              <w:left w:val="single" w:sz="4" w:space="0" w:color="auto"/>
+              <w:bottom w:val="single" w:sz="4" w:space="0" w:color="auto"/>
+              <w:right w:val="single" w:sz="4" w:space="0" w:color="auto"/>
             </w:tcBorders>
             <w:vAlign w:val="center"/>
           </w:tcPr>
@@ -3171,14 +3018,14 @@
               <w:spacing w:line="360" w:lineRule="auto"/>
               <w:jc w:val="center"/>
               <w:rPr>
-                <w:rFonts w:hint="eastAsia" w:ascii="宋体" w:hAnsi="宋体" w:eastAsia="宋体"/>
+                <w:rFonts w:ascii="宋体" w:eastAsia="宋体" w:hAnsi="宋体" w:hint="eastAsia"/>
                 <w:szCs w:val="21"/>
                 <w:lang w:eastAsia="zh-CN"/>
               </w:rPr>
             </w:pPr>
             <w:r>
               <w:rPr>
-                <w:rFonts w:hint="eastAsia" w:ascii="宋体" w:hAnsi="宋体"/>
+                <w:rFonts w:ascii="宋体" w:hAnsi="宋体" w:hint="eastAsia"/>
                 <w:szCs w:val="21"/>
                 <w:lang w:val="en-US" w:eastAsia="zh-CN"/>
               </w:rPr>
@@ -3190,10 +3037,10 @@
           <w:tcPr>
             <w:tcW w:w="2063" w:type="dxa"/>
             <w:tcBorders>
-              <w:top w:val="single" w:color="auto" w:sz="4" w:space="0"/>
-              <w:left w:val="single" w:color="auto" w:sz="4" w:space="0"/>
-              <w:bottom w:val="single" w:color="auto" w:sz="4" w:space="0"/>
-              <w:right w:val="single" w:color="auto" w:sz="4" w:space="0"/>
+              <w:top w:val="single" w:sz="4" w:space="0" w:color="auto"/>
+              <w:left w:val="single" w:sz="4" w:space="0" w:color="auto"/>
+              <w:bottom w:val="single" w:sz="4" w:space="0" w:color="auto"/>
+              <w:right w:val="single" w:sz="4" w:space="0" w:color="auto"/>
             </w:tcBorders>
             <w:vAlign w:val="center"/>
           </w:tcPr>
@@ -3208,7 +3055,7 @@
             </w:pPr>
             <w:r>
               <w:rPr>
-                <w:rFonts w:hint="eastAsia" w:ascii="宋体" w:hAnsi="宋体"/>
+                <w:rFonts w:ascii="宋体" w:hAnsi="宋体" w:hint="eastAsia"/>
                 <w:szCs w:val="21"/>
               </w:rPr>
               <w:t>会议地点</w:t>
@@ -3219,10 +3066,10 @@
           <w:tcPr>
             <w:tcW w:w="2072" w:type="dxa"/>
             <w:tcBorders>
-              <w:top w:val="single" w:color="auto" w:sz="4" w:space="0"/>
-              <w:left w:val="single" w:color="auto" w:sz="4" w:space="0"/>
-              <w:bottom w:val="single" w:color="auto" w:sz="4" w:space="0"/>
-              <w:right w:val="single" w:color="auto" w:sz="4" w:space="0"/>
+              <w:top w:val="single" w:sz="4" w:space="0" w:color="auto"/>
+              <w:left w:val="single" w:sz="4" w:space="0" w:color="auto"/>
+              <w:bottom w:val="single" w:sz="4" w:space="0" w:color="auto"/>
+              <w:right w:val="single" w:sz="4" w:space="0" w:color="auto"/>
             </w:tcBorders>
             <w:vAlign w:val="center"/>
           </w:tcPr>
@@ -3237,7 +3084,7 @@
             </w:pPr>
             <w:r>
               <w:rPr>
-                <w:rFonts w:hint="eastAsia" w:ascii="宋体" w:hAnsi="宋体"/>
+                <w:rFonts w:ascii="宋体" w:hAnsi="宋体" w:hint="eastAsia"/>
                 <w:szCs w:val="21"/>
               </w:rPr>
               <w:t>公司会议室</w:t>
@@ -3247,14 +3094,8 @@
       </w:tr>
       <w:tr>
         <w:tblPrEx>
-          <w:tblBorders>
-            <w:top w:val="single" w:color="auto" w:sz="4" w:space="0"/>
-            <w:left w:val="single" w:color="auto" w:sz="4" w:space="0"/>
-            <w:bottom w:val="single" w:color="auto" w:sz="4" w:space="0"/>
-            <w:right w:val="single" w:color="auto" w:sz="4" w:space="0"/>
-            <w:insideH w:val="none" w:color="auto" w:sz="0" w:space="0"/>
-            <w:insideV w:val="none" w:color="auto" w:sz="0" w:space="0"/>
-          </w:tblBorders>
+          <w:tblW w:w="8296" w:type="dxa"/>
+          <w:jc w:val="center"/>
           <w:tblLayout w:type="fixed"/>
           <w:tblCellMar>
             <w:top w:w="0" w:type="dxa"/>
@@ -3264,7 +3105,7 @@
           </w:tblCellMar>
         </w:tblPrEx>
         <w:trPr>
-          <w:trHeight w:val="608" w:hRule="atLeast"/>
+          <w:trHeight w:val="608"/>
           <w:jc w:val="center"/>
         </w:trPr>
         <w:tc>
@@ -3272,10 +3113,10 @@
             <w:tcW w:w="8296" w:type="dxa"/>
             <w:gridSpan w:val="4"/>
             <w:tcBorders>
-              <w:top w:val="single" w:color="auto" w:sz="4" w:space="0"/>
-              <w:left w:val="single" w:color="auto" w:sz="4" w:space="0"/>
-              <w:bottom w:val="single" w:color="auto" w:sz="4" w:space="0"/>
-              <w:right w:val="single" w:color="auto" w:sz="4" w:space="0"/>
+              <w:top w:val="single" w:sz="4" w:space="0" w:color="auto"/>
+              <w:left w:val="single" w:sz="4" w:space="0" w:color="auto"/>
+              <w:bottom w:val="single" w:sz="4" w:space="0" w:color="auto"/>
+              <w:right w:val="single" w:sz="4" w:space="0" w:color="auto"/>
             </w:tcBorders>
             <w:vAlign w:val="center"/>
           </w:tcPr>
@@ -3290,7 +3131,7 @@
             </w:pPr>
             <w:r>
               <w:rPr>
-                <w:rFonts w:hint="eastAsia" w:ascii="宋体" w:hAnsi="宋体"/>
+                <w:rFonts w:ascii="宋体" w:hAnsi="宋体" w:hint="eastAsia"/>
                 <w:szCs w:val="21"/>
               </w:rPr>
               <w:t>参加人签到</w:t>
@@ -3300,14 +3141,8 @@
       </w:tr>
       <w:tr>
         <w:tblPrEx>
-          <w:tblBorders>
-            <w:top w:val="single" w:color="auto" w:sz="4" w:space="0"/>
-            <w:left w:val="single" w:color="auto" w:sz="4" w:space="0"/>
-            <w:bottom w:val="single" w:color="auto" w:sz="4" w:space="0"/>
-            <w:right w:val="single" w:color="auto" w:sz="4" w:space="0"/>
-            <w:insideH w:val="none" w:color="auto" w:sz="0" w:space="0"/>
-            <w:insideV w:val="none" w:color="auto" w:sz="0" w:space="0"/>
-          </w:tblBorders>
+          <w:tblW w:w="8296" w:type="dxa"/>
+          <w:jc w:val="center"/>
           <w:tblLayout w:type="fixed"/>
           <w:tblCellMar>
             <w:top w:w="0" w:type="dxa"/>
@@ -3317,31 +3152,31 @@
           </w:tblCellMar>
         </w:tblPrEx>
         <w:trPr>
-          <w:trHeight w:val="446" w:hRule="atLeast"/>
+          <w:trHeight w:val="446"/>
           <w:jc w:val="center"/>
         </w:trPr>
         <w:tc>
           <w:tcPr>
             <w:tcW w:w="2064" w:type="dxa"/>
             <w:tcBorders>
-              <w:top w:val="single" w:color="auto" w:sz="4" w:space="0"/>
-              <w:left w:val="single" w:color="auto" w:sz="4" w:space="0"/>
-              <w:bottom w:val="single" w:color="auto" w:sz="4" w:space="0"/>
-              <w:right w:val="single" w:color="auto" w:sz="4" w:space="0"/>
-            </w:tcBorders>
-            <w:vAlign w:val="center"/>
-          </w:tcPr>
-          <w:p>
-            <w:pPr>
-              <w:jc w:val="center"/>
-              <w:rPr>
-                <w:rFonts w:ascii="宋体" w:hAnsi="宋体"/>
-                <w:szCs w:val="21"/>
-              </w:rPr>
-            </w:pPr>
-            <w:r>
-              <w:rPr>
-                <w:rFonts w:hint="eastAsia" w:ascii="宋体" w:hAnsi="宋体"/>
+              <w:top w:val="single" w:sz="4" w:space="0" w:color="auto"/>
+              <w:left w:val="single" w:sz="4" w:space="0" w:color="auto"/>
+              <w:bottom w:val="single" w:sz="4" w:space="0" w:color="auto"/>
+              <w:right w:val="single" w:sz="4" w:space="0" w:color="auto"/>
+            </w:tcBorders>
+            <w:vAlign w:val="center"/>
+          </w:tcPr>
+          <w:p>
+            <w:pPr>
+              <w:jc w:val="center"/>
+              <w:rPr>
+                <w:rFonts w:ascii="宋体" w:hAnsi="宋体"/>
+                <w:szCs w:val="21"/>
+              </w:rPr>
+            </w:pPr>
+            <w:r>
+              <w:rPr>
+                <w:rFonts w:ascii="宋体" w:hAnsi="宋体" w:hint="eastAsia"/>
                 <w:szCs w:val="21"/>
               </w:rPr>
               <w:t>部门</w:t>
@@ -3352,24 +3187,24 @@
           <w:tcPr>
             <w:tcW w:w="2097" w:type="dxa"/>
             <w:tcBorders>
-              <w:top w:val="single" w:color="auto" w:sz="4" w:space="0"/>
-              <w:left w:val="single" w:color="auto" w:sz="4" w:space="0"/>
-              <w:bottom w:val="single" w:color="auto" w:sz="4" w:space="0"/>
-              <w:right w:val="single" w:color="auto" w:sz="4" w:space="0"/>
-            </w:tcBorders>
-            <w:vAlign w:val="center"/>
-          </w:tcPr>
-          <w:p>
-            <w:pPr>
-              <w:jc w:val="center"/>
-              <w:rPr>
-                <w:rFonts w:ascii="宋体" w:hAnsi="宋体"/>
-                <w:szCs w:val="21"/>
-              </w:rPr>
-            </w:pPr>
-            <w:r>
-              <w:rPr>
-                <w:rFonts w:hint="eastAsia" w:ascii="宋体" w:hAnsi="宋体"/>
+              <w:top w:val="single" w:sz="4" w:space="0" w:color="auto"/>
+              <w:left w:val="single" w:sz="4" w:space="0" w:color="auto"/>
+              <w:bottom w:val="single" w:sz="4" w:space="0" w:color="auto"/>
+              <w:right w:val="single" w:sz="4" w:space="0" w:color="auto"/>
+            </w:tcBorders>
+            <w:vAlign w:val="center"/>
+          </w:tcPr>
+          <w:p>
+            <w:pPr>
+              <w:jc w:val="center"/>
+              <w:rPr>
+                <w:rFonts w:ascii="宋体" w:hAnsi="宋体"/>
+                <w:szCs w:val="21"/>
+              </w:rPr>
+            </w:pPr>
+            <w:r>
+              <w:rPr>
+                <w:rFonts w:ascii="宋体" w:hAnsi="宋体" w:hint="eastAsia"/>
                 <w:szCs w:val="21"/>
               </w:rPr>
               <w:t>参加人（签名）</w:t>
@@ -3380,24 +3215,24 @@
           <w:tcPr>
             <w:tcW w:w="2063" w:type="dxa"/>
             <w:tcBorders>
-              <w:top w:val="single" w:color="auto" w:sz="4" w:space="0"/>
-              <w:left w:val="single" w:color="auto" w:sz="4" w:space="0"/>
-              <w:bottom w:val="single" w:color="auto" w:sz="4" w:space="0"/>
-              <w:right w:val="single" w:color="auto" w:sz="4" w:space="0"/>
-            </w:tcBorders>
-            <w:vAlign w:val="center"/>
-          </w:tcPr>
-          <w:p>
-            <w:pPr>
-              <w:jc w:val="center"/>
-              <w:rPr>
-                <w:rFonts w:ascii="宋体" w:hAnsi="宋体"/>
-                <w:szCs w:val="21"/>
-              </w:rPr>
-            </w:pPr>
-            <w:r>
-              <w:rPr>
-                <w:rFonts w:hint="eastAsia" w:ascii="宋体" w:hAnsi="宋体"/>
+              <w:top w:val="single" w:sz="4" w:space="0" w:color="auto"/>
+              <w:left w:val="single" w:sz="4" w:space="0" w:color="auto"/>
+              <w:bottom w:val="single" w:sz="4" w:space="0" w:color="auto"/>
+              <w:right w:val="single" w:sz="4" w:space="0" w:color="auto"/>
+            </w:tcBorders>
+            <w:vAlign w:val="center"/>
+          </w:tcPr>
+          <w:p>
+            <w:pPr>
+              <w:jc w:val="center"/>
+              <w:rPr>
+                <w:rFonts w:ascii="宋体" w:hAnsi="宋体"/>
+                <w:szCs w:val="21"/>
+              </w:rPr>
+            </w:pPr>
+            <w:r>
+              <w:rPr>
+                <w:rFonts w:ascii="宋体" w:hAnsi="宋体" w:hint="eastAsia"/>
                 <w:szCs w:val="21"/>
               </w:rPr>
               <w:t>部门</w:t>
@@ -3408,24 +3243,24 @@
           <w:tcPr>
             <w:tcW w:w="2072" w:type="dxa"/>
             <w:tcBorders>
-              <w:top w:val="single" w:color="auto" w:sz="4" w:space="0"/>
-              <w:left w:val="single" w:color="auto" w:sz="4" w:space="0"/>
-              <w:bottom w:val="single" w:color="auto" w:sz="4" w:space="0"/>
-              <w:right w:val="single" w:color="auto" w:sz="4" w:space="0"/>
-            </w:tcBorders>
-            <w:vAlign w:val="center"/>
-          </w:tcPr>
-          <w:p>
-            <w:pPr>
-              <w:jc w:val="center"/>
-              <w:rPr>
-                <w:rFonts w:ascii="宋体" w:hAnsi="宋体"/>
-                <w:szCs w:val="21"/>
-              </w:rPr>
-            </w:pPr>
-            <w:r>
-              <w:rPr>
-                <w:rFonts w:hint="eastAsia" w:ascii="宋体" w:hAnsi="宋体"/>
+              <w:top w:val="single" w:sz="4" w:space="0" w:color="auto"/>
+              <w:left w:val="single" w:sz="4" w:space="0" w:color="auto"/>
+              <w:bottom w:val="single" w:sz="4" w:space="0" w:color="auto"/>
+              <w:right w:val="single" w:sz="4" w:space="0" w:color="auto"/>
+            </w:tcBorders>
+            <w:vAlign w:val="center"/>
+          </w:tcPr>
+          <w:p>
+            <w:pPr>
+              <w:jc w:val="center"/>
+              <w:rPr>
+                <w:rFonts w:ascii="宋体" w:hAnsi="宋体"/>
+                <w:szCs w:val="21"/>
+              </w:rPr>
+            </w:pPr>
+            <w:r>
+              <w:rPr>
+                <w:rFonts w:ascii="宋体" w:hAnsi="宋体" w:hint="eastAsia"/>
                 <w:szCs w:val="21"/>
               </w:rPr>
               <w:t>参加人（签名）</w:t>
@@ -3435,14 +3270,8 @@
       </w:tr>
       <w:tr>
         <w:tblPrEx>
-          <w:tblBorders>
-            <w:top w:val="single" w:color="auto" w:sz="4" w:space="0"/>
-            <w:left w:val="single" w:color="auto" w:sz="4" w:space="0"/>
-            <w:bottom w:val="single" w:color="auto" w:sz="4" w:space="0"/>
-            <w:right w:val="single" w:color="auto" w:sz="4" w:space="0"/>
-            <w:insideH w:val="none" w:color="auto" w:sz="0" w:space="0"/>
-            <w:insideV w:val="none" w:color="auto" w:sz="0" w:space="0"/>
-          </w:tblBorders>
+          <w:tblW w:w="8296" w:type="dxa"/>
+          <w:jc w:val="center"/>
           <w:tblLayout w:type="fixed"/>
           <w:tblCellMar>
             <w:top w:w="0" w:type="dxa"/>
@@ -3452,17 +3281,17 @@
           </w:tblCellMar>
         </w:tblPrEx>
         <w:trPr>
-          <w:trHeight w:val="636" w:hRule="atLeast"/>
+          <w:trHeight w:val="636"/>
           <w:jc w:val="center"/>
         </w:trPr>
         <w:tc>
           <w:tcPr>
             <w:tcW w:w="2064" w:type="dxa"/>
             <w:tcBorders>
-              <w:top w:val="single" w:color="auto" w:sz="4" w:space="0"/>
-              <w:left w:val="single" w:color="auto" w:sz="4" w:space="0"/>
-              <w:bottom w:val="single" w:color="auto" w:sz="4" w:space="0"/>
-              <w:right w:val="single" w:color="auto" w:sz="4" w:space="0"/>
+              <w:top w:val="single" w:sz="4" w:space="0" w:color="auto"/>
+              <w:left w:val="single" w:sz="4" w:space="0" w:color="auto"/>
+              <w:bottom w:val="single" w:sz="4" w:space="0" w:color="auto"/>
+              <w:right w:val="single" w:sz="4" w:space="0" w:color="auto"/>
             </w:tcBorders>
             <w:vAlign w:val="center"/>
           </w:tcPr>
@@ -3480,10 +3309,10 @@
           <w:tcPr>
             <w:tcW w:w="2097" w:type="dxa"/>
             <w:tcBorders>
-              <w:top w:val="single" w:color="auto" w:sz="4" w:space="0"/>
-              <w:left w:val="single" w:color="auto" w:sz="4" w:space="0"/>
-              <w:bottom w:val="single" w:color="auto" w:sz="4" w:space="0"/>
-              <w:right w:val="single" w:color="auto" w:sz="4" w:space="0"/>
+              <w:top w:val="single" w:sz="4" w:space="0" w:color="auto"/>
+              <w:left w:val="single" w:sz="4" w:space="0" w:color="auto"/>
+              <w:bottom w:val="single" w:sz="4" w:space="0" w:color="auto"/>
+              <w:right w:val="single" w:sz="4" w:space="0" w:color="auto"/>
             </w:tcBorders>
             <w:vAlign w:val="center"/>
           </w:tcPr>
@@ -3501,10 +3330,10 @@
           <w:tcPr>
             <w:tcW w:w="2063" w:type="dxa"/>
             <w:tcBorders>
-              <w:top w:val="single" w:color="auto" w:sz="4" w:space="0"/>
-              <w:left w:val="single" w:color="auto" w:sz="4" w:space="0"/>
-              <w:bottom w:val="single" w:color="auto" w:sz="4" w:space="0"/>
-              <w:right w:val="single" w:color="auto" w:sz="4" w:space="0"/>
+              <w:top w:val="single" w:sz="4" w:space="0" w:color="auto"/>
+              <w:left w:val="single" w:sz="4" w:space="0" w:color="auto"/>
+              <w:bottom w:val="single" w:sz="4" w:space="0" w:color="auto"/>
+              <w:right w:val="single" w:sz="4" w:space="0" w:color="auto"/>
             </w:tcBorders>
             <w:vAlign w:val="center"/>
           </w:tcPr>
@@ -3522,10 +3351,10 @@
           <w:tcPr>
             <w:tcW w:w="2072" w:type="dxa"/>
             <w:tcBorders>
-              <w:top w:val="single" w:color="auto" w:sz="4" w:space="0"/>
-              <w:left w:val="single" w:color="auto" w:sz="4" w:space="0"/>
-              <w:bottom w:val="single" w:color="auto" w:sz="4" w:space="0"/>
-              <w:right w:val="single" w:color="auto" w:sz="4" w:space="0"/>
+              <w:top w:val="single" w:sz="4" w:space="0" w:color="auto"/>
+              <w:left w:val="single" w:sz="4" w:space="0" w:color="auto"/>
+              <w:bottom w:val="single" w:sz="4" w:space="0" w:color="auto"/>
+              <w:right w:val="single" w:sz="4" w:space="0" w:color="auto"/>
             </w:tcBorders>
             <w:vAlign w:val="center"/>
           </w:tcPr>
@@ -3542,14 +3371,8 @@
       </w:tr>
       <w:tr>
         <w:tblPrEx>
-          <w:tblBorders>
-            <w:top w:val="single" w:color="auto" w:sz="4" w:space="0"/>
-            <w:left w:val="single" w:color="auto" w:sz="4" w:space="0"/>
-            <w:bottom w:val="single" w:color="auto" w:sz="4" w:space="0"/>
-            <w:right w:val="single" w:color="auto" w:sz="4" w:space="0"/>
-            <w:insideH w:val="none" w:color="auto" w:sz="0" w:space="0"/>
-            <w:insideV w:val="none" w:color="auto" w:sz="0" w:space="0"/>
-          </w:tblBorders>
+          <w:tblW w:w="8296" w:type="dxa"/>
+          <w:jc w:val="center"/>
           <w:tblLayout w:type="fixed"/>
           <w:tblCellMar>
             <w:top w:w="0" w:type="dxa"/>
@@ -3559,17 +3382,17 @@
           </w:tblCellMar>
         </w:tblPrEx>
         <w:trPr>
-          <w:trHeight w:val="600" w:hRule="atLeast"/>
+          <w:trHeight w:val="600"/>
           <w:jc w:val="center"/>
         </w:trPr>
         <w:tc>
           <w:tcPr>
             <w:tcW w:w="2064" w:type="dxa"/>
             <w:tcBorders>
-              <w:top w:val="single" w:color="auto" w:sz="4" w:space="0"/>
-              <w:left w:val="single" w:color="auto" w:sz="4" w:space="0"/>
-              <w:bottom w:val="single" w:color="auto" w:sz="4" w:space="0"/>
-              <w:right w:val="single" w:color="auto" w:sz="4" w:space="0"/>
+              <w:top w:val="single" w:sz="4" w:space="0" w:color="auto"/>
+              <w:left w:val="single" w:sz="4" w:space="0" w:color="auto"/>
+              <w:bottom w:val="single" w:sz="4" w:space="0" w:color="auto"/>
+              <w:right w:val="single" w:sz="4" w:space="0" w:color="auto"/>
             </w:tcBorders>
             <w:vAlign w:val="center"/>
           </w:tcPr>
@@ -3587,10 +3410,10 @@
           <w:tcPr>
             <w:tcW w:w="2097" w:type="dxa"/>
             <w:tcBorders>
-              <w:top w:val="single" w:color="auto" w:sz="4" w:space="0"/>
-              <w:left w:val="single" w:color="auto" w:sz="4" w:space="0"/>
-              <w:bottom w:val="single" w:color="auto" w:sz="4" w:space="0"/>
-              <w:right w:val="single" w:color="auto" w:sz="4" w:space="0"/>
+              <w:top w:val="single" w:sz="4" w:space="0" w:color="auto"/>
+              <w:left w:val="single" w:sz="4" w:space="0" w:color="auto"/>
+              <w:bottom w:val="single" w:sz="4" w:space="0" w:color="auto"/>
+              <w:right w:val="single" w:sz="4" w:space="0" w:color="auto"/>
             </w:tcBorders>
             <w:vAlign w:val="center"/>
           </w:tcPr>
@@ -3608,10 +3431,10 @@
           <w:tcPr>
             <w:tcW w:w="2063" w:type="dxa"/>
             <w:tcBorders>
-              <w:top w:val="single" w:color="auto" w:sz="4" w:space="0"/>
-              <w:left w:val="single" w:color="auto" w:sz="4" w:space="0"/>
-              <w:bottom w:val="single" w:color="auto" w:sz="4" w:space="0"/>
-              <w:right w:val="single" w:color="auto" w:sz="4" w:space="0"/>
+              <w:top w:val="single" w:sz="4" w:space="0" w:color="auto"/>
+              <w:left w:val="single" w:sz="4" w:space="0" w:color="auto"/>
+              <w:bottom w:val="single" w:sz="4" w:space="0" w:color="auto"/>
+              <w:right w:val="single" w:sz="4" w:space="0" w:color="auto"/>
             </w:tcBorders>
             <w:vAlign w:val="center"/>
           </w:tcPr>
@@ -3629,10 +3452,10 @@
           <w:tcPr>
             <w:tcW w:w="2072" w:type="dxa"/>
             <w:tcBorders>
-              <w:top w:val="single" w:color="auto" w:sz="4" w:space="0"/>
-              <w:left w:val="single" w:color="auto" w:sz="4" w:space="0"/>
-              <w:bottom w:val="single" w:color="auto" w:sz="4" w:space="0"/>
-              <w:right w:val="single" w:color="auto" w:sz="4" w:space="0"/>
+              <w:top w:val="single" w:sz="4" w:space="0" w:color="auto"/>
+              <w:left w:val="single" w:sz="4" w:space="0" w:color="auto"/>
+              <w:bottom w:val="single" w:sz="4" w:space="0" w:color="auto"/>
+              <w:right w:val="single" w:sz="4" w:space="0" w:color="auto"/>
             </w:tcBorders>
             <w:vAlign w:val="center"/>
           </w:tcPr>
@@ -3649,14 +3472,8 @@
       </w:tr>
       <w:tr>
         <w:tblPrEx>
-          <w:tblBorders>
-            <w:top w:val="single" w:color="auto" w:sz="4" w:space="0"/>
-            <w:left w:val="single" w:color="auto" w:sz="4" w:space="0"/>
-            <w:bottom w:val="single" w:color="auto" w:sz="4" w:space="0"/>
-            <w:right w:val="single" w:color="auto" w:sz="4" w:space="0"/>
-            <w:insideH w:val="none" w:color="auto" w:sz="0" w:space="0"/>
-            <w:insideV w:val="none" w:color="auto" w:sz="0" w:space="0"/>
-          </w:tblBorders>
+          <w:tblW w:w="8296" w:type="dxa"/>
+          <w:jc w:val="center"/>
           <w:tblLayout w:type="fixed"/>
           <w:tblCellMar>
             <w:top w:w="0" w:type="dxa"/>
@@ -3666,17 +3483,17 @@
           </w:tblCellMar>
         </w:tblPrEx>
         <w:trPr>
-          <w:trHeight w:val="606" w:hRule="atLeast"/>
+          <w:trHeight w:val="606"/>
           <w:jc w:val="center"/>
         </w:trPr>
         <w:tc>
           <w:tcPr>
             <w:tcW w:w="2064" w:type="dxa"/>
             <w:tcBorders>
-              <w:top w:val="single" w:color="auto" w:sz="4" w:space="0"/>
-              <w:left w:val="single" w:color="auto" w:sz="4" w:space="0"/>
-              <w:bottom w:val="single" w:color="auto" w:sz="4" w:space="0"/>
-              <w:right w:val="single" w:color="auto" w:sz="4" w:space="0"/>
+              <w:top w:val="single" w:sz="4" w:space="0" w:color="auto"/>
+              <w:left w:val="single" w:sz="4" w:space="0" w:color="auto"/>
+              <w:bottom w:val="single" w:sz="4" w:space="0" w:color="auto"/>
+              <w:right w:val="single" w:sz="4" w:space="0" w:color="auto"/>
             </w:tcBorders>
             <w:vAlign w:val="center"/>
           </w:tcPr>
@@ -3690,10 +3507,10 @@
           <w:tcPr>
             <w:tcW w:w="2097" w:type="dxa"/>
             <w:tcBorders>
-              <w:top w:val="single" w:color="auto" w:sz="4" w:space="0"/>
-              <w:left w:val="single" w:color="auto" w:sz="4" w:space="0"/>
-              <w:bottom w:val="single" w:color="auto" w:sz="4" w:space="0"/>
-              <w:right w:val="single" w:color="auto" w:sz="4" w:space="0"/>
+              <w:top w:val="single" w:sz="4" w:space="0" w:color="auto"/>
+              <w:left w:val="single" w:sz="4" w:space="0" w:color="auto"/>
+              <w:bottom w:val="single" w:sz="4" w:space="0" w:color="auto"/>
+              <w:right w:val="single" w:sz="4" w:space="0" w:color="auto"/>
             </w:tcBorders>
             <w:vAlign w:val="center"/>
           </w:tcPr>
@@ -3711,10 +3528,10 @@
           <w:tcPr>
             <w:tcW w:w="2063" w:type="dxa"/>
             <w:tcBorders>
-              <w:top w:val="single" w:color="auto" w:sz="4" w:space="0"/>
-              <w:left w:val="single" w:color="auto" w:sz="4" w:space="0"/>
-              <w:bottom w:val="single" w:color="auto" w:sz="4" w:space="0"/>
-              <w:right w:val="single" w:color="auto" w:sz="4" w:space="0"/>
+              <w:top w:val="single" w:sz="4" w:space="0" w:color="auto"/>
+              <w:left w:val="single" w:sz="4" w:space="0" w:color="auto"/>
+              <w:bottom w:val="single" w:sz="4" w:space="0" w:color="auto"/>
+              <w:right w:val="single" w:sz="4" w:space="0" w:color="auto"/>
             </w:tcBorders>
             <w:vAlign w:val="center"/>
           </w:tcPr>
@@ -3732,10 +3549,10 @@
           <w:tcPr>
             <w:tcW w:w="2072" w:type="dxa"/>
             <w:tcBorders>
-              <w:top w:val="single" w:color="auto" w:sz="4" w:space="0"/>
-              <w:left w:val="single" w:color="auto" w:sz="4" w:space="0"/>
-              <w:bottom w:val="single" w:color="auto" w:sz="4" w:space="0"/>
-              <w:right w:val="single" w:color="auto" w:sz="4" w:space="0"/>
+              <w:top w:val="single" w:sz="4" w:space="0" w:color="auto"/>
+              <w:left w:val="single" w:sz="4" w:space="0" w:color="auto"/>
+              <w:bottom w:val="single" w:sz="4" w:space="0" w:color="auto"/>
+              <w:right w:val="single" w:sz="4" w:space="0" w:color="auto"/>
             </w:tcBorders>
             <w:vAlign w:val="center"/>
           </w:tcPr>
@@ -3752,14 +3569,8 @@
       </w:tr>
       <w:tr>
         <w:tblPrEx>
-          <w:tblBorders>
-            <w:top w:val="single" w:color="auto" w:sz="4" w:space="0"/>
-            <w:left w:val="single" w:color="auto" w:sz="4" w:space="0"/>
-            <w:bottom w:val="single" w:color="auto" w:sz="4" w:space="0"/>
-            <w:right w:val="single" w:color="auto" w:sz="4" w:space="0"/>
-            <w:insideH w:val="none" w:color="auto" w:sz="0" w:space="0"/>
-            <w:insideV w:val="none" w:color="auto" w:sz="0" w:space="0"/>
-          </w:tblBorders>
+          <w:tblW w:w="8296" w:type="dxa"/>
+          <w:jc w:val="center"/>
           <w:tblLayout w:type="fixed"/>
           <w:tblCellMar>
             <w:top w:w="0" w:type="dxa"/>
@@ -3769,17 +3580,17 @@
           </w:tblCellMar>
         </w:tblPrEx>
         <w:trPr>
-          <w:trHeight w:val="613" w:hRule="atLeast"/>
+          <w:trHeight w:val="613"/>
           <w:jc w:val="center"/>
         </w:trPr>
         <w:tc>
           <w:tcPr>
             <w:tcW w:w="2064" w:type="dxa"/>
             <w:tcBorders>
-              <w:top w:val="single" w:color="auto" w:sz="4" w:space="0"/>
-              <w:left w:val="single" w:color="auto" w:sz="4" w:space="0"/>
-              <w:bottom w:val="single" w:color="auto" w:sz="4" w:space="0"/>
-              <w:right w:val="single" w:color="auto" w:sz="4" w:space="0"/>
+              <w:top w:val="single" w:sz="4" w:space="0" w:color="auto"/>
+              <w:left w:val="single" w:sz="4" w:space="0" w:color="auto"/>
+              <w:bottom w:val="single" w:sz="4" w:space="0" w:color="auto"/>
+              <w:right w:val="single" w:sz="4" w:space="0" w:color="auto"/>
             </w:tcBorders>
             <w:vAlign w:val="center"/>
           </w:tcPr>
@@ -3793,10 +3604,10 @@
           <w:tcPr>
             <w:tcW w:w="2097" w:type="dxa"/>
             <w:tcBorders>
-              <w:top w:val="single" w:color="auto" w:sz="4" w:space="0"/>
-              <w:left w:val="single" w:color="auto" w:sz="4" w:space="0"/>
-              <w:bottom w:val="single" w:color="auto" w:sz="4" w:space="0"/>
-              <w:right w:val="single" w:color="auto" w:sz="4" w:space="0"/>
+              <w:top w:val="single" w:sz="4" w:space="0" w:color="auto"/>
+              <w:left w:val="single" w:sz="4" w:space="0" w:color="auto"/>
+              <w:bottom w:val="single" w:sz="4" w:space="0" w:color="auto"/>
+              <w:right w:val="single" w:sz="4" w:space="0" w:color="auto"/>
             </w:tcBorders>
             <w:vAlign w:val="center"/>
           </w:tcPr>
@@ -3814,10 +3625,10 @@
           <w:tcPr>
             <w:tcW w:w="2063" w:type="dxa"/>
             <w:tcBorders>
-              <w:top w:val="single" w:color="auto" w:sz="4" w:space="0"/>
-              <w:left w:val="single" w:color="auto" w:sz="4" w:space="0"/>
-              <w:bottom w:val="single" w:color="auto" w:sz="4" w:space="0"/>
-              <w:right w:val="single" w:color="auto" w:sz="4" w:space="0"/>
+              <w:top w:val="single" w:sz="4" w:space="0" w:color="auto"/>
+              <w:left w:val="single" w:sz="4" w:space="0" w:color="auto"/>
+              <w:bottom w:val="single" w:sz="4" w:space="0" w:color="auto"/>
+              <w:right w:val="single" w:sz="4" w:space="0" w:color="auto"/>
             </w:tcBorders>
             <w:vAlign w:val="center"/>
           </w:tcPr>
@@ -3835,10 +3646,10 @@
           <w:tcPr>
             <w:tcW w:w="2072" w:type="dxa"/>
             <w:tcBorders>
-              <w:top w:val="single" w:color="auto" w:sz="4" w:space="0"/>
-              <w:left w:val="single" w:color="auto" w:sz="4" w:space="0"/>
-              <w:bottom w:val="single" w:color="auto" w:sz="4" w:space="0"/>
-              <w:right w:val="single" w:color="auto" w:sz="4" w:space="0"/>
+              <w:top w:val="single" w:sz="4" w:space="0" w:color="auto"/>
+              <w:left w:val="single" w:sz="4" w:space="0" w:color="auto"/>
+              <w:bottom w:val="single" w:sz="4" w:space="0" w:color="auto"/>
+              <w:right w:val="single" w:sz="4" w:space="0" w:color="auto"/>
             </w:tcBorders>
             <w:vAlign w:val="center"/>
           </w:tcPr>
@@ -3855,14 +3666,8 @@
       </w:tr>
       <w:tr>
         <w:tblPrEx>
-          <w:tblBorders>
-            <w:top w:val="single" w:color="auto" w:sz="4" w:space="0"/>
-            <w:left w:val="single" w:color="auto" w:sz="4" w:space="0"/>
-            <w:bottom w:val="single" w:color="auto" w:sz="4" w:space="0"/>
-            <w:right w:val="single" w:color="auto" w:sz="4" w:space="0"/>
-            <w:insideH w:val="none" w:color="auto" w:sz="0" w:space="0"/>
-            <w:insideV w:val="none" w:color="auto" w:sz="0" w:space="0"/>
-          </w:tblBorders>
+          <w:tblW w:w="8296" w:type="dxa"/>
+          <w:jc w:val="center"/>
           <w:tblLayout w:type="fixed"/>
           <w:tblCellMar>
             <w:top w:w="0" w:type="dxa"/>
@@ -3872,17 +3677,17 @@
           </w:tblCellMar>
         </w:tblPrEx>
         <w:trPr>
-          <w:trHeight w:val="618" w:hRule="atLeast"/>
+          <w:trHeight w:val="618"/>
           <w:jc w:val="center"/>
         </w:trPr>
         <w:tc>
           <w:tcPr>
             <w:tcW w:w="2064" w:type="dxa"/>
             <w:tcBorders>
-              <w:top w:val="single" w:color="auto" w:sz="4" w:space="0"/>
-              <w:left w:val="single" w:color="auto" w:sz="4" w:space="0"/>
-              <w:bottom w:val="single" w:color="auto" w:sz="4" w:space="0"/>
-              <w:right w:val="single" w:color="auto" w:sz="4" w:space="0"/>
+              <w:top w:val="single" w:sz="4" w:space="0" w:color="auto"/>
+              <w:left w:val="single" w:sz="4" w:space="0" w:color="auto"/>
+              <w:bottom w:val="single" w:sz="4" w:space="0" w:color="auto"/>
+              <w:right w:val="single" w:sz="4" w:space="0" w:color="auto"/>
             </w:tcBorders>
             <w:vAlign w:val="center"/>
           </w:tcPr>
@@ -3896,10 +3701,10 @@
           <w:tcPr>
             <w:tcW w:w="2097" w:type="dxa"/>
             <w:tcBorders>
-              <w:top w:val="single" w:color="auto" w:sz="4" w:space="0"/>
-              <w:left w:val="single" w:color="auto" w:sz="4" w:space="0"/>
-              <w:bottom w:val="single" w:color="auto" w:sz="4" w:space="0"/>
-              <w:right w:val="single" w:color="auto" w:sz="4" w:space="0"/>
+              <w:top w:val="single" w:sz="4" w:space="0" w:color="auto"/>
+              <w:left w:val="single" w:sz="4" w:space="0" w:color="auto"/>
+              <w:bottom w:val="single" w:sz="4" w:space="0" w:color="auto"/>
+              <w:right w:val="single" w:sz="4" w:space="0" w:color="auto"/>
             </w:tcBorders>
             <w:vAlign w:val="center"/>
           </w:tcPr>
@@ -3917,10 +3722,10 @@
           <w:tcPr>
             <w:tcW w:w="2063" w:type="dxa"/>
             <w:tcBorders>
-              <w:top w:val="single" w:color="auto" w:sz="4" w:space="0"/>
-              <w:left w:val="single" w:color="auto" w:sz="4" w:space="0"/>
-              <w:bottom w:val="single" w:color="auto" w:sz="4" w:space="0"/>
-              <w:right w:val="single" w:color="auto" w:sz="4" w:space="0"/>
+              <w:top w:val="single" w:sz="4" w:space="0" w:color="auto"/>
+              <w:left w:val="single" w:sz="4" w:space="0" w:color="auto"/>
+              <w:bottom w:val="single" w:sz="4" w:space="0" w:color="auto"/>
+              <w:right w:val="single" w:sz="4" w:space="0" w:color="auto"/>
             </w:tcBorders>
             <w:vAlign w:val="center"/>
           </w:tcPr>
@@ -3938,10 +3743,10 @@
           <w:tcPr>
             <w:tcW w:w="2072" w:type="dxa"/>
             <w:tcBorders>
-              <w:top w:val="single" w:color="auto" w:sz="4" w:space="0"/>
-              <w:left w:val="single" w:color="auto" w:sz="4" w:space="0"/>
-              <w:bottom w:val="single" w:color="auto" w:sz="4" w:space="0"/>
-              <w:right w:val="single" w:color="auto" w:sz="4" w:space="0"/>
+              <w:top w:val="single" w:sz="4" w:space="0" w:color="auto"/>
+              <w:left w:val="single" w:sz="4" w:space="0" w:color="auto"/>
+              <w:bottom w:val="single" w:sz="4" w:space="0" w:color="auto"/>
+              <w:right w:val="single" w:sz="4" w:space="0" w:color="auto"/>
             </w:tcBorders>
             <w:vAlign w:val="center"/>
           </w:tcPr>
@@ -3958,14 +3763,8 @@
       </w:tr>
       <w:tr>
         <w:tblPrEx>
-          <w:tblBorders>
-            <w:top w:val="single" w:color="auto" w:sz="4" w:space="0"/>
-            <w:left w:val="single" w:color="auto" w:sz="4" w:space="0"/>
-            <w:bottom w:val="single" w:color="auto" w:sz="4" w:space="0"/>
-            <w:right w:val="single" w:color="auto" w:sz="4" w:space="0"/>
-            <w:insideH w:val="none" w:color="auto" w:sz="0" w:space="0"/>
-            <w:insideV w:val="none" w:color="auto" w:sz="0" w:space="0"/>
-          </w:tblBorders>
+          <w:tblW w:w="8296" w:type="dxa"/>
+          <w:jc w:val="center"/>
           <w:tblLayout w:type="fixed"/>
           <w:tblCellMar>
             <w:top w:w="0" w:type="dxa"/>
@@ -3975,17 +3774,17 @@
           </w:tblCellMar>
         </w:tblPrEx>
         <w:trPr>
-          <w:trHeight w:val="610" w:hRule="atLeast"/>
+          <w:trHeight w:val="610"/>
           <w:jc w:val="center"/>
         </w:trPr>
         <w:tc>
           <w:tcPr>
             <w:tcW w:w="2064" w:type="dxa"/>
             <w:tcBorders>
-              <w:top w:val="single" w:color="auto" w:sz="4" w:space="0"/>
-              <w:left w:val="single" w:color="auto" w:sz="4" w:space="0"/>
-              <w:bottom w:val="single" w:color="auto" w:sz="4" w:space="0"/>
-              <w:right w:val="single" w:color="auto" w:sz="4" w:space="0"/>
+              <w:top w:val="single" w:sz="4" w:space="0" w:color="auto"/>
+              <w:left w:val="single" w:sz="4" w:space="0" w:color="auto"/>
+              <w:bottom w:val="single" w:sz="4" w:space="0" w:color="auto"/>
+              <w:right w:val="single" w:sz="4" w:space="0" w:color="auto"/>
             </w:tcBorders>
             <w:vAlign w:val="center"/>
           </w:tcPr>
@@ -3999,10 +3798,10 @@
           <w:tcPr>
             <w:tcW w:w="2097" w:type="dxa"/>
             <w:tcBorders>
-              <w:top w:val="single" w:color="auto" w:sz="4" w:space="0"/>
-              <w:left w:val="single" w:color="auto" w:sz="4" w:space="0"/>
-              <w:bottom w:val="single" w:color="auto" w:sz="4" w:space="0"/>
-              <w:right w:val="single" w:color="auto" w:sz="4" w:space="0"/>
+              <w:top w:val="single" w:sz="4" w:space="0" w:color="auto"/>
+              <w:left w:val="single" w:sz="4" w:space="0" w:color="auto"/>
+              <w:bottom w:val="single" w:sz="4" w:space="0" w:color="auto"/>
+              <w:right w:val="single" w:sz="4" w:space="0" w:color="auto"/>
             </w:tcBorders>
             <w:vAlign w:val="center"/>
           </w:tcPr>
@@ -4020,10 +3819,10 @@
           <w:tcPr>
             <w:tcW w:w="2063" w:type="dxa"/>
             <w:tcBorders>
-              <w:top w:val="single" w:color="auto" w:sz="4" w:space="0"/>
-              <w:left w:val="single" w:color="auto" w:sz="4" w:space="0"/>
-              <w:bottom w:val="single" w:color="auto" w:sz="4" w:space="0"/>
-              <w:right w:val="single" w:color="auto" w:sz="4" w:space="0"/>
+              <w:top w:val="single" w:sz="4" w:space="0" w:color="auto"/>
+              <w:left w:val="single" w:sz="4" w:space="0" w:color="auto"/>
+              <w:bottom w:val="single" w:sz="4" w:space="0" w:color="auto"/>
+              <w:right w:val="single" w:sz="4" w:space="0" w:color="auto"/>
             </w:tcBorders>
             <w:vAlign w:val="center"/>
           </w:tcPr>
@@ -4041,10 +3840,10 @@
           <w:tcPr>
             <w:tcW w:w="2072" w:type="dxa"/>
             <w:tcBorders>
-              <w:top w:val="single" w:color="auto" w:sz="4" w:space="0"/>
-              <w:left w:val="single" w:color="auto" w:sz="4" w:space="0"/>
-              <w:bottom w:val="single" w:color="auto" w:sz="4" w:space="0"/>
-              <w:right w:val="single" w:color="auto" w:sz="4" w:space="0"/>
+              <w:top w:val="single" w:sz="4" w:space="0" w:color="auto"/>
+              <w:left w:val="single" w:sz="4" w:space="0" w:color="auto"/>
+              <w:bottom w:val="single" w:sz="4" w:space="0" w:color="auto"/>
+              <w:right w:val="single" w:sz="4" w:space="0" w:color="auto"/>
             </w:tcBorders>
             <w:vAlign w:val="center"/>
           </w:tcPr>
@@ -4061,14 +3860,8 @@
       </w:tr>
       <w:tr>
         <w:tblPrEx>
-          <w:tblBorders>
-            <w:top w:val="single" w:color="auto" w:sz="4" w:space="0"/>
-            <w:left w:val="single" w:color="auto" w:sz="4" w:space="0"/>
-            <w:bottom w:val="single" w:color="auto" w:sz="4" w:space="0"/>
-            <w:right w:val="single" w:color="auto" w:sz="4" w:space="0"/>
-            <w:insideH w:val="none" w:color="auto" w:sz="0" w:space="0"/>
-            <w:insideV w:val="none" w:color="auto" w:sz="0" w:space="0"/>
-          </w:tblBorders>
+          <w:tblW w:w="8296" w:type="dxa"/>
+          <w:jc w:val="center"/>
           <w:tblLayout w:type="fixed"/>
           <w:tblCellMar>
             <w:top w:w="0" w:type="dxa"/>
@@ -4078,17 +3871,17 @@
           </w:tblCellMar>
         </w:tblPrEx>
         <w:trPr>
-          <w:trHeight w:val="616" w:hRule="atLeast"/>
+          <w:trHeight w:val="616"/>
           <w:jc w:val="center"/>
         </w:trPr>
         <w:tc>
           <w:tcPr>
             <w:tcW w:w="2064" w:type="dxa"/>
             <w:tcBorders>
-              <w:top w:val="single" w:color="auto" w:sz="4" w:space="0"/>
-              <w:left w:val="single" w:color="auto" w:sz="4" w:space="0"/>
-              <w:bottom w:val="single" w:color="auto" w:sz="4" w:space="0"/>
-              <w:right w:val="single" w:color="auto" w:sz="4" w:space="0"/>
+              <w:top w:val="single" w:sz="4" w:space="0" w:color="auto"/>
+              <w:left w:val="single" w:sz="4" w:space="0" w:color="auto"/>
+              <w:bottom w:val="single" w:sz="4" w:space="0" w:color="auto"/>
+              <w:right w:val="single" w:sz="4" w:space="0" w:color="auto"/>
             </w:tcBorders>
             <w:vAlign w:val="center"/>
           </w:tcPr>
@@ -4102,10 +3895,10 @@
           <w:tcPr>
             <w:tcW w:w="2097" w:type="dxa"/>
             <w:tcBorders>
-              <w:top w:val="single" w:color="auto" w:sz="4" w:space="0"/>
-              <w:left w:val="single" w:color="auto" w:sz="4" w:space="0"/>
-              <w:bottom w:val="single" w:color="auto" w:sz="4" w:space="0"/>
-              <w:right w:val="single" w:color="auto" w:sz="4" w:space="0"/>
+              <w:top w:val="single" w:sz="4" w:space="0" w:color="auto"/>
+              <w:left w:val="single" w:sz="4" w:space="0" w:color="auto"/>
+              <w:bottom w:val="single" w:sz="4" w:space="0" w:color="auto"/>
+              <w:right w:val="single" w:sz="4" w:space="0" w:color="auto"/>
             </w:tcBorders>
             <w:vAlign w:val="center"/>
           </w:tcPr>
@@ -4123,10 +3916,10 @@
           <w:tcPr>
             <w:tcW w:w="2063" w:type="dxa"/>
             <w:tcBorders>
-              <w:top w:val="single" w:color="auto" w:sz="4" w:space="0"/>
-              <w:left w:val="single" w:color="auto" w:sz="4" w:space="0"/>
-              <w:bottom w:val="single" w:color="auto" w:sz="4" w:space="0"/>
-              <w:right w:val="single" w:color="auto" w:sz="4" w:space="0"/>
+              <w:top w:val="single" w:sz="4" w:space="0" w:color="auto"/>
+              <w:left w:val="single" w:sz="4" w:space="0" w:color="auto"/>
+              <w:bottom w:val="single" w:sz="4" w:space="0" w:color="auto"/>
+              <w:right w:val="single" w:sz="4" w:space="0" w:color="auto"/>
             </w:tcBorders>
             <w:vAlign w:val="center"/>
           </w:tcPr>
@@ -4144,10 +3937,10 @@
           <w:tcPr>
             <w:tcW w:w="2072" w:type="dxa"/>
             <w:tcBorders>
-              <w:top w:val="single" w:color="auto" w:sz="4" w:space="0"/>
-              <w:left w:val="single" w:color="auto" w:sz="4" w:space="0"/>
-              <w:bottom w:val="single" w:color="auto" w:sz="4" w:space="0"/>
-              <w:right w:val="single" w:color="auto" w:sz="4" w:space="0"/>
+              <w:top w:val="single" w:sz="4" w:space="0" w:color="auto"/>
+              <w:left w:val="single" w:sz="4" w:space="0" w:color="auto"/>
+              <w:bottom w:val="single" w:sz="4" w:space="0" w:color="auto"/>
+              <w:right w:val="single" w:sz="4" w:space="0" w:color="auto"/>
             </w:tcBorders>
             <w:vAlign w:val="center"/>
           </w:tcPr>
@@ -4164,14 +3957,8 @@
       </w:tr>
       <w:tr>
         <w:tblPrEx>
-          <w:tblBorders>
-            <w:top w:val="single" w:color="auto" w:sz="4" w:space="0"/>
-            <w:left w:val="single" w:color="auto" w:sz="4" w:space="0"/>
-            <w:bottom w:val="single" w:color="auto" w:sz="4" w:space="0"/>
-            <w:right w:val="single" w:color="auto" w:sz="4" w:space="0"/>
-            <w:insideH w:val="none" w:color="auto" w:sz="0" w:space="0"/>
-            <w:insideV w:val="none" w:color="auto" w:sz="0" w:space="0"/>
-          </w:tblBorders>
+          <w:tblW w:w="8296" w:type="dxa"/>
+          <w:jc w:val="center"/>
           <w:tblLayout w:type="fixed"/>
           <w:tblCellMar>
             <w:top w:w="0" w:type="dxa"/>
@@ -4181,17 +3968,17 @@
           </w:tblCellMar>
         </w:tblPrEx>
         <w:trPr>
-          <w:trHeight w:val="622" w:hRule="atLeast"/>
+          <w:trHeight w:val="622"/>
           <w:jc w:val="center"/>
         </w:trPr>
         <w:tc>
           <w:tcPr>
             <w:tcW w:w="2064" w:type="dxa"/>
             <w:tcBorders>
-              <w:top w:val="single" w:color="auto" w:sz="4" w:space="0"/>
-              <w:left w:val="single" w:color="auto" w:sz="4" w:space="0"/>
-              <w:bottom w:val="single" w:color="auto" w:sz="4" w:space="0"/>
-              <w:right w:val="single" w:color="auto" w:sz="4" w:space="0"/>
+              <w:top w:val="single" w:sz="4" w:space="0" w:color="auto"/>
+              <w:left w:val="single" w:sz="4" w:space="0" w:color="auto"/>
+              <w:bottom w:val="single" w:sz="4" w:space="0" w:color="auto"/>
+              <w:right w:val="single" w:sz="4" w:space="0" w:color="auto"/>
             </w:tcBorders>
             <w:vAlign w:val="center"/>
           </w:tcPr>
@@ -4209,10 +3996,10 @@
           <w:tcPr>
             <w:tcW w:w="2097" w:type="dxa"/>
             <w:tcBorders>
-              <w:top w:val="single" w:color="auto" w:sz="4" w:space="0"/>
-              <w:left w:val="single" w:color="auto" w:sz="4" w:space="0"/>
-              <w:bottom w:val="single" w:color="auto" w:sz="4" w:space="0"/>
-              <w:right w:val="single" w:color="auto" w:sz="4" w:space="0"/>
+              <w:top w:val="single" w:sz="4" w:space="0" w:color="auto"/>
+              <w:left w:val="single" w:sz="4" w:space="0" w:color="auto"/>
+              <w:bottom w:val="single" w:sz="4" w:space="0" w:color="auto"/>
+              <w:right w:val="single" w:sz="4" w:space="0" w:color="auto"/>
             </w:tcBorders>
             <w:vAlign w:val="center"/>
           </w:tcPr>
@@ -4230,10 +4017,10 @@
           <w:tcPr>
             <w:tcW w:w="2063" w:type="dxa"/>
             <w:tcBorders>
-              <w:top w:val="single" w:color="auto" w:sz="4" w:space="0"/>
-              <w:left w:val="single" w:color="auto" w:sz="4" w:space="0"/>
-              <w:bottom w:val="single" w:color="auto" w:sz="4" w:space="0"/>
-              <w:right w:val="single" w:color="auto" w:sz="4" w:space="0"/>
+              <w:top w:val="single" w:sz="4" w:space="0" w:color="auto"/>
+              <w:left w:val="single" w:sz="4" w:space="0" w:color="auto"/>
+              <w:bottom w:val="single" w:sz="4" w:space="0" w:color="auto"/>
+              <w:right w:val="single" w:sz="4" w:space="0" w:color="auto"/>
             </w:tcBorders>
             <w:vAlign w:val="center"/>
           </w:tcPr>
@@ -4251,10 +4038,10 @@
           <w:tcPr>
             <w:tcW w:w="2072" w:type="dxa"/>
             <w:tcBorders>
-              <w:top w:val="single" w:color="auto" w:sz="4" w:space="0"/>
-              <w:left w:val="single" w:color="auto" w:sz="4" w:space="0"/>
-              <w:bottom w:val="single" w:color="auto" w:sz="4" w:space="0"/>
-              <w:right w:val="single" w:color="auto" w:sz="4" w:space="0"/>
+              <w:top w:val="single" w:sz="4" w:space="0" w:color="auto"/>
+              <w:left w:val="single" w:sz="4" w:space="0" w:color="auto"/>
+              <w:bottom w:val="single" w:sz="4" w:space="0" w:color="auto"/>
+              <w:right w:val="single" w:sz="4" w:space="0" w:color="auto"/>
             </w:tcBorders>
             <w:vAlign w:val="center"/>
           </w:tcPr>
@@ -4271,14 +4058,8 @@
       </w:tr>
       <w:tr>
         <w:tblPrEx>
-          <w:tblBorders>
-            <w:top w:val="single" w:color="auto" w:sz="4" w:space="0"/>
-            <w:left w:val="single" w:color="auto" w:sz="4" w:space="0"/>
-            <w:bottom w:val="single" w:color="auto" w:sz="4" w:space="0"/>
-            <w:right w:val="single" w:color="auto" w:sz="4" w:space="0"/>
-            <w:insideH w:val="none" w:color="auto" w:sz="0" w:space="0"/>
-            <w:insideV w:val="none" w:color="auto" w:sz="0" w:space="0"/>
-          </w:tblBorders>
+          <w:tblW w:w="8296" w:type="dxa"/>
+          <w:jc w:val="center"/>
           <w:tblLayout w:type="fixed"/>
           <w:tblCellMar>
             <w:top w:w="0" w:type="dxa"/>
@@ -4288,17 +4069,17 @@
           </w:tblCellMar>
         </w:tblPrEx>
         <w:trPr>
-          <w:trHeight w:val="615" w:hRule="atLeast"/>
+          <w:trHeight w:val="615"/>
           <w:jc w:val="center"/>
         </w:trPr>
         <w:tc>
           <w:tcPr>
             <w:tcW w:w="2064" w:type="dxa"/>
             <w:tcBorders>
-              <w:top w:val="single" w:color="auto" w:sz="4" w:space="0"/>
-              <w:left w:val="single" w:color="auto" w:sz="4" w:space="0"/>
-              <w:bottom w:val="single" w:color="auto" w:sz="4" w:space="0"/>
-              <w:right w:val="single" w:color="auto" w:sz="4" w:space="0"/>
+              <w:top w:val="single" w:sz="4" w:space="0" w:color="auto"/>
+              <w:left w:val="single" w:sz="4" w:space="0" w:color="auto"/>
+              <w:bottom w:val="single" w:sz="4" w:space="0" w:color="auto"/>
+              <w:right w:val="single" w:sz="4" w:space="0" w:color="auto"/>
             </w:tcBorders>
             <w:vAlign w:val="center"/>
           </w:tcPr>
@@ -4316,10 +4097,10 @@
           <w:tcPr>
             <w:tcW w:w="2097" w:type="dxa"/>
             <w:tcBorders>
-              <w:top w:val="single" w:color="auto" w:sz="4" w:space="0"/>
-              <w:left w:val="single" w:color="auto" w:sz="4" w:space="0"/>
-              <w:bottom w:val="single" w:color="auto" w:sz="4" w:space="0"/>
-              <w:right w:val="single" w:color="auto" w:sz="4" w:space="0"/>
+              <w:top w:val="single" w:sz="4" w:space="0" w:color="auto"/>
+              <w:left w:val="single" w:sz="4" w:space="0" w:color="auto"/>
+              <w:bottom w:val="single" w:sz="4" w:space="0" w:color="auto"/>
+              <w:right w:val="single" w:sz="4" w:space="0" w:color="auto"/>
             </w:tcBorders>
             <w:vAlign w:val="center"/>
           </w:tcPr>
@@ -4337,10 +4118,10 @@
           <w:tcPr>
             <w:tcW w:w="2063" w:type="dxa"/>
             <w:tcBorders>
-              <w:top w:val="single" w:color="auto" w:sz="4" w:space="0"/>
-              <w:left w:val="single" w:color="auto" w:sz="4" w:space="0"/>
-              <w:bottom w:val="single" w:color="auto" w:sz="4" w:space="0"/>
-              <w:right w:val="single" w:color="auto" w:sz="4" w:space="0"/>
+              <w:top w:val="single" w:sz="4" w:space="0" w:color="auto"/>
+              <w:left w:val="single" w:sz="4" w:space="0" w:color="auto"/>
+              <w:bottom w:val="single" w:sz="4" w:space="0" w:color="auto"/>
+              <w:right w:val="single" w:sz="4" w:space="0" w:color="auto"/>
             </w:tcBorders>
             <w:vAlign w:val="center"/>
           </w:tcPr>
@@ -4358,10 +4139,10 @@
           <w:tcPr>
             <w:tcW w:w="2072" w:type="dxa"/>
             <w:tcBorders>
-              <w:top w:val="single" w:color="auto" w:sz="4" w:space="0"/>
-              <w:left w:val="single" w:color="auto" w:sz="4" w:space="0"/>
-              <w:bottom w:val="single" w:color="auto" w:sz="4" w:space="0"/>
-              <w:right w:val="single" w:color="auto" w:sz="4" w:space="0"/>
+              <w:top w:val="single" w:sz="4" w:space="0" w:color="auto"/>
+              <w:left w:val="single" w:sz="4" w:space="0" w:color="auto"/>
+              <w:bottom w:val="single" w:sz="4" w:space="0" w:color="auto"/>
+              <w:right w:val="single" w:sz="4" w:space="0" w:color="auto"/>
             </w:tcBorders>
             <w:vAlign w:val="center"/>
           </w:tcPr>
@@ -4378,14 +4159,8 @@
       </w:tr>
       <w:tr>
         <w:tblPrEx>
-          <w:tblBorders>
-            <w:top w:val="single" w:color="auto" w:sz="4" w:space="0"/>
-            <w:left w:val="single" w:color="auto" w:sz="4" w:space="0"/>
-            <w:bottom w:val="single" w:color="auto" w:sz="4" w:space="0"/>
-            <w:right w:val="single" w:color="auto" w:sz="4" w:space="0"/>
-            <w:insideH w:val="none" w:color="auto" w:sz="0" w:space="0"/>
-            <w:insideV w:val="none" w:color="auto" w:sz="0" w:space="0"/>
-          </w:tblBorders>
+          <w:tblW w:w="8296" w:type="dxa"/>
+          <w:jc w:val="center"/>
           <w:tblLayout w:type="fixed"/>
           <w:tblCellMar>
             <w:top w:w="0" w:type="dxa"/>
@@ -4395,17 +4170,17 @@
           </w:tblCellMar>
         </w:tblPrEx>
         <w:trPr>
-          <w:trHeight w:val="596" w:hRule="atLeast"/>
+          <w:trHeight w:val="596"/>
           <w:jc w:val="center"/>
         </w:trPr>
         <w:tc>
           <w:tcPr>
             <w:tcW w:w="2064" w:type="dxa"/>
             <w:tcBorders>
-              <w:top w:val="single" w:color="auto" w:sz="4" w:space="0"/>
-              <w:left w:val="single" w:color="auto" w:sz="4" w:space="0"/>
-              <w:bottom w:val="single" w:color="auto" w:sz="4" w:space="0"/>
-              <w:right w:val="single" w:color="auto" w:sz="4" w:space="0"/>
+              <w:top w:val="single" w:sz="4" w:space="0" w:color="auto"/>
+              <w:left w:val="single" w:sz="4" w:space="0" w:color="auto"/>
+              <w:bottom w:val="single" w:sz="4" w:space="0" w:color="auto"/>
+              <w:right w:val="single" w:sz="4" w:space="0" w:color="auto"/>
             </w:tcBorders>
             <w:vAlign w:val="center"/>
           </w:tcPr>
@@ -4423,10 +4198,10 @@
           <w:tcPr>
             <w:tcW w:w="2097" w:type="dxa"/>
             <w:tcBorders>
-              <w:top w:val="single" w:color="auto" w:sz="4" w:space="0"/>
-              <w:left w:val="single" w:color="auto" w:sz="4" w:space="0"/>
-              <w:bottom w:val="single" w:color="auto" w:sz="4" w:space="0"/>
-              <w:right w:val="single" w:color="auto" w:sz="4" w:space="0"/>
+              <w:top w:val="single" w:sz="4" w:space="0" w:color="auto"/>
+              <w:left w:val="single" w:sz="4" w:space="0" w:color="auto"/>
+              <w:bottom w:val="single" w:sz="4" w:space="0" w:color="auto"/>
+              <w:right w:val="single" w:sz="4" w:space="0" w:color="auto"/>
             </w:tcBorders>
             <w:vAlign w:val="center"/>
           </w:tcPr>
@@ -4444,10 +4219,10 @@
           <w:tcPr>
             <w:tcW w:w="2063" w:type="dxa"/>
             <w:tcBorders>
-              <w:top w:val="single" w:color="auto" w:sz="4" w:space="0"/>
-              <w:left w:val="single" w:color="auto" w:sz="4" w:space="0"/>
-              <w:bottom w:val="single" w:color="auto" w:sz="4" w:space="0"/>
-              <w:right w:val="single" w:color="auto" w:sz="4" w:space="0"/>
+              <w:top w:val="single" w:sz="4" w:space="0" w:color="auto"/>
+              <w:left w:val="single" w:sz="4" w:space="0" w:color="auto"/>
+              <w:bottom w:val="single" w:sz="4" w:space="0" w:color="auto"/>
+              <w:right w:val="single" w:sz="4" w:space="0" w:color="auto"/>
             </w:tcBorders>
             <w:vAlign w:val="center"/>
           </w:tcPr>
@@ -4465,10 +4240,10 @@
           <w:tcPr>
             <w:tcW w:w="2072" w:type="dxa"/>
             <w:tcBorders>
-              <w:top w:val="single" w:color="auto" w:sz="4" w:space="0"/>
-              <w:left w:val="single" w:color="auto" w:sz="4" w:space="0"/>
-              <w:bottom w:val="single" w:color="auto" w:sz="4" w:space="0"/>
-              <w:right w:val="single" w:color="auto" w:sz="4" w:space="0"/>
+              <w:top w:val="single" w:sz="4" w:space="0" w:color="auto"/>
+              <w:left w:val="single" w:sz="4" w:space="0" w:color="auto"/>
+              <w:bottom w:val="single" w:sz="4" w:space="0" w:color="auto"/>
+              <w:right w:val="single" w:sz="4" w:space="0" w:color="auto"/>
             </w:tcBorders>
             <w:vAlign w:val="center"/>
           </w:tcPr>
@@ -4485,14 +4260,8 @@
       </w:tr>
       <w:tr>
         <w:tblPrEx>
-          <w:tblBorders>
-            <w:top w:val="single" w:color="auto" w:sz="4" w:space="0"/>
-            <w:left w:val="single" w:color="auto" w:sz="4" w:space="0"/>
-            <w:bottom w:val="single" w:color="auto" w:sz="4" w:space="0"/>
-            <w:right w:val="single" w:color="auto" w:sz="4" w:space="0"/>
-            <w:insideH w:val="none" w:color="auto" w:sz="0" w:space="0"/>
-            <w:insideV w:val="none" w:color="auto" w:sz="0" w:space="0"/>
-          </w:tblBorders>
+          <w:tblW w:w="8296" w:type="dxa"/>
+          <w:jc w:val="center"/>
           <w:tblLayout w:type="fixed"/>
           <w:tblCellMar>
             <w:top w:w="0" w:type="dxa"/>
@@ -4502,17 +4271,17 @@
           </w:tblCellMar>
         </w:tblPrEx>
         <w:trPr>
-          <w:trHeight w:val="601" w:hRule="atLeast"/>
+          <w:trHeight w:val="601"/>
           <w:jc w:val="center"/>
         </w:trPr>
         <w:tc>
           <w:tcPr>
             <w:tcW w:w="2064" w:type="dxa"/>
             <w:tcBorders>
-              <w:top w:val="single" w:color="auto" w:sz="4" w:space="0"/>
-              <w:left w:val="single" w:color="auto" w:sz="4" w:space="0"/>
-              <w:bottom w:val="single" w:color="auto" w:sz="4" w:space="0"/>
-              <w:right w:val="single" w:color="auto" w:sz="4" w:space="0"/>
+              <w:top w:val="single" w:sz="4" w:space="0" w:color="auto"/>
+              <w:left w:val="single" w:sz="4" w:space="0" w:color="auto"/>
+              <w:bottom w:val="single" w:sz="4" w:space="0" w:color="auto"/>
+              <w:right w:val="single" w:sz="4" w:space="0" w:color="auto"/>
             </w:tcBorders>
             <w:vAlign w:val="center"/>
           </w:tcPr>
@@ -4530,10 +4299,10 @@
           <w:tcPr>
             <w:tcW w:w="2097" w:type="dxa"/>
             <w:tcBorders>
-              <w:top w:val="single" w:color="auto" w:sz="4" w:space="0"/>
-              <w:left w:val="single" w:color="auto" w:sz="4" w:space="0"/>
-              <w:bottom w:val="single" w:color="auto" w:sz="4" w:space="0"/>
-              <w:right w:val="single" w:color="auto" w:sz="4" w:space="0"/>
+              <w:top w:val="single" w:sz="4" w:space="0" w:color="auto"/>
+              <w:left w:val="single" w:sz="4" w:space="0" w:color="auto"/>
+              <w:bottom w:val="single" w:sz="4" w:space="0" w:color="auto"/>
+              <w:right w:val="single" w:sz="4" w:space="0" w:color="auto"/>
             </w:tcBorders>
             <w:vAlign w:val="center"/>
           </w:tcPr>
@@ -4551,10 +4320,10 @@
           <w:tcPr>
             <w:tcW w:w="2063" w:type="dxa"/>
             <w:tcBorders>
-              <w:top w:val="single" w:color="auto" w:sz="4" w:space="0"/>
-              <w:left w:val="single" w:color="auto" w:sz="4" w:space="0"/>
-              <w:bottom w:val="single" w:color="auto" w:sz="4" w:space="0"/>
-              <w:right w:val="single" w:color="auto" w:sz="4" w:space="0"/>
+              <w:top w:val="single" w:sz="4" w:space="0" w:color="auto"/>
+              <w:left w:val="single" w:sz="4" w:space="0" w:color="auto"/>
+              <w:bottom w:val="single" w:sz="4" w:space="0" w:color="auto"/>
+              <w:right w:val="single" w:sz="4" w:space="0" w:color="auto"/>
             </w:tcBorders>
             <w:vAlign w:val="center"/>
           </w:tcPr>
@@ -4572,10 +4341,10 @@
           <w:tcPr>
             <w:tcW w:w="2072" w:type="dxa"/>
             <w:tcBorders>
-              <w:top w:val="single" w:color="auto" w:sz="4" w:space="0"/>
-              <w:left w:val="single" w:color="auto" w:sz="4" w:space="0"/>
-              <w:bottom w:val="single" w:color="auto" w:sz="4" w:space="0"/>
-              <w:right w:val="single" w:color="auto" w:sz="4" w:space="0"/>
+              <w:top w:val="single" w:sz="4" w:space="0" w:color="auto"/>
+              <w:left w:val="single" w:sz="4" w:space="0" w:color="auto"/>
+              <w:bottom w:val="single" w:sz="4" w:space="0" w:color="auto"/>
+              <w:right w:val="single" w:sz="4" w:space="0" w:color="auto"/>
             </w:tcBorders>
             <w:vAlign w:val="center"/>
           </w:tcPr>
@@ -4592,14 +4361,8 @@
       </w:tr>
       <w:tr>
         <w:tblPrEx>
-          <w:tblBorders>
-            <w:top w:val="single" w:color="auto" w:sz="4" w:space="0"/>
-            <w:left w:val="single" w:color="auto" w:sz="4" w:space="0"/>
-            <w:bottom w:val="single" w:color="auto" w:sz="4" w:space="0"/>
-            <w:right w:val="single" w:color="auto" w:sz="4" w:space="0"/>
-            <w:insideH w:val="none" w:color="auto" w:sz="0" w:space="0"/>
-            <w:insideV w:val="none" w:color="auto" w:sz="0" w:space="0"/>
-          </w:tblBorders>
+          <w:tblW w:w="8296" w:type="dxa"/>
+          <w:jc w:val="center"/>
           <w:tblLayout w:type="fixed"/>
           <w:tblCellMar>
             <w:top w:w="0" w:type="dxa"/>
@@ -4609,17 +4372,17 @@
           </w:tblCellMar>
         </w:tblPrEx>
         <w:trPr>
-          <w:trHeight w:val="659" w:hRule="atLeast"/>
+          <w:trHeight w:val="659"/>
           <w:jc w:val="center"/>
         </w:trPr>
         <w:tc>
           <w:tcPr>
             <w:tcW w:w="2064" w:type="dxa"/>
             <w:tcBorders>
-              <w:top w:val="single" w:color="auto" w:sz="4" w:space="0"/>
-              <w:left w:val="single" w:color="auto" w:sz="4" w:space="0"/>
-              <w:bottom w:val="single" w:color="auto" w:sz="4" w:space="0"/>
-              <w:right w:val="single" w:color="auto" w:sz="4" w:space="0"/>
+              <w:top w:val="single" w:sz="4" w:space="0" w:color="auto"/>
+              <w:left w:val="single" w:sz="4" w:space="0" w:color="auto"/>
+              <w:bottom w:val="single" w:sz="4" w:space="0" w:color="auto"/>
+              <w:right w:val="single" w:sz="4" w:space="0" w:color="auto"/>
             </w:tcBorders>
             <w:vAlign w:val="center"/>
           </w:tcPr>
@@ -4637,10 +4400,10 @@
           <w:tcPr>
             <w:tcW w:w="2097" w:type="dxa"/>
             <w:tcBorders>
-              <w:top w:val="single" w:color="auto" w:sz="4" w:space="0"/>
-              <w:left w:val="single" w:color="auto" w:sz="4" w:space="0"/>
-              <w:bottom w:val="single" w:color="auto" w:sz="4" w:space="0"/>
-              <w:right w:val="single" w:color="auto" w:sz="4" w:space="0"/>
+              <w:top w:val="single" w:sz="4" w:space="0" w:color="auto"/>
+              <w:left w:val="single" w:sz="4" w:space="0" w:color="auto"/>
+              <w:bottom w:val="single" w:sz="4" w:space="0" w:color="auto"/>
+              <w:right w:val="single" w:sz="4" w:space="0" w:color="auto"/>
             </w:tcBorders>
             <w:vAlign w:val="center"/>
           </w:tcPr>
@@ -4658,10 +4421,10 @@
           <w:tcPr>
             <w:tcW w:w="2063" w:type="dxa"/>
             <w:tcBorders>
-              <w:top w:val="single" w:color="auto" w:sz="4" w:space="0"/>
-              <w:left w:val="single" w:color="auto" w:sz="4" w:space="0"/>
-              <w:bottom w:val="single" w:color="auto" w:sz="4" w:space="0"/>
-              <w:right w:val="single" w:color="auto" w:sz="4" w:space="0"/>
+              <w:top w:val="single" w:sz="4" w:space="0" w:color="auto"/>
+              <w:left w:val="single" w:sz="4" w:space="0" w:color="auto"/>
+              <w:bottom w:val="single" w:sz="4" w:space="0" w:color="auto"/>
+              <w:right w:val="single" w:sz="4" w:space="0" w:color="auto"/>
             </w:tcBorders>
             <w:vAlign w:val="center"/>
           </w:tcPr>
@@ -4679,10 +4442,10 @@
           <w:tcPr>
             <w:tcW w:w="2072" w:type="dxa"/>
             <w:tcBorders>
-              <w:top w:val="single" w:color="auto" w:sz="4" w:space="0"/>
-              <w:left w:val="single" w:color="auto" w:sz="4" w:space="0"/>
-              <w:bottom w:val="single" w:color="auto" w:sz="4" w:space="0"/>
-              <w:right w:val="single" w:color="auto" w:sz="4" w:space="0"/>
+              <w:top w:val="single" w:sz="4" w:space="0" w:color="auto"/>
+              <w:left w:val="single" w:sz="4" w:space="0" w:color="auto"/>
+              <w:bottom w:val="single" w:sz="4" w:space="0" w:color="auto"/>
+              <w:right w:val="single" w:sz="4" w:space="0" w:color="auto"/>
             </w:tcBorders>
             <w:vAlign w:val="center"/>
           </w:tcPr>
@@ -4699,14 +4462,8 @@
       </w:tr>
       <w:tr>
         <w:tblPrEx>
-          <w:tblBorders>
-            <w:top w:val="single" w:color="auto" w:sz="4" w:space="0"/>
-            <w:left w:val="single" w:color="auto" w:sz="4" w:space="0"/>
-            <w:bottom w:val="single" w:color="auto" w:sz="4" w:space="0"/>
-            <w:right w:val="single" w:color="auto" w:sz="4" w:space="0"/>
-            <w:insideH w:val="none" w:color="auto" w:sz="0" w:space="0"/>
-            <w:insideV w:val="none" w:color="auto" w:sz="0" w:space="0"/>
-          </w:tblBorders>
+          <w:tblW w:w="8296" w:type="dxa"/>
+          <w:jc w:val="center"/>
           <w:tblLayout w:type="fixed"/>
           <w:tblCellMar>
             <w:top w:w="0" w:type="dxa"/>
@@ -4716,17 +4473,17 @@
           </w:tblCellMar>
         </w:tblPrEx>
         <w:trPr>
-          <w:trHeight w:val="596" w:hRule="atLeast"/>
+          <w:trHeight w:val="596"/>
           <w:jc w:val="center"/>
         </w:trPr>
         <w:tc>
           <w:tcPr>
             <w:tcW w:w="2064" w:type="dxa"/>
             <w:tcBorders>
-              <w:top w:val="single" w:color="auto" w:sz="4" w:space="0"/>
-              <w:left w:val="single" w:color="auto" w:sz="4" w:space="0"/>
-              <w:bottom w:val="single" w:color="auto" w:sz="4" w:space="0"/>
-              <w:right w:val="single" w:color="auto" w:sz="4" w:space="0"/>
+              <w:top w:val="single" w:sz="4" w:space="0" w:color="auto"/>
+              <w:left w:val="single" w:sz="4" w:space="0" w:color="auto"/>
+              <w:bottom w:val="single" w:sz="4" w:space="0" w:color="auto"/>
+              <w:right w:val="single" w:sz="4" w:space="0" w:color="auto"/>
             </w:tcBorders>
             <w:vAlign w:val="center"/>
           </w:tcPr>
@@ -4744,10 +4501,10 @@
           <w:tcPr>
             <w:tcW w:w="2097" w:type="dxa"/>
             <w:tcBorders>
-              <w:top w:val="single" w:color="auto" w:sz="4" w:space="0"/>
-              <w:left w:val="single" w:color="auto" w:sz="4" w:space="0"/>
-              <w:bottom w:val="single" w:color="auto" w:sz="4" w:space="0"/>
-              <w:right w:val="single" w:color="auto" w:sz="4" w:space="0"/>
+              <w:top w:val="single" w:sz="4" w:space="0" w:color="auto"/>
+              <w:left w:val="single" w:sz="4" w:space="0" w:color="auto"/>
+              <w:bottom w:val="single" w:sz="4" w:space="0" w:color="auto"/>
+              <w:right w:val="single" w:sz="4" w:space="0" w:color="auto"/>
             </w:tcBorders>
             <w:vAlign w:val="center"/>
           </w:tcPr>
@@ -4765,10 +4522,10 @@
           <w:tcPr>
             <w:tcW w:w="2063" w:type="dxa"/>
             <w:tcBorders>
-              <w:top w:val="single" w:color="auto" w:sz="4" w:space="0"/>
-              <w:left w:val="single" w:color="auto" w:sz="4" w:space="0"/>
-              <w:bottom w:val="single" w:color="auto" w:sz="4" w:space="0"/>
-              <w:right w:val="single" w:color="auto" w:sz="4" w:space="0"/>
+              <w:top w:val="single" w:sz="4" w:space="0" w:color="auto"/>
+              <w:left w:val="single" w:sz="4" w:space="0" w:color="auto"/>
+              <w:bottom w:val="single" w:sz="4" w:space="0" w:color="auto"/>
+              <w:right w:val="single" w:sz="4" w:space="0" w:color="auto"/>
             </w:tcBorders>
             <w:vAlign w:val="center"/>
           </w:tcPr>
@@ -4786,10 +4543,10 @@
           <w:tcPr>
             <w:tcW w:w="2072" w:type="dxa"/>
             <w:tcBorders>
-              <w:top w:val="single" w:color="auto" w:sz="4" w:space="0"/>
-              <w:left w:val="single" w:color="auto" w:sz="4" w:space="0"/>
-              <w:bottom w:val="single" w:color="auto" w:sz="4" w:space="0"/>
-              <w:right w:val="single" w:color="auto" w:sz="4" w:space="0"/>
+              <w:top w:val="single" w:sz="4" w:space="0" w:color="auto"/>
+              <w:left w:val="single" w:sz="4" w:space="0" w:color="auto"/>
+              <w:bottom w:val="single" w:sz="4" w:space="0" w:color="auto"/>
+              <w:right w:val="single" w:sz="4" w:space="0" w:color="auto"/>
             </w:tcBorders>
             <w:vAlign w:val="center"/>
           </w:tcPr>
@@ -4806,14 +4563,8 @@
       </w:tr>
       <w:tr>
         <w:tblPrEx>
-          <w:tblBorders>
-            <w:top w:val="single" w:color="auto" w:sz="4" w:space="0"/>
-            <w:left w:val="single" w:color="auto" w:sz="4" w:space="0"/>
-            <w:bottom w:val="single" w:color="auto" w:sz="4" w:space="0"/>
-            <w:right w:val="single" w:color="auto" w:sz="4" w:space="0"/>
-            <w:insideH w:val="none" w:color="auto" w:sz="0" w:space="0"/>
-            <w:insideV w:val="none" w:color="auto" w:sz="0" w:space="0"/>
-          </w:tblBorders>
+          <w:tblW w:w="8296" w:type="dxa"/>
+          <w:jc w:val="center"/>
           <w:tblLayout w:type="fixed"/>
           <w:tblCellMar>
             <w:top w:w="0" w:type="dxa"/>
@@ -4823,17 +4574,17 @@
           </w:tblCellMar>
         </w:tblPrEx>
         <w:trPr>
-          <w:trHeight w:val="609" w:hRule="atLeast"/>
+          <w:trHeight w:val="609"/>
           <w:jc w:val="center"/>
         </w:trPr>
         <w:tc>
           <w:tcPr>
             <w:tcW w:w="2064" w:type="dxa"/>
             <w:tcBorders>
-              <w:top w:val="single" w:color="auto" w:sz="4" w:space="0"/>
-              <w:left w:val="single" w:color="auto" w:sz="4" w:space="0"/>
-              <w:bottom w:val="single" w:color="auto" w:sz="4" w:space="0"/>
-              <w:right w:val="single" w:color="auto" w:sz="4" w:space="0"/>
+              <w:top w:val="single" w:sz="4" w:space="0" w:color="auto"/>
+              <w:left w:val="single" w:sz="4" w:space="0" w:color="auto"/>
+              <w:bottom w:val="single" w:sz="4" w:space="0" w:color="auto"/>
+              <w:right w:val="single" w:sz="4" w:space="0" w:color="auto"/>
             </w:tcBorders>
             <w:vAlign w:val="center"/>
           </w:tcPr>
@@ -4851,10 +4602,10 @@
           <w:tcPr>
             <w:tcW w:w="2097" w:type="dxa"/>
             <w:tcBorders>
-              <w:top w:val="single" w:color="auto" w:sz="4" w:space="0"/>
-              <w:left w:val="single" w:color="auto" w:sz="4" w:space="0"/>
-              <w:bottom w:val="single" w:color="auto" w:sz="4" w:space="0"/>
-              <w:right w:val="single" w:color="auto" w:sz="4" w:space="0"/>
+              <w:top w:val="single" w:sz="4" w:space="0" w:color="auto"/>
+              <w:left w:val="single" w:sz="4" w:space="0" w:color="auto"/>
+              <w:bottom w:val="single" w:sz="4" w:space="0" w:color="auto"/>
+              <w:right w:val="single" w:sz="4" w:space="0" w:color="auto"/>
             </w:tcBorders>
             <w:vAlign w:val="center"/>
           </w:tcPr>
@@ -4872,10 +4623,10 @@
           <w:tcPr>
             <w:tcW w:w="2063" w:type="dxa"/>
             <w:tcBorders>
-              <w:top w:val="single" w:color="auto" w:sz="4" w:space="0"/>
-              <w:left w:val="single" w:color="auto" w:sz="4" w:space="0"/>
-              <w:bottom w:val="single" w:color="auto" w:sz="4" w:space="0"/>
-              <w:right w:val="single" w:color="auto" w:sz="4" w:space="0"/>
+              <w:top w:val="single" w:sz="4" w:space="0" w:color="auto"/>
+              <w:left w:val="single" w:sz="4" w:space="0" w:color="auto"/>
+              <w:bottom w:val="single" w:sz="4" w:space="0" w:color="auto"/>
+              <w:right w:val="single" w:sz="4" w:space="0" w:color="auto"/>
             </w:tcBorders>
             <w:vAlign w:val="center"/>
           </w:tcPr>
@@ -4893,117 +4644,10 @@
           <w:tcPr>
             <w:tcW w:w="2072" w:type="dxa"/>
             <w:tcBorders>
-              <w:top w:val="single" w:color="auto" w:sz="4" w:space="0"/>
-              <w:left w:val="single" w:color="auto" w:sz="4" w:space="0"/>
-              <w:bottom w:val="single" w:color="auto" w:sz="4" w:space="0"/>
-              <w:right w:val="single" w:color="auto" w:sz="4" w:space="0"/>
-            </w:tcBorders>
-            <w:vAlign w:val="center"/>
-          </w:tcPr>
-          <w:p>
-            <w:pPr>
-              <w:jc w:val="center"/>
-              <w:rPr>
-                <w:rFonts w:ascii="宋体" w:hAnsi="宋体"/>
-                <w:sz w:val="24"/>
-              </w:rPr>
-            </w:pPr>
-          </w:p>
-        </w:tc>
-      </w:tr>
-      <w:tr>
-        <w:tblPrEx>
-          <w:tblBorders>
-            <w:top w:val="single" w:color="auto" w:sz="4" w:space="0"/>
-            <w:left w:val="single" w:color="auto" w:sz="4" w:space="0"/>
-            <w:bottom w:val="single" w:color="auto" w:sz="4" w:space="0"/>
-            <w:right w:val="single" w:color="auto" w:sz="4" w:space="0"/>
-            <w:insideH w:val="none" w:color="auto" w:sz="0" w:space="0"/>
-            <w:insideV w:val="none" w:color="auto" w:sz="0" w:space="0"/>
-          </w:tblBorders>
-          <w:tblLayout w:type="fixed"/>
-          <w:tblCellMar>
-            <w:top w:w="0" w:type="dxa"/>
-            <w:left w:w="108" w:type="dxa"/>
-            <w:bottom w:w="0" w:type="dxa"/>
-            <w:right w:w="108" w:type="dxa"/>
-          </w:tblCellMar>
-        </w:tblPrEx>
-        <w:trPr>
-          <w:trHeight w:val="609" w:hRule="atLeast"/>
-          <w:jc w:val="center"/>
-        </w:trPr>
-        <w:tc>
-          <w:tcPr>
-            <w:tcW w:w="2064" w:type="dxa"/>
-            <w:tcBorders>
-              <w:top w:val="single" w:color="auto" w:sz="4" w:space="0"/>
-              <w:left w:val="single" w:color="auto" w:sz="4" w:space="0"/>
-              <w:bottom w:val="single" w:color="auto" w:sz="4" w:space="0"/>
-              <w:right w:val="single" w:color="auto" w:sz="4" w:space="0"/>
-            </w:tcBorders>
-            <w:vAlign w:val="center"/>
-          </w:tcPr>
-          <w:p>
-            <w:pPr>
-              <w:jc w:val="center"/>
-              <w:rPr>
-                <w:rFonts w:ascii="宋体" w:hAnsi="宋体"/>
-                <w:sz w:val="24"/>
-              </w:rPr>
-            </w:pPr>
-          </w:p>
-        </w:tc>
-        <w:tc>
-          <w:tcPr>
-            <w:tcW w:w="2097" w:type="dxa"/>
-            <w:tcBorders>
-              <w:top w:val="single" w:color="auto" w:sz="4" w:space="0"/>
-              <w:left w:val="single" w:color="auto" w:sz="4" w:space="0"/>
-              <w:bottom w:val="single" w:color="auto" w:sz="4" w:space="0"/>
-              <w:right w:val="single" w:color="auto" w:sz="4" w:space="0"/>
-            </w:tcBorders>
-            <w:vAlign w:val="center"/>
-          </w:tcPr>
-          <w:p>
-            <w:pPr>
-              <w:jc w:val="center"/>
-              <w:rPr>
-                <w:rFonts w:ascii="宋体" w:hAnsi="宋体"/>
-                <w:sz w:val="24"/>
-              </w:rPr>
-            </w:pPr>
-          </w:p>
-        </w:tc>
-        <w:tc>
-          <w:tcPr>
-            <w:tcW w:w="2063" w:type="dxa"/>
-            <w:tcBorders>
-              <w:top w:val="single" w:color="auto" w:sz="4" w:space="0"/>
-              <w:left w:val="single" w:color="auto" w:sz="4" w:space="0"/>
-              <w:bottom w:val="single" w:color="auto" w:sz="4" w:space="0"/>
-              <w:right w:val="single" w:color="auto" w:sz="4" w:space="0"/>
-            </w:tcBorders>
-            <w:vAlign w:val="center"/>
-          </w:tcPr>
-          <w:p>
-            <w:pPr>
-              <w:jc w:val="center"/>
-              <w:rPr>
-                <w:rFonts w:ascii="宋体" w:hAnsi="宋体"/>
-                <w:sz w:val="24"/>
-              </w:rPr>
-            </w:pPr>
-          </w:p>
-        </w:tc>
-        <w:tc>
-          <w:tcPr>
-            <w:tcW w:w="2072" w:type="dxa"/>
-            <w:tcBorders>
-              <w:top w:val="single" w:color="auto" w:sz="4" w:space="0"/>
-              <w:left w:val="single" w:color="auto" w:sz="4" w:space="0"/>
-              <w:bottom w:val="single" w:color="auto" w:sz="4" w:space="0"/>
-              <w:right w:val="single" w:color="auto" w:sz="4" w:space="0"/>
+              <w:top w:val="single" w:sz="4" w:space="0" w:color="auto"/>
+              <w:left w:val="single" w:sz="4" w:space="0" w:color="auto"/>
+              <w:bottom w:val="single" w:sz="4" w:space="0" w:color="auto"/>
+              <w:right w:val="single" w:sz="4" w:space="0" w:color="auto"/>
             </w:tcBorders>
             <w:vAlign w:val="center"/>
           </w:tcPr>
@@ -5028,47 +4672,23 @@
           <w:b/>
           <w:bCs/>
           <w:sz w:val="44"/>
-          <w:u w:val="single"/>
         </w:rPr>
       </w:pPr>
-    </w:p>
-    <w:p>
-      <w:pPr>
-        <w:spacing w:line="360" w:lineRule="auto"/>
-        <w:jc w:val="center"/>
+      <w:bookmarkStart w:id="0" w:name="_GoBack"/>
+      <w:r>
         <w:rPr>
-          <w:rFonts w:ascii="宋体" w:hAnsi="宋体"/>
+          <w:rFonts w:ascii="宋体" w:hAnsi="宋体" w:hint="eastAsia"/>
           <w:b/>
           <w:bCs/>
           <w:sz w:val="44"/>
-          <w:u w:val="single"/>
-        </w:rPr>
-      </w:pPr>
-    </w:p>
-    <w:p>
-      <w:pPr>
-        <w:spacing w:line="360" w:lineRule="auto"/>
-        <w:jc w:val="center"/>
-        <w:rPr>
-          <w:rFonts w:ascii="宋体" w:hAnsi="宋体"/>
-          <w:b/>
-          <w:bCs/>
-          <w:sz w:val="44"/>
-        </w:rPr>
-      </w:pPr>
-      <w:r>
-        <w:rPr>
-          <w:rFonts w:hint="eastAsia" w:ascii="宋体" w:hAnsi="宋体"/>
-          <w:b/>
-          <w:bCs/>
-          <w:sz w:val="44"/>
-          <w:u w:val="single"/>
+          <w:u w:val="none"/>
         </w:rPr>
         <w:t>末次</w:t>
       </w:r>
+      <w:bookmarkEnd w:id="0"/>
       <w:r>
         <w:rPr>
-          <w:rFonts w:hint="eastAsia" w:ascii="宋体" w:hAnsi="宋体"/>
+          <w:rFonts w:ascii="宋体" w:hAnsi="宋体" w:hint="eastAsia"/>
           <w:b/>
           <w:bCs/>
           <w:sz w:val="44"/>
@@ -5078,16 +4698,16 @@
     </w:p>
     <w:tbl>
       <w:tblPr>
-        <w:tblStyle w:val="9"/>
+        <w:tblStyle w:val="TableNormal"/>
         <w:tblW w:w="8296" w:type="dxa"/>
         <w:tblInd w:w="0" w:type="dxa"/>
         <w:tblBorders>
-          <w:top w:val="single" w:color="auto" w:sz="4" w:space="0"/>
-          <w:left w:val="single" w:color="auto" w:sz="4" w:space="0"/>
-          <w:bottom w:val="single" w:color="auto" w:sz="4" w:space="0"/>
-          <w:right w:val="single" w:color="auto" w:sz="4" w:space="0"/>
-          <w:insideH w:val="none" w:color="auto" w:sz="0" w:space="0"/>
-          <w:insideV w:val="none" w:color="auto" w:sz="0" w:space="0"/>
+          <w:top w:val="single" w:sz="4" w:space="0" w:color="auto"/>
+          <w:left w:val="single" w:sz="4" w:space="0" w:color="auto"/>
+          <w:bottom w:val="single" w:sz="4" w:space="0" w:color="auto"/>
+          <w:right w:val="single" w:sz="4" w:space="0" w:color="auto"/>
+          <w:insideH w:val="nil"/>
+          <w:insideV w:val="nil"/>
         </w:tblBorders>
         <w:tblLayout w:type="fixed"/>
         <w:tblCellMar>
@@ -5105,13 +4725,15 @@
       </w:tblGrid>
       <w:tr>
         <w:tblPrEx>
+          <w:tblW w:w="8296" w:type="dxa"/>
+          <w:tblInd w:w="0" w:type="dxa"/>
           <w:tblBorders>
-            <w:top w:val="single" w:color="auto" w:sz="4" w:space="0"/>
-            <w:left w:val="single" w:color="auto" w:sz="4" w:space="0"/>
-            <w:bottom w:val="single" w:color="auto" w:sz="4" w:space="0"/>
-            <w:right w:val="single" w:color="auto" w:sz="4" w:space="0"/>
-            <w:insideH w:val="none" w:color="auto" w:sz="0" w:space="0"/>
-            <w:insideV w:val="none" w:color="auto" w:sz="0" w:space="0"/>
+            <w:top w:val="single" w:sz="4" w:space="0" w:color="auto"/>
+            <w:left w:val="single" w:sz="4" w:space="0" w:color="auto"/>
+            <w:bottom w:val="single" w:sz="4" w:space="0" w:color="auto"/>
+            <w:right w:val="single" w:sz="4" w:space="0" w:color="auto"/>
+            <w:insideH w:val="nil"/>
+            <w:insideV w:val="nil"/>
           </w:tblBorders>
           <w:tblLayout w:type="fixed"/>
           <w:tblCellMar>
@@ -5122,16 +4744,16 @@
           </w:tblCellMar>
         </w:tblPrEx>
         <w:trPr>
-          <w:trHeight w:val="612" w:hRule="atLeast"/>
+          <w:trHeight w:val="612"/>
         </w:trPr>
         <w:tc>
           <w:tcPr>
             <w:tcW w:w="2063" w:type="dxa"/>
             <w:tcBorders>
-              <w:top w:val="single" w:color="auto" w:sz="4" w:space="0"/>
-              <w:left w:val="single" w:color="auto" w:sz="4" w:space="0"/>
-              <w:bottom w:val="single" w:color="auto" w:sz="4" w:space="0"/>
-              <w:right w:val="single" w:color="auto" w:sz="4" w:space="0"/>
+              <w:top w:val="single" w:sz="4" w:space="0" w:color="auto"/>
+              <w:left w:val="single" w:sz="4" w:space="0" w:color="auto"/>
+              <w:bottom w:val="single" w:sz="4" w:space="0" w:color="auto"/>
+              <w:right w:val="single" w:sz="4" w:space="0" w:color="auto"/>
             </w:tcBorders>
             <w:vAlign w:val="center"/>
           </w:tcPr>
@@ -5146,7 +4768,7 @@
             </w:pPr>
             <w:r>
               <w:rPr>
-                <w:rFonts w:hint="eastAsia" w:ascii="宋体" w:hAnsi="宋体"/>
+                <w:rFonts w:ascii="宋体" w:hAnsi="宋体" w:hint="eastAsia"/>
                 <w:szCs w:val="21"/>
               </w:rPr>
               <w:t>会议名称</w:t>
@@ -5157,10 +4779,10 @@
           <w:tcPr>
             <w:tcW w:w="2096" w:type="dxa"/>
             <w:tcBorders>
-              <w:top w:val="single" w:color="auto" w:sz="4" w:space="0"/>
-              <w:left w:val="single" w:color="auto" w:sz="4" w:space="0"/>
-              <w:bottom w:val="single" w:color="auto" w:sz="4" w:space="0"/>
-              <w:right w:val="single" w:color="auto" w:sz="4" w:space="0"/>
+              <w:top w:val="single" w:sz="4" w:space="0" w:color="auto"/>
+              <w:left w:val="single" w:sz="4" w:space="0" w:color="auto"/>
+              <w:bottom w:val="single" w:sz="4" w:space="0" w:color="auto"/>
+              <w:right w:val="single" w:sz="4" w:space="0" w:color="auto"/>
             </w:tcBorders>
             <w:vAlign w:val="center"/>
           </w:tcPr>
@@ -5175,7 +4797,7 @@
             </w:pPr>
             <w:r>
               <w:rPr>
-                <w:rFonts w:hint="eastAsia" w:ascii="宋体" w:hAnsi="宋体"/>
+                <w:rFonts w:ascii="宋体" w:hAnsi="宋体" w:hint="eastAsia"/>
                 <w:szCs w:val="21"/>
               </w:rPr>
               <w:t>内审</w:t>
@@ -5186,10 +4808,10 @@
           <w:tcPr>
             <w:tcW w:w="2062" w:type="dxa"/>
             <w:tcBorders>
-              <w:top w:val="single" w:color="auto" w:sz="4" w:space="0"/>
-              <w:left w:val="single" w:color="auto" w:sz="4" w:space="0"/>
-              <w:bottom w:val="single" w:color="auto" w:sz="4" w:space="0"/>
-              <w:right w:val="single" w:color="auto" w:sz="4" w:space="0"/>
+              <w:top w:val="single" w:sz="4" w:space="0" w:color="auto"/>
+              <w:left w:val="single" w:sz="4" w:space="0" w:color="auto"/>
+              <w:bottom w:val="single" w:sz="4" w:space="0" w:color="auto"/>
+              <w:right w:val="single" w:sz="4" w:space="0" w:color="auto"/>
             </w:tcBorders>
             <w:vAlign w:val="center"/>
           </w:tcPr>
@@ -5204,7 +4826,7 @@
             </w:pPr>
             <w:r>
               <w:rPr>
-                <w:rFonts w:hint="eastAsia" w:ascii="宋体" w:hAnsi="宋体"/>
+                <w:rFonts w:ascii="宋体" w:hAnsi="宋体" w:hint="eastAsia"/>
                 <w:szCs w:val="21"/>
               </w:rPr>
               <w:t>主持人</w:t>
@@ -5215,10 +4837,10 @@
           <w:tcPr>
             <w:tcW w:w="2075" w:type="dxa"/>
             <w:tcBorders>
-              <w:top w:val="single" w:color="auto" w:sz="4" w:space="0"/>
-              <w:left w:val="single" w:color="auto" w:sz="4" w:space="0"/>
-              <w:bottom w:val="single" w:color="auto" w:sz="4" w:space="0"/>
-              <w:right w:val="single" w:color="auto" w:sz="4" w:space="0"/>
+              <w:top w:val="single" w:sz="4" w:space="0" w:color="auto"/>
+              <w:left w:val="single" w:sz="4" w:space="0" w:color="auto"/>
+              <w:bottom w:val="single" w:sz="4" w:space="0" w:color="auto"/>
+              <w:right w:val="single" w:sz="4" w:space="0" w:color="auto"/>
             </w:tcBorders>
             <w:vAlign w:val="center"/>
           </w:tcPr>
@@ -5233,7 +4855,7 @@
             </w:pPr>
             <w:r>
               <w:rPr>
-                <w:rFonts w:hint="eastAsia" w:ascii="宋体" w:hAnsi="宋体"/>
+                <w:rFonts w:ascii="宋体" w:hAnsi="宋体" w:hint="eastAsia"/>
                 <w:szCs w:val="21"/>
               </w:rPr>
               <w:t>胡海军</w:t>
@@ -5243,14 +4865,8 @@
       </w:tr>
       <w:tr>
         <w:tblPrEx>
-          <w:tblBorders>
-            <w:top w:val="single" w:color="auto" w:sz="4" w:space="0"/>
-            <w:left w:val="single" w:color="auto" w:sz="4" w:space="0"/>
-            <w:bottom w:val="single" w:color="auto" w:sz="4" w:space="0"/>
-            <w:right w:val="single" w:color="auto" w:sz="4" w:space="0"/>
-            <w:insideH w:val="none" w:color="auto" w:sz="0" w:space="0"/>
-            <w:insideV w:val="none" w:color="auto" w:sz="0" w:space="0"/>
-          </w:tblBorders>
+          <w:tblW w:w="8296" w:type="dxa"/>
+          <w:tblInd w:w="0" w:type="dxa"/>
           <w:tblLayout w:type="fixed"/>
           <w:tblCellMar>
             <w:top w:w="0" w:type="dxa"/>
@@ -5260,16 +4876,16 @@
           </w:tblCellMar>
         </w:tblPrEx>
         <w:trPr>
-          <w:trHeight w:val="605" w:hRule="atLeast"/>
+          <w:trHeight w:val="605"/>
         </w:trPr>
         <w:tc>
           <w:tcPr>
             <w:tcW w:w="2063" w:type="dxa"/>
             <w:tcBorders>
-              <w:top w:val="single" w:color="auto" w:sz="4" w:space="0"/>
-              <w:left w:val="single" w:color="auto" w:sz="4" w:space="0"/>
-              <w:bottom w:val="single" w:color="auto" w:sz="4" w:space="0"/>
-              <w:right w:val="single" w:color="auto" w:sz="4" w:space="0"/>
+              <w:top w:val="single" w:sz="4" w:space="0" w:color="auto"/>
+              <w:left w:val="single" w:sz="4" w:space="0" w:color="auto"/>
+              <w:bottom w:val="single" w:sz="4" w:space="0" w:color="auto"/>
+              <w:right w:val="single" w:sz="4" w:space="0" w:color="auto"/>
             </w:tcBorders>
             <w:vAlign w:val="center"/>
           </w:tcPr>
@@ -5284,7 +4900,7 @@
             </w:pPr>
             <w:r>
               <w:rPr>
-                <w:rFonts w:hint="eastAsia" w:ascii="宋体" w:hAnsi="宋体"/>
+                <w:rFonts w:ascii="宋体" w:hAnsi="宋体" w:hint="eastAsia"/>
                 <w:szCs w:val="21"/>
               </w:rPr>
               <w:t>会议时间</w:t>
@@ -5295,10 +4911,10 @@
           <w:tcPr>
             <w:tcW w:w="2096" w:type="dxa"/>
             <w:tcBorders>
-              <w:top w:val="single" w:color="auto" w:sz="4" w:space="0"/>
-              <w:left w:val="single" w:color="auto" w:sz="4" w:space="0"/>
-              <w:bottom w:val="single" w:color="auto" w:sz="4" w:space="0"/>
-              <w:right w:val="single" w:color="auto" w:sz="4" w:space="0"/>
+              <w:top w:val="single" w:sz="4" w:space="0" w:color="auto"/>
+              <w:left w:val="single" w:sz="4" w:space="0" w:color="auto"/>
+              <w:bottom w:val="single" w:sz="4" w:space="0" w:color="auto"/>
+              <w:right w:val="single" w:sz="4" w:space="0" w:color="auto"/>
             </w:tcBorders>
             <w:vAlign w:val="center"/>
           </w:tcPr>
@@ -5307,31 +4923,29 @@
               <w:spacing w:line="360" w:lineRule="auto"/>
               <w:jc w:val="center"/>
               <w:rPr>
-                <w:rFonts w:hint="eastAsia" w:ascii="宋体" w:hAnsi="宋体" w:eastAsia="宋体"/>
+                <w:rFonts w:ascii="宋体" w:eastAsia="宋体" w:hAnsi="宋体" w:hint="eastAsia"/>
                 <w:szCs w:val="21"/>
                 <w:lang w:eastAsia="zh-CN"/>
               </w:rPr>
             </w:pPr>
             <w:r>
               <w:rPr>
-                <w:rFonts w:hint="eastAsia" w:ascii="宋体" w:hAnsi="宋体"/>
+                <w:rFonts w:ascii="宋体" w:hAnsi="宋体" w:hint="eastAsia"/>
                 <w:szCs w:val="21"/>
                 <w:lang w:val="en-US" w:eastAsia="zh-CN"/>
               </w:rPr>
               <w:t xml:space="preserve"> </w:t>
             </w:r>
-            <w:bookmarkStart w:id="0" w:name="_GoBack"/>
-            <w:bookmarkEnd w:id="0"/>
           </w:p>
         </w:tc>
         <w:tc>
           <w:tcPr>
             <w:tcW w:w="2062" w:type="dxa"/>
             <w:tcBorders>
-              <w:top w:val="single" w:color="auto" w:sz="4" w:space="0"/>
-              <w:left w:val="single" w:color="auto" w:sz="4" w:space="0"/>
-              <w:bottom w:val="single" w:color="auto" w:sz="4" w:space="0"/>
-              <w:right w:val="single" w:color="auto" w:sz="4" w:space="0"/>
+              <w:top w:val="single" w:sz="4" w:space="0" w:color="auto"/>
+              <w:left w:val="single" w:sz="4" w:space="0" w:color="auto"/>
+              <w:bottom w:val="single" w:sz="4" w:space="0" w:color="auto"/>
+              <w:right w:val="single" w:sz="4" w:space="0" w:color="auto"/>
             </w:tcBorders>
             <w:vAlign w:val="center"/>
           </w:tcPr>
@@ -5346,7 +4960,7 @@
             </w:pPr>
             <w:r>
               <w:rPr>
-                <w:rFonts w:hint="eastAsia" w:ascii="宋体" w:hAnsi="宋体"/>
+                <w:rFonts w:ascii="宋体" w:hAnsi="宋体" w:hint="eastAsia"/>
                 <w:szCs w:val="21"/>
               </w:rPr>
               <w:t>会议地点</w:t>
@@ -5357,10 +4971,10 @@
           <w:tcPr>
             <w:tcW w:w="2075" w:type="dxa"/>
             <w:tcBorders>
-              <w:top w:val="single" w:color="auto" w:sz="4" w:space="0"/>
-              <w:left w:val="single" w:color="auto" w:sz="4" w:space="0"/>
-              <w:bottom w:val="single" w:color="auto" w:sz="4" w:space="0"/>
-              <w:right w:val="single" w:color="auto" w:sz="4" w:space="0"/>
+              <w:top w:val="single" w:sz="4" w:space="0" w:color="auto"/>
+              <w:left w:val="single" w:sz="4" w:space="0" w:color="auto"/>
+              <w:bottom w:val="single" w:sz="4" w:space="0" w:color="auto"/>
+              <w:right w:val="single" w:sz="4" w:space="0" w:color="auto"/>
             </w:tcBorders>
             <w:vAlign w:val="center"/>
           </w:tcPr>
@@ -5375,7 +4989,7 @@
             </w:pPr>
             <w:r>
               <w:rPr>
-                <w:rFonts w:hint="eastAsia" w:ascii="宋体" w:hAnsi="宋体"/>
+                <w:rFonts w:ascii="宋体" w:hAnsi="宋体" w:hint="eastAsia"/>
                 <w:szCs w:val="21"/>
               </w:rPr>
               <w:t>公司会议室</w:t>
@@ -5385,14 +4999,8 @@
       </w:tr>
       <w:tr>
         <w:tblPrEx>
-          <w:tblBorders>
-            <w:top w:val="single" w:color="auto" w:sz="4" w:space="0"/>
-            <w:left w:val="single" w:color="auto" w:sz="4" w:space="0"/>
-            <w:bottom w:val="single" w:color="auto" w:sz="4" w:space="0"/>
-            <w:right w:val="single" w:color="auto" w:sz="4" w:space="0"/>
-            <w:insideH w:val="none" w:color="auto" w:sz="0" w:space="0"/>
-            <w:insideV w:val="none" w:color="auto" w:sz="0" w:space="0"/>
-          </w:tblBorders>
+          <w:tblW w:w="8296" w:type="dxa"/>
+          <w:tblInd w:w="0" w:type="dxa"/>
           <w:tblLayout w:type="fixed"/>
           <w:tblCellMar>
             <w:top w:w="0" w:type="dxa"/>
@@ -5402,17 +5010,17 @@
           </w:tblCellMar>
         </w:tblPrEx>
         <w:trPr>
-          <w:trHeight w:val="608" w:hRule="atLeast"/>
+          <w:trHeight w:val="608"/>
         </w:trPr>
         <w:tc>
           <w:tcPr>
             <w:tcW w:w="8296" w:type="dxa"/>
             <w:gridSpan w:val="4"/>
             <w:tcBorders>
-              <w:top w:val="single" w:color="auto" w:sz="4" w:space="0"/>
-              <w:left w:val="single" w:color="auto" w:sz="4" w:space="0"/>
-              <w:bottom w:val="single" w:color="auto" w:sz="4" w:space="0"/>
-              <w:right w:val="single" w:color="auto" w:sz="4" w:space="0"/>
+              <w:top w:val="single" w:sz="4" w:space="0" w:color="auto"/>
+              <w:left w:val="single" w:sz="4" w:space="0" w:color="auto"/>
+              <w:bottom w:val="single" w:sz="4" w:space="0" w:color="auto"/>
+              <w:right w:val="single" w:sz="4" w:space="0" w:color="auto"/>
             </w:tcBorders>
             <w:vAlign w:val="center"/>
           </w:tcPr>
@@ -5427,7 +5035,7 @@
             </w:pPr>
             <w:r>
               <w:rPr>
-                <w:rFonts w:hint="eastAsia" w:ascii="宋体" w:hAnsi="宋体"/>
+                <w:rFonts w:ascii="宋体" w:hAnsi="宋体" w:hint="eastAsia"/>
                 <w:szCs w:val="21"/>
               </w:rPr>
               <w:t>参加人签到</w:t>
@@ -5437,14 +5045,8 @@
       </w:tr>
       <w:tr>
         <w:tblPrEx>
-          <w:tblBorders>
-            <w:top w:val="single" w:color="auto" w:sz="4" w:space="0"/>
-            <w:left w:val="single" w:color="auto" w:sz="4" w:space="0"/>
-            <w:bottom w:val="single" w:color="auto" w:sz="4" w:space="0"/>
-            <w:right w:val="single" w:color="auto" w:sz="4" w:space="0"/>
-            <w:insideH w:val="none" w:color="auto" w:sz="0" w:space="0"/>
-            <w:insideV w:val="none" w:color="auto" w:sz="0" w:space="0"/>
-          </w:tblBorders>
+          <w:tblW w:w="8296" w:type="dxa"/>
+          <w:tblInd w:w="0" w:type="dxa"/>
           <w:tblLayout w:type="fixed"/>
           <w:tblCellMar>
             <w:top w:w="0" w:type="dxa"/>
@@ -5454,30 +5056,30 @@
           </w:tblCellMar>
         </w:tblPrEx>
         <w:trPr>
-          <w:trHeight w:val="446" w:hRule="atLeast"/>
+          <w:trHeight w:val="446"/>
         </w:trPr>
         <w:tc>
           <w:tcPr>
             <w:tcW w:w="2063" w:type="dxa"/>
             <w:tcBorders>
-              <w:top w:val="single" w:color="auto" w:sz="4" w:space="0"/>
-              <w:left w:val="single" w:color="auto" w:sz="4" w:space="0"/>
-              <w:bottom w:val="single" w:color="auto" w:sz="4" w:space="0"/>
-              <w:right w:val="single" w:color="auto" w:sz="4" w:space="0"/>
-            </w:tcBorders>
-            <w:vAlign w:val="center"/>
-          </w:tcPr>
-          <w:p>
-            <w:pPr>
-              <w:jc w:val="center"/>
-              <w:rPr>
-                <w:rFonts w:ascii="宋体" w:hAnsi="宋体"/>
-                <w:szCs w:val="21"/>
-              </w:rPr>
-            </w:pPr>
-            <w:r>
-              <w:rPr>
-                <w:rFonts w:hint="eastAsia" w:ascii="宋体" w:hAnsi="宋体"/>
+              <w:top w:val="single" w:sz="4" w:space="0" w:color="auto"/>
+              <w:left w:val="single" w:sz="4" w:space="0" w:color="auto"/>
+              <w:bottom w:val="single" w:sz="4" w:space="0" w:color="auto"/>
+              <w:right w:val="single" w:sz="4" w:space="0" w:color="auto"/>
+            </w:tcBorders>
+            <w:vAlign w:val="center"/>
+          </w:tcPr>
+          <w:p>
+            <w:pPr>
+              <w:jc w:val="center"/>
+              <w:rPr>
+                <w:rFonts w:ascii="宋体" w:hAnsi="宋体"/>
+                <w:szCs w:val="21"/>
+              </w:rPr>
+            </w:pPr>
+            <w:r>
+              <w:rPr>
+                <w:rFonts w:ascii="宋体" w:hAnsi="宋体" w:hint="eastAsia"/>
                 <w:szCs w:val="21"/>
               </w:rPr>
               <w:t>部门</w:t>
@@ -5488,24 +5090,24 @@
           <w:tcPr>
             <w:tcW w:w="2096" w:type="dxa"/>
             <w:tcBorders>
-              <w:top w:val="single" w:color="auto" w:sz="4" w:space="0"/>
-              <w:left w:val="single" w:color="auto" w:sz="4" w:space="0"/>
-              <w:bottom w:val="single" w:color="auto" w:sz="4" w:space="0"/>
-              <w:right w:val="single" w:color="auto" w:sz="4" w:space="0"/>
-            </w:tcBorders>
-            <w:vAlign w:val="center"/>
-          </w:tcPr>
-          <w:p>
-            <w:pPr>
-              <w:jc w:val="center"/>
-              <w:rPr>
-                <w:rFonts w:ascii="宋体" w:hAnsi="宋体"/>
-                <w:szCs w:val="21"/>
-              </w:rPr>
-            </w:pPr>
-            <w:r>
-              <w:rPr>
-                <w:rFonts w:hint="eastAsia" w:ascii="宋体" w:hAnsi="宋体"/>
+              <w:top w:val="single" w:sz="4" w:space="0" w:color="auto"/>
+              <w:left w:val="single" w:sz="4" w:space="0" w:color="auto"/>
+              <w:bottom w:val="single" w:sz="4" w:space="0" w:color="auto"/>
+              <w:right w:val="single" w:sz="4" w:space="0" w:color="auto"/>
+            </w:tcBorders>
+            <w:vAlign w:val="center"/>
+          </w:tcPr>
+          <w:p>
+            <w:pPr>
+              <w:jc w:val="center"/>
+              <w:rPr>
+                <w:rFonts w:ascii="宋体" w:hAnsi="宋体"/>
+                <w:szCs w:val="21"/>
+              </w:rPr>
+            </w:pPr>
+            <w:r>
+              <w:rPr>
+                <w:rFonts w:ascii="宋体" w:hAnsi="宋体" w:hint="eastAsia"/>
                 <w:szCs w:val="21"/>
               </w:rPr>
               <w:t>参加人（签名）</w:t>
@@ -5516,24 +5118,24 @@
           <w:tcPr>
             <w:tcW w:w="2062" w:type="dxa"/>
             <w:tcBorders>
-              <w:top w:val="single" w:color="auto" w:sz="4" w:space="0"/>
-              <w:left w:val="single" w:color="auto" w:sz="4" w:space="0"/>
-              <w:bottom w:val="single" w:color="auto" w:sz="4" w:space="0"/>
-              <w:right w:val="single" w:color="auto" w:sz="4" w:space="0"/>
-            </w:tcBorders>
-            <w:vAlign w:val="center"/>
-          </w:tcPr>
-          <w:p>
-            <w:pPr>
-              <w:jc w:val="center"/>
-              <w:rPr>
-                <w:rFonts w:ascii="宋体" w:hAnsi="宋体"/>
-                <w:szCs w:val="21"/>
-              </w:rPr>
-            </w:pPr>
-            <w:r>
-              <w:rPr>
-                <w:rFonts w:hint="eastAsia" w:ascii="宋体" w:hAnsi="宋体"/>
+              <w:top w:val="single" w:sz="4" w:space="0" w:color="auto"/>
+              <w:left w:val="single" w:sz="4" w:space="0" w:color="auto"/>
+              <w:bottom w:val="single" w:sz="4" w:space="0" w:color="auto"/>
+              <w:right w:val="single" w:sz="4" w:space="0" w:color="auto"/>
+            </w:tcBorders>
+            <w:vAlign w:val="center"/>
+          </w:tcPr>
+          <w:p>
+            <w:pPr>
+              <w:jc w:val="center"/>
+              <w:rPr>
+                <w:rFonts w:ascii="宋体" w:hAnsi="宋体"/>
+                <w:szCs w:val="21"/>
+              </w:rPr>
+            </w:pPr>
+            <w:r>
+              <w:rPr>
+                <w:rFonts w:ascii="宋体" w:hAnsi="宋体" w:hint="eastAsia"/>
                 <w:szCs w:val="21"/>
               </w:rPr>
               <w:t>部门</w:t>
@@ -5544,24 +5146,24 @@
           <w:tcPr>
             <w:tcW w:w="2075" w:type="dxa"/>
             <w:tcBorders>
-              <w:top w:val="single" w:color="auto" w:sz="4" w:space="0"/>
-              <w:left w:val="single" w:color="auto" w:sz="4" w:space="0"/>
-              <w:bottom w:val="single" w:color="auto" w:sz="4" w:space="0"/>
-              <w:right w:val="single" w:color="auto" w:sz="4" w:space="0"/>
-            </w:tcBorders>
-            <w:vAlign w:val="center"/>
-          </w:tcPr>
-          <w:p>
-            <w:pPr>
-              <w:jc w:val="center"/>
-              <w:rPr>
-                <w:rFonts w:ascii="宋体" w:hAnsi="宋体"/>
-                <w:szCs w:val="21"/>
-              </w:rPr>
-            </w:pPr>
-            <w:r>
-              <w:rPr>
-                <w:rFonts w:hint="eastAsia" w:ascii="宋体" w:hAnsi="宋体"/>
+              <w:top w:val="single" w:sz="4" w:space="0" w:color="auto"/>
+              <w:left w:val="single" w:sz="4" w:space="0" w:color="auto"/>
+              <w:bottom w:val="single" w:sz="4" w:space="0" w:color="auto"/>
+              <w:right w:val="single" w:sz="4" w:space="0" w:color="auto"/>
+            </w:tcBorders>
+            <w:vAlign w:val="center"/>
+          </w:tcPr>
+          <w:p>
+            <w:pPr>
+              <w:jc w:val="center"/>
+              <w:rPr>
+                <w:rFonts w:ascii="宋体" w:hAnsi="宋体"/>
+                <w:szCs w:val="21"/>
+              </w:rPr>
+            </w:pPr>
+            <w:r>
+              <w:rPr>
+                <w:rFonts w:ascii="宋体" w:hAnsi="宋体" w:hint="eastAsia"/>
                 <w:szCs w:val="21"/>
               </w:rPr>
               <w:t>参加人（签名）</w:t>
@@ -5571,14 +5173,8 @@
       </w:tr>
       <w:tr>
         <w:tblPrEx>
-          <w:tblBorders>
-            <w:top w:val="single" w:color="auto" w:sz="4" w:space="0"/>
-            <w:left w:val="single" w:color="auto" w:sz="4" w:space="0"/>
-            <w:bottom w:val="single" w:color="auto" w:sz="4" w:space="0"/>
-            <w:right w:val="single" w:color="auto" w:sz="4" w:space="0"/>
-            <w:insideH w:val="none" w:color="auto" w:sz="0" w:space="0"/>
-            <w:insideV w:val="none" w:color="auto" w:sz="0" w:space="0"/>
-          </w:tblBorders>
+          <w:tblW w:w="8296" w:type="dxa"/>
+          <w:tblInd w:w="0" w:type="dxa"/>
           <w:tblLayout w:type="fixed"/>
           <w:tblCellMar>
             <w:top w:w="0" w:type="dxa"/>
@@ -5588,16 +5184,16 @@
           </w:tblCellMar>
         </w:tblPrEx>
         <w:trPr>
-          <w:trHeight w:val="636" w:hRule="atLeast"/>
+          <w:trHeight w:val="636"/>
         </w:trPr>
         <w:tc>
           <w:tcPr>
             <w:tcW w:w="2063" w:type="dxa"/>
             <w:tcBorders>
-              <w:top w:val="single" w:color="auto" w:sz="4" w:space="0"/>
-              <w:left w:val="single" w:color="auto" w:sz="4" w:space="0"/>
-              <w:bottom w:val="single" w:color="auto" w:sz="4" w:space="0"/>
-              <w:right w:val="single" w:color="auto" w:sz="4" w:space="0"/>
+              <w:top w:val="single" w:sz="4" w:space="0" w:color="auto"/>
+              <w:left w:val="single" w:sz="4" w:space="0" w:color="auto"/>
+              <w:bottom w:val="single" w:sz="4" w:space="0" w:color="auto"/>
+              <w:right w:val="single" w:sz="4" w:space="0" w:color="auto"/>
             </w:tcBorders>
             <w:vAlign w:val="center"/>
           </w:tcPr>
@@ -5615,10 +5211,10 @@
           <w:tcPr>
             <w:tcW w:w="2096" w:type="dxa"/>
             <w:tcBorders>
-              <w:top w:val="single" w:color="auto" w:sz="4" w:space="0"/>
-              <w:left w:val="single" w:color="auto" w:sz="4" w:space="0"/>
-              <w:bottom w:val="single" w:color="auto" w:sz="4" w:space="0"/>
-              <w:right w:val="single" w:color="auto" w:sz="4" w:space="0"/>
+              <w:top w:val="single" w:sz="4" w:space="0" w:color="auto"/>
+              <w:left w:val="single" w:sz="4" w:space="0" w:color="auto"/>
+              <w:bottom w:val="single" w:sz="4" w:space="0" w:color="auto"/>
+              <w:right w:val="single" w:sz="4" w:space="0" w:color="auto"/>
             </w:tcBorders>
             <w:vAlign w:val="center"/>
           </w:tcPr>
@@ -5636,10 +5232,10 @@
           <w:tcPr>
             <w:tcW w:w="2062" w:type="dxa"/>
             <w:tcBorders>
-              <w:top w:val="single" w:color="auto" w:sz="4" w:space="0"/>
-              <w:left w:val="single" w:color="auto" w:sz="4" w:space="0"/>
-              <w:bottom w:val="single" w:color="auto" w:sz="4" w:space="0"/>
-              <w:right w:val="single" w:color="auto" w:sz="4" w:space="0"/>
+              <w:top w:val="single" w:sz="4" w:space="0" w:color="auto"/>
+              <w:left w:val="single" w:sz="4" w:space="0" w:color="auto"/>
+              <w:bottom w:val="single" w:sz="4" w:space="0" w:color="auto"/>
+              <w:right w:val="single" w:sz="4" w:space="0" w:color="auto"/>
             </w:tcBorders>
             <w:vAlign w:val="center"/>
           </w:tcPr>
@@ -5657,10 +5253,10 @@
           <w:tcPr>
             <w:tcW w:w="2075" w:type="dxa"/>
             <w:tcBorders>
-              <w:top w:val="single" w:color="auto" w:sz="4" w:space="0"/>
-              <w:left w:val="single" w:color="auto" w:sz="4" w:space="0"/>
-              <w:bottom w:val="single" w:color="auto" w:sz="4" w:space="0"/>
-              <w:right w:val="single" w:color="auto" w:sz="4" w:space="0"/>
+              <w:top w:val="single" w:sz="4" w:space="0" w:color="auto"/>
+              <w:left w:val="single" w:sz="4" w:space="0" w:color="auto"/>
+              <w:bottom w:val="single" w:sz="4" w:space="0" w:color="auto"/>
+              <w:right w:val="single" w:sz="4" w:space="0" w:color="auto"/>
             </w:tcBorders>
             <w:vAlign w:val="center"/>
           </w:tcPr>
@@ -5677,14 +5273,8 @@
       </w:tr>
       <w:tr>
         <w:tblPrEx>
-          <w:tblBorders>
-            <w:top w:val="single" w:color="auto" w:sz="4" w:space="0"/>
-            <w:left w:val="single" w:color="auto" w:sz="4" w:space="0"/>
-            <w:bottom w:val="single" w:color="auto" w:sz="4" w:space="0"/>
-            <w:right w:val="single" w:color="auto" w:sz="4" w:space="0"/>
-            <w:insideH w:val="none" w:color="auto" w:sz="0" w:space="0"/>
-            <w:insideV w:val="none" w:color="auto" w:sz="0" w:space="0"/>
-          </w:tblBorders>
+          <w:tblW w:w="8296" w:type="dxa"/>
+          <w:tblInd w:w="0" w:type="dxa"/>
           <w:tblLayout w:type="fixed"/>
           <w:tblCellMar>
             <w:top w:w="0" w:type="dxa"/>
@@ -5694,16 +5284,16 @@
           </w:tblCellMar>
         </w:tblPrEx>
         <w:trPr>
-          <w:trHeight w:val="600" w:hRule="atLeast"/>
+          <w:trHeight w:val="600"/>
         </w:trPr>
         <w:tc>
           <w:tcPr>
             <w:tcW w:w="2063" w:type="dxa"/>
             <w:tcBorders>
-              <w:top w:val="single" w:color="auto" w:sz="4" w:space="0"/>
-              <w:left w:val="single" w:color="auto" w:sz="4" w:space="0"/>
-              <w:bottom w:val="single" w:color="auto" w:sz="4" w:space="0"/>
-              <w:right w:val="single" w:color="auto" w:sz="4" w:space="0"/>
+              <w:top w:val="single" w:sz="4" w:space="0" w:color="auto"/>
+              <w:left w:val="single" w:sz="4" w:space="0" w:color="auto"/>
+              <w:bottom w:val="single" w:sz="4" w:space="0" w:color="auto"/>
+              <w:right w:val="single" w:sz="4" w:space="0" w:color="auto"/>
             </w:tcBorders>
             <w:vAlign w:val="center"/>
           </w:tcPr>
@@ -5721,10 +5311,10 @@
           <w:tcPr>
             <w:tcW w:w="2096" w:type="dxa"/>
             <w:tcBorders>
-              <w:top w:val="single" w:color="auto" w:sz="4" w:space="0"/>
-              <w:left w:val="single" w:color="auto" w:sz="4" w:space="0"/>
-              <w:bottom w:val="single" w:color="auto" w:sz="4" w:space="0"/>
-              <w:right w:val="single" w:color="auto" w:sz="4" w:space="0"/>
+              <w:top w:val="single" w:sz="4" w:space="0" w:color="auto"/>
+              <w:left w:val="single" w:sz="4" w:space="0" w:color="auto"/>
+              <w:bottom w:val="single" w:sz="4" w:space="0" w:color="auto"/>
+              <w:right w:val="single" w:sz="4" w:space="0" w:color="auto"/>
             </w:tcBorders>
             <w:vAlign w:val="center"/>
           </w:tcPr>
@@ -5742,10 +5332,10 @@
           <w:tcPr>
             <w:tcW w:w="2062" w:type="dxa"/>
             <w:tcBorders>
-              <w:top w:val="single" w:color="auto" w:sz="4" w:space="0"/>
-              <w:left w:val="single" w:color="auto" w:sz="4" w:space="0"/>
-              <w:bottom w:val="single" w:color="auto" w:sz="4" w:space="0"/>
-              <w:right w:val="single" w:color="auto" w:sz="4" w:space="0"/>
+              <w:top w:val="single" w:sz="4" w:space="0" w:color="auto"/>
+              <w:left w:val="single" w:sz="4" w:space="0" w:color="auto"/>
+              <w:bottom w:val="single" w:sz="4" w:space="0" w:color="auto"/>
+              <w:right w:val="single" w:sz="4" w:space="0" w:color="auto"/>
             </w:tcBorders>
             <w:vAlign w:val="center"/>
           </w:tcPr>
@@ -5763,10 +5353,10 @@
           <w:tcPr>
             <w:tcW w:w="2075" w:type="dxa"/>
             <w:tcBorders>
-              <w:top w:val="single" w:color="auto" w:sz="4" w:space="0"/>
-              <w:left w:val="single" w:color="auto" w:sz="4" w:space="0"/>
-              <w:bottom w:val="single" w:color="auto" w:sz="4" w:space="0"/>
-              <w:right w:val="single" w:color="auto" w:sz="4" w:space="0"/>
+              <w:top w:val="single" w:sz="4" w:space="0" w:color="auto"/>
+              <w:left w:val="single" w:sz="4" w:space="0" w:color="auto"/>
+              <w:bottom w:val="single" w:sz="4" w:space="0" w:color="auto"/>
+              <w:right w:val="single" w:sz="4" w:space="0" w:color="auto"/>
             </w:tcBorders>
             <w:vAlign w:val="center"/>
           </w:tcPr>
@@ -5783,14 +5373,8 @@
       </w:tr>
       <w:tr>
         <w:tblPrEx>
-          <w:tblBorders>
-            <w:top w:val="single" w:color="auto" w:sz="4" w:space="0"/>
-            <w:left w:val="single" w:color="auto" w:sz="4" w:space="0"/>
-            <w:bottom w:val="single" w:color="auto" w:sz="4" w:space="0"/>
-            <w:right w:val="single" w:color="auto" w:sz="4" w:space="0"/>
-            <w:insideH w:val="none" w:color="auto" w:sz="0" w:space="0"/>
-            <w:insideV w:val="none" w:color="auto" w:sz="0" w:space="0"/>
-          </w:tblBorders>
+          <w:tblW w:w="8296" w:type="dxa"/>
+          <w:tblInd w:w="0" w:type="dxa"/>
           <w:tblLayout w:type="fixed"/>
           <w:tblCellMar>
             <w:top w:w="0" w:type="dxa"/>
@@ -5800,16 +5384,16 @@
           </w:tblCellMar>
         </w:tblPrEx>
         <w:trPr>
-          <w:trHeight w:val="606" w:hRule="atLeast"/>
+          <w:trHeight w:val="606"/>
         </w:trPr>
         <w:tc>
           <w:tcPr>
             <w:tcW w:w="2063" w:type="dxa"/>
             <w:tcBorders>
-              <w:top w:val="single" w:color="auto" w:sz="4" w:space="0"/>
-              <w:left w:val="single" w:color="auto" w:sz="4" w:space="0"/>
-              <w:bottom w:val="single" w:color="auto" w:sz="4" w:space="0"/>
-              <w:right w:val="single" w:color="auto" w:sz="4" w:space="0"/>
+              <w:top w:val="single" w:sz="4" w:space="0" w:color="auto"/>
+              <w:left w:val="single" w:sz="4" w:space="0" w:color="auto"/>
+              <w:bottom w:val="single" w:sz="4" w:space="0" w:color="auto"/>
+              <w:right w:val="single" w:sz="4" w:space="0" w:color="auto"/>
             </w:tcBorders>
             <w:vAlign w:val="center"/>
           </w:tcPr>
@@ -5823,10 +5407,10 @@
           <w:tcPr>
             <w:tcW w:w="2096" w:type="dxa"/>
             <w:tcBorders>
-              <w:top w:val="single" w:color="auto" w:sz="4" w:space="0"/>
-              <w:left w:val="single" w:color="auto" w:sz="4" w:space="0"/>
-              <w:bottom w:val="single" w:color="auto" w:sz="4" w:space="0"/>
-              <w:right w:val="single" w:color="auto" w:sz="4" w:space="0"/>
+              <w:top w:val="single" w:sz="4" w:space="0" w:color="auto"/>
+              <w:left w:val="single" w:sz="4" w:space="0" w:color="auto"/>
+              <w:bottom w:val="single" w:sz="4" w:space="0" w:color="auto"/>
+              <w:right w:val="single" w:sz="4" w:space="0" w:color="auto"/>
             </w:tcBorders>
             <w:vAlign w:val="center"/>
           </w:tcPr>
@@ -5844,10 +5428,10 @@
           <w:tcPr>
             <w:tcW w:w="2062" w:type="dxa"/>
             <w:tcBorders>
-              <w:top w:val="single" w:color="auto" w:sz="4" w:space="0"/>
-              <w:left w:val="single" w:color="auto" w:sz="4" w:space="0"/>
-              <w:bottom w:val="single" w:color="auto" w:sz="4" w:space="0"/>
-              <w:right w:val="single" w:color="auto" w:sz="4" w:space="0"/>
+              <w:top w:val="single" w:sz="4" w:space="0" w:color="auto"/>
+              <w:left w:val="single" w:sz="4" w:space="0" w:color="auto"/>
+              <w:bottom w:val="single" w:sz="4" w:space="0" w:color="auto"/>
+              <w:right w:val="single" w:sz="4" w:space="0" w:color="auto"/>
             </w:tcBorders>
             <w:vAlign w:val="center"/>
           </w:tcPr>
@@ -5865,10 +5449,10 @@
           <w:tcPr>
             <w:tcW w:w="2075" w:type="dxa"/>
             <w:tcBorders>
-              <w:top w:val="single" w:color="auto" w:sz="4" w:space="0"/>
-              <w:left w:val="single" w:color="auto" w:sz="4" w:space="0"/>
-              <w:bottom w:val="single" w:color="auto" w:sz="4" w:space="0"/>
-              <w:right w:val="single" w:color="auto" w:sz="4" w:space="0"/>
+              <w:top w:val="single" w:sz="4" w:space="0" w:color="auto"/>
+              <w:left w:val="single" w:sz="4" w:space="0" w:color="auto"/>
+              <w:bottom w:val="single" w:sz="4" w:space="0" w:color="auto"/>
+              <w:right w:val="single" w:sz="4" w:space="0" w:color="auto"/>
             </w:tcBorders>
             <w:vAlign w:val="center"/>
           </w:tcPr>
@@ -5885,14 +5469,8 @@
       </w:tr>
       <w:tr>
         <w:tblPrEx>
-          <w:tblBorders>
-            <w:top w:val="single" w:color="auto" w:sz="4" w:space="0"/>
-            <w:left w:val="single" w:color="auto" w:sz="4" w:space="0"/>
-            <w:bottom w:val="single" w:color="auto" w:sz="4" w:space="0"/>
-            <w:right w:val="single" w:color="auto" w:sz="4" w:space="0"/>
-            <w:insideH w:val="none" w:color="auto" w:sz="0" w:space="0"/>
-            <w:insideV w:val="none" w:color="auto" w:sz="0" w:space="0"/>
-          </w:tblBorders>
+          <w:tblW w:w="8296" w:type="dxa"/>
+          <w:tblInd w:w="0" w:type="dxa"/>
           <w:tblLayout w:type="fixed"/>
           <w:tblCellMar>
             <w:top w:w="0" w:type="dxa"/>
@@ -5902,16 +5480,16 @@
           </w:tblCellMar>
         </w:tblPrEx>
         <w:trPr>
-          <w:trHeight w:val="613" w:hRule="atLeast"/>
+          <w:trHeight w:val="613"/>
         </w:trPr>
         <w:tc>
           <w:tcPr>
             <w:tcW w:w="2063" w:type="dxa"/>
             <w:tcBorders>
-              <w:top w:val="single" w:color="auto" w:sz="4" w:space="0"/>
-              <w:left w:val="single" w:color="auto" w:sz="4" w:space="0"/>
-              <w:bottom w:val="single" w:color="auto" w:sz="4" w:space="0"/>
-              <w:right w:val="single" w:color="auto" w:sz="4" w:space="0"/>
+              <w:top w:val="single" w:sz="4" w:space="0" w:color="auto"/>
+              <w:left w:val="single" w:sz="4" w:space="0" w:color="auto"/>
+              <w:bottom w:val="single" w:sz="4" w:space="0" w:color="auto"/>
+              <w:right w:val="single" w:sz="4" w:space="0" w:color="auto"/>
             </w:tcBorders>
             <w:vAlign w:val="center"/>
           </w:tcPr>
@@ -5925,10 +5503,10 @@
           <w:tcPr>
             <w:tcW w:w="2096" w:type="dxa"/>
             <w:tcBorders>
-              <w:top w:val="single" w:color="auto" w:sz="4" w:space="0"/>
-              <w:left w:val="single" w:color="auto" w:sz="4" w:space="0"/>
-              <w:bottom w:val="single" w:color="auto" w:sz="4" w:space="0"/>
-              <w:right w:val="single" w:color="auto" w:sz="4" w:space="0"/>
+              <w:top w:val="single" w:sz="4" w:space="0" w:color="auto"/>
+              <w:left w:val="single" w:sz="4" w:space="0" w:color="auto"/>
+              <w:bottom w:val="single" w:sz="4" w:space="0" w:color="auto"/>
+              <w:right w:val="single" w:sz="4" w:space="0" w:color="auto"/>
             </w:tcBorders>
             <w:vAlign w:val="center"/>
           </w:tcPr>
@@ -5946,10 +5524,10 @@
           <w:tcPr>
             <w:tcW w:w="2062" w:type="dxa"/>
             <w:tcBorders>
-              <w:top w:val="single" w:color="auto" w:sz="4" w:space="0"/>
-              <w:left w:val="single" w:color="auto" w:sz="4" w:space="0"/>
-              <w:bottom w:val="single" w:color="auto" w:sz="4" w:space="0"/>
-              <w:right w:val="single" w:color="auto" w:sz="4" w:space="0"/>
+              <w:top w:val="single" w:sz="4" w:space="0" w:color="auto"/>
+              <w:left w:val="single" w:sz="4" w:space="0" w:color="auto"/>
+              <w:bottom w:val="single" w:sz="4" w:space="0" w:color="auto"/>
+              <w:right w:val="single" w:sz="4" w:space="0" w:color="auto"/>
             </w:tcBorders>
             <w:vAlign w:val="center"/>
           </w:tcPr>
@@ -5967,10 +5545,10 @@
           <w:tcPr>
             <w:tcW w:w="2075" w:type="dxa"/>
             <w:tcBorders>
-              <w:top w:val="single" w:color="auto" w:sz="4" w:space="0"/>
-              <w:left w:val="single" w:color="auto" w:sz="4" w:space="0"/>
-              <w:bottom w:val="single" w:color="auto" w:sz="4" w:space="0"/>
-              <w:right w:val="single" w:color="auto" w:sz="4" w:space="0"/>
+              <w:top w:val="single" w:sz="4" w:space="0" w:color="auto"/>
+              <w:left w:val="single" w:sz="4" w:space="0" w:color="auto"/>
+              <w:bottom w:val="single" w:sz="4" w:space="0" w:color="auto"/>
+              <w:right w:val="single" w:sz="4" w:space="0" w:color="auto"/>
             </w:tcBorders>
             <w:vAlign w:val="center"/>
           </w:tcPr>
@@ -5987,14 +5565,8 @@
       </w:tr>
       <w:tr>
         <w:tblPrEx>
-          <w:tblBorders>
-            <w:top w:val="single" w:color="auto" w:sz="4" w:space="0"/>
-            <w:left w:val="single" w:color="auto" w:sz="4" w:space="0"/>
-            <w:bottom w:val="single" w:color="auto" w:sz="4" w:space="0"/>
-            <w:right w:val="single" w:color="auto" w:sz="4" w:space="0"/>
-            <w:insideH w:val="none" w:color="auto" w:sz="0" w:space="0"/>
-            <w:insideV w:val="none" w:color="auto" w:sz="0" w:space="0"/>
-          </w:tblBorders>
+          <w:tblW w:w="8296" w:type="dxa"/>
+          <w:tblInd w:w="0" w:type="dxa"/>
           <w:tblLayout w:type="fixed"/>
           <w:tblCellMar>
             <w:top w:w="0" w:type="dxa"/>
@@ -6004,16 +5576,16 @@
           </w:tblCellMar>
         </w:tblPrEx>
         <w:trPr>
-          <w:trHeight w:val="618" w:hRule="atLeast"/>
+          <w:trHeight w:val="618"/>
         </w:trPr>
         <w:tc>
           <w:tcPr>
             <w:tcW w:w="2063" w:type="dxa"/>
             <w:tcBorders>
-              <w:top w:val="single" w:color="auto" w:sz="4" w:space="0"/>
-              <w:left w:val="single" w:color="auto" w:sz="4" w:space="0"/>
-              <w:bottom w:val="single" w:color="auto" w:sz="4" w:space="0"/>
-              <w:right w:val="single" w:color="auto" w:sz="4" w:space="0"/>
+              <w:top w:val="single" w:sz="4" w:space="0" w:color="auto"/>
+              <w:left w:val="single" w:sz="4" w:space="0" w:color="auto"/>
+              <w:bottom w:val="single" w:sz="4" w:space="0" w:color="auto"/>
+              <w:right w:val="single" w:sz="4" w:space="0" w:color="auto"/>
             </w:tcBorders>
             <w:vAlign w:val="center"/>
           </w:tcPr>
@@ -6027,10 +5599,10 @@
           <w:tcPr>
             <w:tcW w:w="2096" w:type="dxa"/>
             <w:tcBorders>
-              <w:top w:val="single" w:color="auto" w:sz="4" w:space="0"/>
-              <w:left w:val="single" w:color="auto" w:sz="4" w:space="0"/>
-              <w:bottom w:val="single" w:color="auto" w:sz="4" w:space="0"/>
-              <w:right w:val="single" w:color="auto" w:sz="4" w:space="0"/>
+              <w:top w:val="single" w:sz="4" w:space="0" w:color="auto"/>
+              <w:left w:val="single" w:sz="4" w:space="0" w:color="auto"/>
+              <w:bottom w:val="single" w:sz="4" w:space="0" w:color="auto"/>
+              <w:right w:val="single" w:sz="4" w:space="0" w:color="auto"/>
             </w:tcBorders>
             <w:vAlign w:val="center"/>
           </w:tcPr>
@@ -6048,10 +5620,10 @@
           <w:tcPr>
             <w:tcW w:w="2062" w:type="dxa"/>
             <w:tcBorders>
-              <w:top w:val="single" w:color="auto" w:sz="4" w:space="0"/>
-              <w:left w:val="single" w:color="auto" w:sz="4" w:space="0"/>
-              <w:bottom w:val="single" w:color="auto" w:sz="4" w:space="0"/>
-              <w:right w:val="single" w:color="auto" w:sz="4" w:space="0"/>
+              <w:top w:val="single" w:sz="4" w:space="0" w:color="auto"/>
+              <w:left w:val="single" w:sz="4" w:space="0" w:color="auto"/>
+              <w:bottom w:val="single" w:sz="4" w:space="0" w:color="auto"/>
+              <w:right w:val="single" w:sz="4" w:space="0" w:color="auto"/>
             </w:tcBorders>
             <w:vAlign w:val="center"/>
           </w:tcPr>
@@ -6069,10 +5641,10 @@
           <w:tcPr>
             <w:tcW w:w="2075" w:type="dxa"/>
             <w:tcBorders>
-              <w:top w:val="single" w:color="auto" w:sz="4" w:space="0"/>
-              <w:left w:val="single" w:color="auto" w:sz="4" w:space="0"/>
-              <w:bottom w:val="single" w:color="auto" w:sz="4" w:space="0"/>
-              <w:right w:val="single" w:color="auto" w:sz="4" w:space="0"/>
+              <w:top w:val="single" w:sz="4" w:space="0" w:color="auto"/>
+              <w:left w:val="single" w:sz="4" w:space="0" w:color="auto"/>
+              <w:bottom w:val="single" w:sz="4" w:space="0" w:color="auto"/>
+              <w:right w:val="single" w:sz="4" w:space="0" w:color="auto"/>
             </w:tcBorders>
             <w:vAlign w:val="center"/>
           </w:tcPr>
@@ -6089,14 +5661,8 @@
       </w:tr>
       <w:tr>
         <w:tblPrEx>
-          <w:tblBorders>
-            <w:top w:val="single" w:color="auto" w:sz="4" w:space="0"/>
-            <w:left w:val="single" w:color="auto" w:sz="4" w:space="0"/>
-            <w:bottom w:val="single" w:color="auto" w:sz="4" w:space="0"/>
-            <w:right w:val="single" w:color="auto" w:sz="4" w:space="0"/>
-            <w:insideH w:val="none" w:color="auto" w:sz="0" w:space="0"/>
-            <w:insideV w:val="none" w:color="auto" w:sz="0" w:space="0"/>
-          </w:tblBorders>
+          <w:tblW w:w="8296" w:type="dxa"/>
+          <w:tblInd w:w="0" w:type="dxa"/>
           <w:tblLayout w:type="fixed"/>
           <w:tblCellMar>
             <w:top w:w="0" w:type="dxa"/>
@@ -6106,16 +5672,16 @@
           </w:tblCellMar>
         </w:tblPrEx>
         <w:trPr>
-          <w:trHeight w:val="610" w:hRule="atLeast"/>
+          <w:trHeight w:val="610"/>
         </w:trPr>
         <w:tc>
           <w:tcPr>
             <w:tcW w:w="2063" w:type="dxa"/>
             <w:tcBorders>
-              <w:top w:val="single" w:color="auto" w:sz="4" w:space="0"/>
-              <w:left w:val="single" w:color="auto" w:sz="4" w:space="0"/>
-              <w:bottom w:val="single" w:color="auto" w:sz="4" w:space="0"/>
-              <w:right w:val="single" w:color="auto" w:sz="4" w:space="0"/>
+              <w:top w:val="single" w:sz="4" w:space="0" w:color="auto"/>
+              <w:left w:val="single" w:sz="4" w:space="0" w:color="auto"/>
+              <w:bottom w:val="single" w:sz="4" w:space="0" w:color="auto"/>
+              <w:right w:val="single" w:sz="4" w:space="0" w:color="auto"/>
             </w:tcBorders>
             <w:vAlign w:val="center"/>
           </w:tcPr>
@@ -6129,10 +5695,10 @@
           <w:tcPr>
             <w:tcW w:w="2096" w:type="dxa"/>
             <w:tcBorders>
-              <w:top w:val="single" w:color="auto" w:sz="4" w:space="0"/>
-              <w:left w:val="single" w:color="auto" w:sz="4" w:space="0"/>
-              <w:bottom w:val="single" w:color="auto" w:sz="4" w:space="0"/>
-              <w:right w:val="single" w:color="auto" w:sz="4" w:space="0"/>
+              <w:top w:val="single" w:sz="4" w:space="0" w:color="auto"/>
+              <w:left w:val="single" w:sz="4" w:space="0" w:color="auto"/>
+              <w:bottom w:val="single" w:sz="4" w:space="0" w:color="auto"/>
+              <w:right w:val="single" w:sz="4" w:space="0" w:color="auto"/>
             </w:tcBorders>
             <w:vAlign w:val="center"/>
           </w:tcPr>
@@ -6150,10 +5716,10 @@
           <w:tcPr>
             <w:tcW w:w="2062" w:type="dxa"/>
             <w:tcBorders>
-              <w:top w:val="single" w:color="auto" w:sz="4" w:space="0"/>
-              <w:left w:val="single" w:color="auto" w:sz="4" w:space="0"/>
-              <w:bottom w:val="single" w:color="auto" w:sz="4" w:space="0"/>
-              <w:right w:val="single" w:color="auto" w:sz="4" w:space="0"/>
+              <w:top w:val="single" w:sz="4" w:space="0" w:color="auto"/>
+              <w:left w:val="single" w:sz="4" w:space="0" w:color="auto"/>
+              <w:bottom w:val="single" w:sz="4" w:space="0" w:color="auto"/>
+              <w:right w:val="single" w:sz="4" w:space="0" w:color="auto"/>
             </w:tcBorders>
             <w:vAlign w:val="center"/>
           </w:tcPr>
@@ -6171,10 +5737,10 @@
           <w:tcPr>
             <w:tcW w:w="2075" w:type="dxa"/>
             <w:tcBorders>
-              <w:top w:val="single" w:color="auto" w:sz="4" w:space="0"/>
-              <w:left w:val="single" w:color="auto" w:sz="4" w:space="0"/>
-              <w:bottom w:val="single" w:color="auto" w:sz="4" w:space="0"/>
-              <w:right w:val="single" w:color="auto" w:sz="4" w:space="0"/>
+              <w:top w:val="single" w:sz="4" w:space="0" w:color="auto"/>
+              <w:left w:val="single" w:sz="4" w:space="0" w:color="auto"/>
+              <w:bottom w:val="single" w:sz="4" w:space="0" w:color="auto"/>
+              <w:right w:val="single" w:sz="4" w:space="0" w:color="auto"/>
             </w:tcBorders>
             <w:vAlign w:val="center"/>
           </w:tcPr>
@@ -6191,14 +5757,8 @@
       </w:tr>
       <w:tr>
         <w:tblPrEx>
-          <w:tblBorders>
-            <w:top w:val="single" w:color="auto" w:sz="4" w:space="0"/>
-            <w:left w:val="single" w:color="auto" w:sz="4" w:space="0"/>
-            <w:bottom w:val="single" w:color="auto" w:sz="4" w:space="0"/>
-            <w:right w:val="single" w:color="auto" w:sz="4" w:space="0"/>
-            <w:insideH w:val="none" w:color="auto" w:sz="0" w:space="0"/>
-            <w:insideV w:val="none" w:color="auto" w:sz="0" w:space="0"/>
-          </w:tblBorders>
+          <w:tblW w:w="8296" w:type="dxa"/>
+          <w:tblInd w:w="0" w:type="dxa"/>
           <w:tblLayout w:type="fixed"/>
           <w:tblCellMar>
             <w:top w:w="0" w:type="dxa"/>
@@ -6208,16 +5768,16 @@
           </w:tblCellMar>
         </w:tblPrEx>
         <w:trPr>
-          <w:trHeight w:val="616" w:hRule="atLeast"/>
+          <w:trHeight w:val="616"/>
         </w:trPr>
         <w:tc>
           <w:tcPr>
             <w:tcW w:w="2063" w:type="dxa"/>
             <w:tcBorders>
-              <w:top w:val="single" w:color="auto" w:sz="4" w:space="0"/>
-              <w:left w:val="single" w:color="auto" w:sz="4" w:space="0"/>
-              <w:bottom w:val="single" w:color="auto" w:sz="4" w:space="0"/>
-              <w:right w:val="single" w:color="auto" w:sz="4" w:space="0"/>
+              <w:top w:val="single" w:sz="4" w:space="0" w:color="auto"/>
+              <w:left w:val="single" w:sz="4" w:space="0" w:color="auto"/>
+              <w:bottom w:val="single" w:sz="4" w:space="0" w:color="auto"/>
+              <w:right w:val="single" w:sz="4" w:space="0" w:color="auto"/>
             </w:tcBorders>
             <w:vAlign w:val="center"/>
           </w:tcPr>
@@ -6231,10 +5791,10 @@
           <w:tcPr>
             <w:tcW w:w="2096" w:type="dxa"/>
             <w:tcBorders>
-              <w:top w:val="single" w:color="auto" w:sz="4" w:space="0"/>
-              <w:left w:val="single" w:color="auto" w:sz="4" w:space="0"/>
-              <w:bottom w:val="single" w:color="auto" w:sz="4" w:space="0"/>
-              <w:right w:val="single" w:color="auto" w:sz="4" w:space="0"/>
+              <w:top w:val="single" w:sz="4" w:space="0" w:color="auto"/>
+              <w:left w:val="single" w:sz="4" w:space="0" w:color="auto"/>
+              <w:bottom w:val="single" w:sz="4" w:space="0" w:color="auto"/>
+              <w:right w:val="single" w:sz="4" w:space="0" w:color="auto"/>
             </w:tcBorders>
             <w:vAlign w:val="center"/>
           </w:tcPr>
@@ -6252,10 +5812,10 @@
           <w:tcPr>
             <w:tcW w:w="2062" w:type="dxa"/>
             <w:tcBorders>
-              <w:top w:val="single" w:color="auto" w:sz="4" w:space="0"/>
-              <w:left w:val="single" w:color="auto" w:sz="4" w:space="0"/>
-              <w:bottom w:val="single" w:color="auto" w:sz="4" w:space="0"/>
-              <w:right w:val="single" w:color="auto" w:sz="4" w:space="0"/>
+              <w:top w:val="single" w:sz="4" w:space="0" w:color="auto"/>
+              <w:left w:val="single" w:sz="4" w:space="0" w:color="auto"/>
+              <w:bottom w:val="single" w:sz="4" w:space="0" w:color="auto"/>
+              <w:right w:val="single" w:sz="4" w:space="0" w:color="auto"/>
             </w:tcBorders>
             <w:vAlign w:val="center"/>
           </w:tcPr>
@@ -6273,10 +5833,10 @@
           <w:tcPr>
             <w:tcW w:w="2075" w:type="dxa"/>
             <w:tcBorders>
-              <w:top w:val="single" w:color="auto" w:sz="4" w:space="0"/>
-              <w:left w:val="single" w:color="auto" w:sz="4" w:space="0"/>
-              <w:bottom w:val="single" w:color="auto" w:sz="4" w:space="0"/>
-              <w:right w:val="single" w:color="auto" w:sz="4" w:space="0"/>
+              <w:top w:val="single" w:sz="4" w:space="0" w:color="auto"/>
+              <w:left w:val="single" w:sz="4" w:space="0" w:color="auto"/>
+              <w:bottom w:val="single" w:sz="4" w:space="0" w:color="auto"/>
+              <w:right w:val="single" w:sz="4" w:space="0" w:color="auto"/>
             </w:tcBorders>
             <w:vAlign w:val="center"/>
           </w:tcPr>
@@ -6293,14 +5853,8 @@
       </w:tr>
       <w:tr>
         <w:tblPrEx>
-          <w:tblBorders>
-            <w:top w:val="single" w:color="auto" w:sz="4" w:space="0"/>
-            <w:left w:val="single" w:color="auto" w:sz="4" w:space="0"/>
-            <w:bottom w:val="single" w:color="auto" w:sz="4" w:space="0"/>
-            <w:right w:val="single" w:color="auto" w:sz="4" w:space="0"/>
-            <w:insideH w:val="none" w:color="auto" w:sz="0" w:space="0"/>
-            <w:insideV w:val="none" w:color="auto" w:sz="0" w:space="0"/>
-          </w:tblBorders>
+          <w:tblW w:w="8296" w:type="dxa"/>
+          <w:tblInd w:w="0" w:type="dxa"/>
           <w:tblLayout w:type="fixed"/>
           <w:tblCellMar>
             <w:top w:w="0" w:type="dxa"/>
@@ -6310,16 +5864,16 @@
           </w:tblCellMar>
         </w:tblPrEx>
         <w:trPr>
-          <w:trHeight w:val="622" w:hRule="atLeast"/>
+          <w:trHeight w:val="622"/>
         </w:trPr>
         <w:tc>
           <w:tcPr>
             <w:tcW w:w="2063" w:type="dxa"/>
             <w:tcBorders>
-              <w:top w:val="single" w:color="auto" w:sz="4" w:space="0"/>
-              <w:left w:val="single" w:color="auto" w:sz="4" w:space="0"/>
-              <w:bottom w:val="single" w:color="auto" w:sz="4" w:space="0"/>
-              <w:right w:val="single" w:color="auto" w:sz="4" w:space="0"/>
+              <w:top w:val="single" w:sz="4" w:space="0" w:color="auto"/>
+              <w:left w:val="single" w:sz="4" w:space="0" w:color="auto"/>
+              <w:bottom w:val="single" w:sz="4" w:space="0" w:color="auto"/>
+              <w:right w:val="single" w:sz="4" w:space="0" w:color="auto"/>
             </w:tcBorders>
             <w:vAlign w:val="center"/>
           </w:tcPr>
@@ -6337,10 +5891,10 @@
           <w:tcPr>
             <w:tcW w:w="2096" w:type="dxa"/>
             <w:tcBorders>
-              <w:top w:val="single" w:color="auto" w:sz="4" w:space="0"/>
-              <w:left w:val="single" w:color="auto" w:sz="4" w:space="0"/>
-              <w:bottom w:val="single" w:color="auto" w:sz="4" w:space="0"/>
-              <w:right w:val="single" w:color="auto" w:sz="4" w:space="0"/>
+              <w:top w:val="single" w:sz="4" w:space="0" w:color="auto"/>
+              <w:left w:val="single" w:sz="4" w:space="0" w:color="auto"/>
+              <w:bottom w:val="single" w:sz="4" w:space="0" w:color="auto"/>
+              <w:right w:val="single" w:sz="4" w:space="0" w:color="auto"/>
             </w:tcBorders>
             <w:vAlign w:val="center"/>
           </w:tcPr>
@@ -6358,10 +5912,10 @@
           <w:tcPr>
             <w:tcW w:w="2062" w:type="dxa"/>
             <w:tcBorders>
-              <w:top w:val="single" w:color="auto" w:sz="4" w:space="0"/>
-              <w:left w:val="single" w:color="auto" w:sz="4" w:space="0"/>
-              <w:bottom w:val="single" w:color="auto" w:sz="4" w:space="0"/>
-              <w:right w:val="single" w:color="auto" w:sz="4" w:space="0"/>
+              <w:top w:val="single" w:sz="4" w:space="0" w:color="auto"/>
+              <w:left w:val="single" w:sz="4" w:space="0" w:color="auto"/>
+              <w:bottom w:val="single" w:sz="4" w:space="0" w:color="auto"/>
+              <w:right w:val="single" w:sz="4" w:space="0" w:color="auto"/>
             </w:tcBorders>
             <w:vAlign w:val="center"/>
           </w:tcPr>
@@ -6379,10 +5933,10 @@
           <w:tcPr>
             <w:tcW w:w="2075" w:type="dxa"/>
             <w:tcBorders>
-              <w:top w:val="single" w:color="auto" w:sz="4" w:space="0"/>
-              <w:left w:val="single" w:color="auto" w:sz="4" w:space="0"/>
-              <w:bottom w:val="single" w:color="auto" w:sz="4" w:space="0"/>
-              <w:right w:val="single" w:color="auto" w:sz="4" w:space="0"/>
+              <w:top w:val="single" w:sz="4" w:space="0" w:color="auto"/>
+              <w:left w:val="single" w:sz="4" w:space="0" w:color="auto"/>
+              <w:bottom w:val="single" w:sz="4" w:space="0" w:color="auto"/>
+              <w:right w:val="single" w:sz="4" w:space="0" w:color="auto"/>
             </w:tcBorders>
             <w:vAlign w:val="center"/>
           </w:tcPr>
@@ -6399,14 +5953,8 @@
       </w:tr>
       <w:tr>
         <w:tblPrEx>
-          <w:tblBorders>
-            <w:top w:val="single" w:color="auto" w:sz="4" w:space="0"/>
-            <w:left w:val="single" w:color="auto" w:sz="4" w:space="0"/>
-            <w:bottom w:val="single" w:color="auto" w:sz="4" w:space="0"/>
-            <w:right w:val="single" w:color="auto" w:sz="4" w:space="0"/>
-            <w:insideH w:val="none" w:color="auto" w:sz="0" w:space="0"/>
-            <w:insideV w:val="none" w:color="auto" w:sz="0" w:space="0"/>
-          </w:tblBorders>
+          <w:tblW w:w="8296" w:type="dxa"/>
+          <w:tblInd w:w="0" w:type="dxa"/>
           <w:tblLayout w:type="fixed"/>
           <w:tblCellMar>
             <w:top w:w="0" w:type="dxa"/>
@@ -6416,16 +5964,16 @@
           </w:tblCellMar>
         </w:tblPrEx>
         <w:trPr>
-          <w:trHeight w:val="615" w:hRule="atLeast"/>
+          <w:trHeight w:val="615"/>
         </w:trPr>
         <w:tc>
           <w:tcPr>
             <w:tcW w:w="2063" w:type="dxa"/>
             <w:tcBorders>
-              <w:top w:val="single" w:color="auto" w:sz="4" w:space="0"/>
-              <w:left w:val="single" w:color="auto" w:sz="4" w:space="0"/>
-              <w:bottom w:val="single" w:color="auto" w:sz="4" w:space="0"/>
-              <w:right w:val="single" w:color="auto" w:sz="4" w:space="0"/>
+              <w:top w:val="single" w:sz="4" w:space="0" w:color="auto"/>
+              <w:left w:val="single" w:sz="4" w:space="0" w:color="auto"/>
+              <w:bottom w:val="single" w:sz="4" w:space="0" w:color="auto"/>
+              <w:right w:val="single" w:sz="4" w:space="0" w:color="auto"/>
             </w:tcBorders>
             <w:vAlign w:val="center"/>
           </w:tcPr>
@@ -6443,10 +5991,10 @@
           <w:tcPr>
             <w:tcW w:w="2096" w:type="dxa"/>
             <w:tcBorders>
-              <w:top w:val="single" w:color="auto" w:sz="4" w:space="0"/>
-              <w:left w:val="single" w:color="auto" w:sz="4" w:space="0"/>
-              <w:bottom w:val="single" w:color="auto" w:sz="4" w:space="0"/>
-              <w:right w:val="single" w:color="auto" w:sz="4" w:space="0"/>
+              <w:top w:val="single" w:sz="4" w:space="0" w:color="auto"/>
+              <w:left w:val="single" w:sz="4" w:space="0" w:color="auto"/>
+              <w:bottom w:val="single" w:sz="4" w:space="0" w:color="auto"/>
+              <w:right w:val="single" w:sz="4" w:space="0" w:color="auto"/>
             </w:tcBorders>
             <w:vAlign w:val="center"/>
           </w:tcPr>
@@ -6464,10 +6012,10 @@
           <w:tcPr>
             <w:tcW w:w="2062" w:type="dxa"/>
             <w:tcBorders>
-              <w:top w:val="single" w:color="auto" w:sz="4" w:space="0"/>
-              <w:left w:val="single" w:color="auto" w:sz="4" w:space="0"/>
-              <w:bottom w:val="single" w:color="auto" w:sz="4" w:space="0"/>
-              <w:right w:val="single" w:color="auto" w:sz="4" w:space="0"/>
+              <w:top w:val="single" w:sz="4" w:space="0" w:color="auto"/>
+              <w:left w:val="single" w:sz="4" w:space="0" w:color="auto"/>
+              <w:bottom w:val="single" w:sz="4" w:space="0" w:color="auto"/>
+              <w:right w:val="single" w:sz="4" w:space="0" w:color="auto"/>
             </w:tcBorders>
             <w:vAlign w:val="center"/>
           </w:tcPr>
@@ -6485,10 +6033,10 @@
           <w:tcPr>
             <w:tcW w:w="2075" w:type="dxa"/>
             <w:tcBorders>
-              <w:top w:val="single" w:color="auto" w:sz="4" w:space="0"/>
-              <w:left w:val="single" w:color="auto" w:sz="4" w:space="0"/>
-              <w:bottom w:val="single" w:color="auto" w:sz="4" w:space="0"/>
-              <w:right w:val="single" w:color="auto" w:sz="4" w:space="0"/>
+              <w:top w:val="single" w:sz="4" w:space="0" w:color="auto"/>
+              <w:left w:val="single" w:sz="4" w:space="0" w:color="auto"/>
+              <w:bottom w:val="single" w:sz="4" w:space="0" w:color="auto"/>
+              <w:right w:val="single" w:sz="4" w:space="0" w:color="auto"/>
             </w:tcBorders>
             <w:vAlign w:val="center"/>
           </w:tcPr>
@@ -6505,14 +6053,8 @@
       </w:tr>
       <w:tr>
         <w:tblPrEx>
-          <w:tblBorders>
-            <w:top w:val="single" w:color="auto" w:sz="4" w:space="0"/>
-            <w:left w:val="single" w:color="auto" w:sz="4" w:space="0"/>
-            <w:bottom w:val="single" w:color="auto" w:sz="4" w:space="0"/>
-            <w:right w:val="single" w:color="auto" w:sz="4" w:space="0"/>
-            <w:insideH w:val="none" w:color="auto" w:sz="0" w:space="0"/>
-            <w:insideV w:val="none" w:color="auto" w:sz="0" w:space="0"/>
-          </w:tblBorders>
+          <w:tblW w:w="8296" w:type="dxa"/>
+          <w:tblInd w:w="0" w:type="dxa"/>
           <w:tblLayout w:type="fixed"/>
           <w:tblCellMar>
             <w:top w:w="0" w:type="dxa"/>
@@ -6522,16 +6064,16 @@
           </w:tblCellMar>
         </w:tblPrEx>
         <w:trPr>
-          <w:trHeight w:val="596" w:hRule="atLeast"/>
+          <w:trHeight w:val="596"/>
         </w:trPr>
         <w:tc>
           <w:tcPr>
             <w:tcW w:w="2063" w:type="dxa"/>
             <w:tcBorders>
-              <w:top w:val="single" w:color="auto" w:sz="4" w:space="0"/>
-              <w:left w:val="single" w:color="auto" w:sz="4" w:space="0"/>
-              <w:bottom w:val="single" w:color="auto" w:sz="4" w:space="0"/>
-              <w:right w:val="single" w:color="auto" w:sz="4" w:space="0"/>
+              <w:top w:val="single" w:sz="4" w:space="0" w:color="auto"/>
+              <w:left w:val="single" w:sz="4" w:space="0" w:color="auto"/>
+              <w:bottom w:val="single" w:sz="4" w:space="0" w:color="auto"/>
+              <w:right w:val="single" w:sz="4" w:space="0" w:color="auto"/>
             </w:tcBorders>
             <w:vAlign w:val="center"/>
           </w:tcPr>
@@ -6549,10 +6091,10 @@
           <w:tcPr>
             <w:tcW w:w="2096" w:type="dxa"/>
             <w:tcBorders>
-              <w:top w:val="single" w:color="auto" w:sz="4" w:space="0"/>
-              <w:left w:val="single" w:color="auto" w:sz="4" w:space="0"/>
-              <w:bottom w:val="single" w:color="auto" w:sz="4" w:space="0"/>
-              <w:right w:val="single" w:color="auto" w:sz="4" w:space="0"/>
+              <w:top w:val="single" w:sz="4" w:space="0" w:color="auto"/>
+              <w:left w:val="single" w:sz="4" w:space="0" w:color="auto"/>
+              <w:bottom w:val="single" w:sz="4" w:space="0" w:color="auto"/>
+              <w:right w:val="single" w:sz="4" w:space="0" w:color="auto"/>
             </w:tcBorders>
             <w:vAlign w:val="center"/>
           </w:tcPr>
@@ -6570,10 +6112,10 @@
           <w:tcPr>
             <w:tcW w:w="2062" w:type="dxa"/>
             <w:tcBorders>
-              <w:top w:val="single" w:color="auto" w:sz="4" w:space="0"/>
-              <w:left w:val="single" w:color="auto" w:sz="4" w:space="0"/>
-              <w:bottom w:val="single" w:color="auto" w:sz="4" w:space="0"/>
-              <w:right w:val="single" w:color="auto" w:sz="4" w:space="0"/>
+              <w:top w:val="single" w:sz="4" w:space="0" w:color="auto"/>
+              <w:left w:val="single" w:sz="4" w:space="0" w:color="auto"/>
+              <w:bottom w:val="single" w:sz="4" w:space="0" w:color="auto"/>
+              <w:right w:val="single" w:sz="4" w:space="0" w:color="auto"/>
             </w:tcBorders>
             <w:vAlign w:val="center"/>
           </w:tcPr>
@@ -6591,10 +6133,10 @@
           <w:tcPr>
             <w:tcW w:w="2075" w:type="dxa"/>
             <w:tcBorders>
-              <w:top w:val="single" w:color="auto" w:sz="4" w:space="0"/>
-              <w:left w:val="single" w:color="auto" w:sz="4" w:space="0"/>
-              <w:bottom w:val="single" w:color="auto" w:sz="4" w:space="0"/>
-              <w:right w:val="single" w:color="auto" w:sz="4" w:space="0"/>
+              <w:top w:val="single" w:sz="4" w:space="0" w:color="auto"/>
+              <w:left w:val="single" w:sz="4" w:space="0" w:color="auto"/>
+              <w:bottom w:val="single" w:sz="4" w:space="0" w:color="auto"/>
+              <w:right w:val="single" w:sz="4" w:space="0" w:color="auto"/>
             </w:tcBorders>
             <w:vAlign w:val="center"/>
           </w:tcPr>
@@ -6611,14 +6153,8 @@
       </w:tr>
       <w:tr>
         <w:tblPrEx>
-          <w:tblBorders>
-            <w:top w:val="single" w:color="auto" w:sz="4" w:space="0"/>
-            <w:left w:val="single" w:color="auto" w:sz="4" w:space="0"/>
-            <w:bottom w:val="single" w:color="auto" w:sz="4" w:space="0"/>
-            <w:right w:val="single" w:color="auto" w:sz="4" w:space="0"/>
-            <w:insideH w:val="none" w:color="auto" w:sz="0" w:space="0"/>
-            <w:insideV w:val="none" w:color="auto" w:sz="0" w:space="0"/>
-          </w:tblBorders>
+          <w:tblW w:w="8296" w:type="dxa"/>
+          <w:tblInd w:w="0" w:type="dxa"/>
           <w:tblLayout w:type="fixed"/>
           <w:tblCellMar>
             <w:top w:w="0" w:type="dxa"/>
@@ -6628,16 +6164,16 @@
           </w:tblCellMar>
         </w:tblPrEx>
         <w:trPr>
-          <w:trHeight w:val="601" w:hRule="atLeast"/>
+          <w:trHeight w:val="601"/>
         </w:trPr>
         <w:tc>
           <w:tcPr>
             <w:tcW w:w="2063" w:type="dxa"/>
             <w:tcBorders>
-              <w:top w:val="single" w:color="auto" w:sz="4" w:space="0"/>
-              <w:left w:val="single" w:color="auto" w:sz="4" w:space="0"/>
-              <w:bottom w:val="single" w:color="auto" w:sz="4" w:space="0"/>
-              <w:right w:val="single" w:color="auto" w:sz="4" w:space="0"/>
+              <w:top w:val="single" w:sz="4" w:space="0" w:color="auto"/>
+              <w:left w:val="single" w:sz="4" w:space="0" w:color="auto"/>
+              <w:bottom w:val="single" w:sz="4" w:space="0" w:color="auto"/>
+              <w:right w:val="single" w:sz="4" w:space="0" w:color="auto"/>
             </w:tcBorders>
             <w:vAlign w:val="center"/>
           </w:tcPr>
@@ -6655,10 +6191,10 @@
           <w:tcPr>
             <w:tcW w:w="2096" w:type="dxa"/>
             <w:tcBorders>
-              <w:top w:val="single" w:color="auto" w:sz="4" w:space="0"/>
-              <w:left w:val="single" w:color="auto" w:sz="4" w:space="0"/>
-              <w:bottom w:val="single" w:color="auto" w:sz="4" w:space="0"/>
-              <w:right w:val="single" w:color="auto" w:sz="4" w:space="0"/>
+              <w:top w:val="single" w:sz="4" w:space="0" w:color="auto"/>
+              <w:left w:val="single" w:sz="4" w:space="0" w:color="auto"/>
+              <w:bottom w:val="single" w:sz="4" w:space="0" w:color="auto"/>
+              <w:right w:val="single" w:sz="4" w:space="0" w:color="auto"/>
             </w:tcBorders>
             <w:vAlign w:val="center"/>
           </w:tcPr>
@@ -6676,10 +6212,10 @@
           <w:tcPr>
             <w:tcW w:w="2062" w:type="dxa"/>
             <w:tcBorders>
-              <w:top w:val="single" w:color="auto" w:sz="4" w:space="0"/>
-              <w:left w:val="single" w:color="auto" w:sz="4" w:space="0"/>
-              <w:bottom w:val="single" w:color="auto" w:sz="4" w:space="0"/>
-              <w:right w:val="single" w:color="auto" w:sz="4" w:space="0"/>
+              <w:top w:val="single" w:sz="4" w:space="0" w:color="auto"/>
+              <w:left w:val="single" w:sz="4" w:space="0" w:color="auto"/>
+              <w:bottom w:val="single" w:sz="4" w:space="0" w:color="auto"/>
+              <w:right w:val="single" w:sz="4" w:space="0" w:color="auto"/>
             </w:tcBorders>
             <w:vAlign w:val="center"/>
           </w:tcPr>
@@ -6697,10 +6233,10 @@
           <w:tcPr>
             <w:tcW w:w="2075" w:type="dxa"/>
             <w:tcBorders>
-              <w:top w:val="single" w:color="auto" w:sz="4" w:space="0"/>
-              <w:left w:val="single" w:color="auto" w:sz="4" w:space="0"/>
-              <w:bottom w:val="single" w:color="auto" w:sz="4" w:space="0"/>
-              <w:right w:val="single" w:color="auto" w:sz="4" w:space="0"/>
+              <w:top w:val="single" w:sz="4" w:space="0" w:color="auto"/>
+              <w:left w:val="single" w:sz="4" w:space="0" w:color="auto"/>
+              <w:bottom w:val="single" w:sz="4" w:space="0" w:color="auto"/>
+              <w:right w:val="single" w:sz="4" w:space="0" w:color="auto"/>
             </w:tcBorders>
             <w:vAlign w:val="center"/>
           </w:tcPr>
@@ -6717,14 +6253,8 @@
       </w:tr>
       <w:tr>
         <w:tblPrEx>
-          <w:tblBorders>
-            <w:top w:val="single" w:color="auto" w:sz="4" w:space="0"/>
-            <w:left w:val="single" w:color="auto" w:sz="4" w:space="0"/>
-            <w:bottom w:val="single" w:color="auto" w:sz="4" w:space="0"/>
-            <w:right w:val="single" w:color="auto" w:sz="4" w:space="0"/>
-            <w:insideH w:val="none" w:color="auto" w:sz="0" w:space="0"/>
-            <w:insideV w:val="none" w:color="auto" w:sz="0" w:space="0"/>
-          </w:tblBorders>
+          <w:tblW w:w="8296" w:type="dxa"/>
+          <w:tblInd w:w="0" w:type="dxa"/>
           <w:tblLayout w:type="fixed"/>
           <w:tblCellMar>
             <w:top w:w="0" w:type="dxa"/>
@@ -6734,16 +6264,16 @@
           </w:tblCellMar>
         </w:tblPrEx>
         <w:trPr>
-          <w:trHeight w:val="659" w:hRule="atLeast"/>
+          <w:trHeight w:val="659"/>
         </w:trPr>
         <w:tc>
           <w:tcPr>
             <w:tcW w:w="2063" w:type="dxa"/>
             <w:tcBorders>
-              <w:top w:val="single" w:color="auto" w:sz="4" w:space="0"/>
-              <w:left w:val="single" w:color="auto" w:sz="4" w:space="0"/>
-              <w:bottom w:val="single" w:color="auto" w:sz="4" w:space="0"/>
-              <w:right w:val="single" w:color="auto" w:sz="4" w:space="0"/>
+              <w:top w:val="single" w:sz="4" w:space="0" w:color="auto"/>
+              <w:left w:val="single" w:sz="4" w:space="0" w:color="auto"/>
+              <w:bottom w:val="single" w:sz="4" w:space="0" w:color="auto"/>
+              <w:right w:val="single" w:sz="4" w:space="0" w:color="auto"/>
             </w:tcBorders>
             <w:vAlign w:val="center"/>
           </w:tcPr>
@@ -6761,10 +6291,10 @@
           <w:tcPr>
             <w:tcW w:w="2096" w:type="dxa"/>
             <w:tcBorders>
-              <w:top w:val="single" w:color="auto" w:sz="4" w:space="0"/>
-              <w:left w:val="single" w:color="auto" w:sz="4" w:space="0"/>
-              <w:bottom w:val="single" w:color="auto" w:sz="4" w:space="0"/>
-              <w:right w:val="single" w:color="auto" w:sz="4" w:space="0"/>
+              <w:top w:val="single" w:sz="4" w:space="0" w:color="auto"/>
+              <w:left w:val="single" w:sz="4" w:space="0" w:color="auto"/>
+              <w:bottom w:val="single" w:sz="4" w:space="0" w:color="auto"/>
+              <w:right w:val="single" w:sz="4" w:space="0" w:color="auto"/>
             </w:tcBorders>
             <w:vAlign w:val="center"/>
           </w:tcPr>
@@ -6782,10 +6312,10 @@
           <w:tcPr>
             <w:tcW w:w="2062" w:type="dxa"/>
             <w:tcBorders>
-              <w:top w:val="single" w:color="auto" w:sz="4" w:space="0"/>
-              <w:left w:val="single" w:color="auto" w:sz="4" w:space="0"/>
-              <w:bottom w:val="single" w:color="auto" w:sz="4" w:space="0"/>
-              <w:right w:val="single" w:color="auto" w:sz="4" w:space="0"/>
+              <w:top w:val="single" w:sz="4" w:space="0" w:color="auto"/>
+              <w:left w:val="single" w:sz="4" w:space="0" w:color="auto"/>
+              <w:bottom w:val="single" w:sz="4" w:space="0" w:color="auto"/>
+              <w:right w:val="single" w:sz="4" w:space="0" w:color="auto"/>
             </w:tcBorders>
             <w:vAlign w:val="center"/>
           </w:tcPr>
@@ -6803,328 +6333,10 @@
           <w:tcPr>
             <w:tcW w:w="2075" w:type="dxa"/>
             <w:tcBorders>
-              <w:top w:val="single" w:color="auto" w:sz="4" w:space="0"/>
-              <w:left w:val="single" w:color="auto" w:sz="4" w:space="0"/>
-              <w:bottom w:val="single" w:color="auto" w:sz="4" w:space="0"/>
-              <w:right w:val="single" w:color="auto" w:sz="4" w:space="0"/>
-            </w:tcBorders>
-            <w:vAlign w:val="center"/>
-          </w:tcPr>
-          <w:p>
-            <w:pPr>
-              <w:jc w:val="center"/>
-              <w:rPr>
-                <w:rFonts w:ascii="宋体" w:hAnsi="宋体"/>
-                <w:szCs w:val="21"/>
-              </w:rPr>
-            </w:pPr>
-          </w:p>
-        </w:tc>
-      </w:tr>
-      <w:tr>
-        <w:tblPrEx>
-          <w:tblBorders>
-            <w:top w:val="single" w:color="auto" w:sz="4" w:space="0"/>
-            <w:left w:val="single" w:color="auto" w:sz="4" w:space="0"/>
-            <w:bottom w:val="single" w:color="auto" w:sz="4" w:space="0"/>
-            <w:right w:val="single" w:color="auto" w:sz="4" w:space="0"/>
-            <w:insideH w:val="none" w:color="auto" w:sz="0" w:space="0"/>
-            <w:insideV w:val="none" w:color="auto" w:sz="0" w:space="0"/>
-          </w:tblBorders>
-          <w:tblLayout w:type="fixed"/>
-          <w:tblCellMar>
-            <w:top w:w="0" w:type="dxa"/>
-            <w:left w:w="108" w:type="dxa"/>
-            <w:bottom w:w="0" w:type="dxa"/>
-            <w:right w:w="108" w:type="dxa"/>
-          </w:tblCellMar>
-        </w:tblPrEx>
-        <w:trPr>
-          <w:trHeight w:val="596" w:hRule="atLeast"/>
-        </w:trPr>
-        <w:tc>
-          <w:tcPr>
-            <w:tcW w:w="2063" w:type="dxa"/>
-            <w:tcBorders>
-              <w:top w:val="single" w:color="auto" w:sz="4" w:space="0"/>
-              <w:left w:val="single" w:color="auto" w:sz="4" w:space="0"/>
-              <w:bottom w:val="single" w:color="auto" w:sz="4" w:space="0"/>
-              <w:right w:val="single" w:color="auto" w:sz="4" w:space="0"/>
-            </w:tcBorders>
-            <w:vAlign w:val="center"/>
-          </w:tcPr>
-          <w:p>
-            <w:pPr>
-              <w:jc w:val="center"/>
-              <w:rPr>
-                <w:rFonts w:ascii="宋体" w:hAnsi="宋体"/>
-                <w:szCs w:val="21"/>
-              </w:rPr>
-            </w:pPr>
-          </w:p>
-        </w:tc>
-        <w:tc>
-          <w:tcPr>
-            <w:tcW w:w="2096" w:type="dxa"/>
-            <w:tcBorders>
-              <w:top w:val="single" w:color="auto" w:sz="4" w:space="0"/>
-              <w:left w:val="single" w:color="auto" w:sz="4" w:space="0"/>
-              <w:bottom w:val="single" w:color="auto" w:sz="4" w:space="0"/>
-              <w:right w:val="single" w:color="auto" w:sz="4" w:space="0"/>
-            </w:tcBorders>
-            <w:vAlign w:val="center"/>
-          </w:tcPr>
-          <w:p>
-            <w:pPr>
-              <w:jc w:val="center"/>
-              <w:rPr>
-                <w:rFonts w:ascii="宋体" w:hAnsi="宋体"/>
-                <w:szCs w:val="21"/>
-              </w:rPr>
-            </w:pPr>
-          </w:p>
-        </w:tc>
-        <w:tc>
-          <w:tcPr>
-            <w:tcW w:w="2062" w:type="dxa"/>
-            <w:tcBorders>
-              <w:top w:val="single" w:color="auto" w:sz="4" w:space="0"/>
-              <w:left w:val="single" w:color="auto" w:sz="4" w:space="0"/>
-              <w:bottom w:val="single" w:color="auto" w:sz="4" w:space="0"/>
-              <w:right w:val="single" w:color="auto" w:sz="4" w:space="0"/>
-            </w:tcBorders>
-            <w:vAlign w:val="center"/>
-          </w:tcPr>
-          <w:p>
-            <w:pPr>
-              <w:jc w:val="center"/>
-              <w:rPr>
-                <w:rFonts w:ascii="宋体" w:hAnsi="宋体"/>
-                <w:szCs w:val="21"/>
-              </w:rPr>
-            </w:pPr>
-          </w:p>
-        </w:tc>
-        <w:tc>
-          <w:tcPr>
-            <w:tcW w:w="2075" w:type="dxa"/>
-            <w:tcBorders>
-              <w:top w:val="single" w:color="auto" w:sz="4" w:space="0"/>
-              <w:left w:val="single" w:color="auto" w:sz="4" w:space="0"/>
-              <w:bottom w:val="single" w:color="auto" w:sz="4" w:space="0"/>
-              <w:right w:val="single" w:color="auto" w:sz="4" w:space="0"/>
-            </w:tcBorders>
-            <w:vAlign w:val="center"/>
-          </w:tcPr>
-          <w:p>
-            <w:pPr>
-              <w:jc w:val="center"/>
-              <w:rPr>
-                <w:rFonts w:ascii="宋体" w:hAnsi="宋体"/>
-                <w:szCs w:val="21"/>
-              </w:rPr>
-            </w:pPr>
-          </w:p>
-        </w:tc>
-      </w:tr>
-      <w:tr>
-        <w:tblPrEx>
-          <w:tblBorders>
-            <w:top w:val="single" w:color="auto" w:sz="4" w:space="0"/>
-            <w:left w:val="single" w:color="auto" w:sz="4" w:space="0"/>
-            <w:bottom w:val="single" w:color="auto" w:sz="4" w:space="0"/>
-            <w:right w:val="single" w:color="auto" w:sz="4" w:space="0"/>
-            <w:insideH w:val="none" w:color="auto" w:sz="0" w:space="0"/>
-            <w:insideV w:val="none" w:color="auto" w:sz="0" w:space="0"/>
-          </w:tblBorders>
-          <w:tblLayout w:type="fixed"/>
-          <w:tblCellMar>
-            <w:top w:w="0" w:type="dxa"/>
-            <w:left w:w="108" w:type="dxa"/>
-            <w:bottom w:w="0" w:type="dxa"/>
-            <w:right w:w="108" w:type="dxa"/>
-          </w:tblCellMar>
-        </w:tblPrEx>
-        <w:trPr>
-          <w:trHeight w:val="609" w:hRule="atLeast"/>
-        </w:trPr>
-        <w:tc>
-          <w:tcPr>
-            <w:tcW w:w="2063" w:type="dxa"/>
-            <w:tcBorders>
-              <w:top w:val="single" w:color="auto" w:sz="4" w:space="0"/>
-              <w:left w:val="single" w:color="auto" w:sz="4" w:space="0"/>
-              <w:bottom w:val="single" w:color="auto" w:sz="4" w:space="0"/>
-              <w:right w:val="single" w:color="auto" w:sz="4" w:space="0"/>
-            </w:tcBorders>
-            <w:vAlign w:val="center"/>
-          </w:tcPr>
-          <w:p>
-            <w:pPr>
-              <w:jc w:val="center"/>
-              <w:rPr>
-                <w:rFonts w:ascii="宋体" w:hAnsi="宋体"/>
-                <w:szCs w:val="21"/>
-              </w:rPr>
-            </w:pPr>
-          </w:p>
-        </w:tc>
-        <w:tc>
-          <w:tcPr>
-            <w:tcW w:w="2096" w:type="dxa"/>
-            <w:tcBorders>
-              <w:top w:val="single" w:color="auto" w:sz="4" w:space="0"/>
-              <w:left w:val="single" w:color="auto" w:sz="4" w:space="0"/>
-              <w:bottom w:val="single" w:color="auto" w:sz="4" w:space="0"/>
-              <w:right w:val="single" w:color="auto" w:sz="4" w:space="0"/>
-            </w:tcBorders>
-            <w:vAlign w:val="center"/>
-          </w:tcPr>
-          <w:p>
-            <w:pPr>
-              <w:jc w:val="center"/>
-              <w:rPr>
-                <w:rFonts w:ascii="宋体" w:hAnsi="宋体"/>
-                <w:szCs w:val="21"/>
-              </w:rPr>
-            </w:pPr>
-          </w:p>
-        </w:tc>
-        <w:tc>
-          <w:tcPr>
-            <w:tcW w:w="2062" w:type="dxa"/>
-            <w:tcBorders>
-              <w:top w:val="single" w:color="auto" w:sz="4" w:space="0"/>
-              <w:left w:val="single" w:color="auto" w:sz="4" w:space="0"/>
-              <w:bottom w:val="single" w:color="auto" w:sz="4" w:space="0"/>
-              <w:right w:val="single" w:color="auto" w:sz="4" w:space="0"/>
-            </w:tcBorders>
-            <w:vAlign w:val="center"/>
-          </w:tcPr>
-          <w:p>
-            <w:pPr>
-              <w:jc w:val="center"/>
-              <w:rPr>
-                <w:rFonts w:ascii="宋体" w:hAnsi="宋体"/>
-                <w:szCs w:val="21"/>
-              </w:rPr>
-            </w:pPr>
-          </w:p>
-        </w:tc>
-        <w:tc>
-          <w:tcPr>
-            <w:tcW w:w="2075" w:type="dxa"/>
-            <w:tcBorders>
-              <w:top w:val="single" w:color="auto" w:sz="4" w:space="0"/>
-              <w:left w:val="single" w:color="auto" w:sz="4" w:space="0"/>
-              <w:bottom w:val="single" w:color="auto" w:sz="4" w:space="0"/>
-              <w:right w:val="single" w:color="auto" w:sz="4" w:space="0"/>
-            </w:tcBorders>
-            <w:vAlign w:val="center"/>
-          </w:tcPr>
-          <w:p>
-            <w:pPr>
-              <w:jc w:val="center"/>
-              <w:rPr>
-                <w:rFonts w:ascii="宋体" w:hAnsi="宋体"/>
-                <w:szCs w:val="21"/>
-              </w:rPr>
-            </w:pPr>
-          </w:p>
-        </w:tc>
-      </w:tr>
-      <w:tr>
-        <w:tblPrEx>
-          <w:tblBorders>
-            <w:top w:val="single" w:color="auto" w:sz="4" w:space="0"/>
-            <w:left w:val="single" w:color="auto" w:sz="4" w:space="0"/>
-            <w:bottom w:val="single" w:color="auto" w:sz="4" w:space="0"/>
-            <w:right w:val="single" w:color="auto" w:sz="4" w:space="0"/>
-            <w:insideH w:val="none" w:color="auto" w:sz="0" w:space="0"/>
-            <w:insideV w:val="none" w:color="auto" w:sz="0" w:space="0"/>
-          </w:tblBorders>
-          <w:tblLayout w:type="fixed"/>
-          <w:tblCellMar>
-            <w:top w:w="0" w:type="dxa"/>
-            <w:left w:w="108" w:type="dxa"/>
-            <w:bottom w:w="0" w:type="dxa"/>
-            <w:right w:w="108" w:type="dxa"/>
-          </w:tblCellMar>
-        </w:tblPrEx>
-        <w:trPr>
-          <w:trHeight w:val="609" w:hRule="atLeast"/>
-        </w:trPr>
-        <w:tc>
-          <w:tcPr>
-            <w:tcW w:w="2063" w:type="dxa"/>
-            <w:tcBorders>
-              <w:top w:val="single" w:color="auto" w:sz="4" w:space="0"/>
-              <w:left w:val="single" w:color="auto" w:sz="4" w:space="0"/>
-              <w:bottom w:val="single" w:color="auto" w:sz="4" w:space="0"/>
-              <w:right w:val="single" w:color="auto" w:sz="4" w:space="0"/>
-            </w:tcBorders>
-            <w:vAlign w:val="center"/>
-          </w:tcPr>
-          <w:p>
-            <w:pPr>
-              <w:jc w:val="center"/>
-              <w:rPr>
-                <w:rFonts w:ascii="宋体" w:hAnsi="宋体"/>
-                <w:szCs w:val="21"/>
-              </w:rPr>
-            </w:pPr>
-          </w:p>
-        </w:tc>
-        <w:tc>
-          <w:tcPr>
-            <w:tcW w:w="2096" w:type="dxa"/>
-            <w:tcBorders>
-              <w:top w:val="single" w:color="auto" w:sz="4" w:space="0"/>
-              <w:left w:val="single" w:color="auto" w:sz="4" w:space="0"/>
-              <w:bottom w:val="single" w:color="auto" w:sz="4" w:space="0"/>
-              <w:right w:val="single" w:color="auto" w:sz="4" w:space="0"/>
-            </w:tcBorders>
-            <w:vAlign w:val="center"/>
-          </w:tcPr>
-          <w:p>
-            <w:pPr>
-              <w:jc w:val="center"/>
-              <w:rPr>
-                <w:rFonts w:ascii="宋体" w:hAnsi="宋体"/>
-                <w:szCs w:val="21"/>
-              </w:rPr>
-            </w:pPr>
-          </w:p>
-        </w:tc>
-        <w:tc>
-          <w:tcPr>
-            <w:tcW w:w="2062" w:type="dxa"/>
-            <w:tcBorders>
-              <w:top w:val="single" w:color="auto" w:sz="4" w:space="0"/>
-              <w:left w:val="single" w:color="auto" w:sz="4" w:space="0"/>
-              <w:bottom w:val="single" w:color="auto" w:sz="4" w:space="0"/>
-              <w:right w:val="single" w:color="auto" w:sz="4" w:space="0"/>
-            </w:tcBorders>
-            <w:vAlign w:val="center"/>
-          </w:tcPr>
-          <w:p>
-            <w:pPr>
-              <w:jc w:val="center"/>
-              <w:rPr>
-                <w:rFonts w:ascii="宋体" w:hAnsi="宋体"/>
-                <w:szCs w:val="21"/>
-              </w:rPr>
-            </w:pPr>
-          </w:p>
-        </w:tc>
-        <w:tc>
-          <w:tcPr>
-            <w:tcW w:w="2075" w:type="dxa"/>
-            <w:tcBorders>
-              <w:top w:val="single" w:color="auto" w:sz="4" w:space="0"/>
-              <w:left w:val="single" w:color="auto" w:sz="4" w:space="0"/>
-              <w:bottom w:val="single" w:color="auto" w:sz="4" w:space="0"/>
-              <w:right w:val="single" w:color="auto" w:sz="4" w:space="0"/>
+              <w:top w:val="single" w:sz="4" w:space="0" w:color="auto"/>
+              <w:left w:val="single" w:sz="4" w:space="0" w:color="auto"/>
+              <w:bottom w:val="single" w:sz="4" w:space="0" w:color="auto"/>
+              <w:right w:val="single" w:sz="4" w:space="0" w:color="auto"/>
             </w:tcBorders>
             <w:vAlign w:val="center"/>
           </w:tcPr>
@@ -7142,10 +6354,10 @@
     </w:tbl>
     <w:p/>
     <w:sectPr>
-      <w:headerReference r:id="rId3" w:type="default"/>
+      <w:headerReference w:type="default" r:id="rId4"/>
       <w:pgSz w:w="11906" w:h="16838"/>
       <w:pgMar w:top="1440" w:right="1800" w:bottom="1440" w:left="1800" w:header="851" w:footer="992" w:gutter="0"/>
-      <w:cols w:space="425" w:num="1"/>
+      <w:cols w:num="1" w:space="425"/>
       <w:docGrid w:type="lines" w:linePitch="312" w:charSpace="0"/>
     </w:sectPr>
   </w:body>
@@ -7153,10 +6365,10 @@
 </file>
 
 <file path=word/header1.xml><?xml version="1.0" encoding="utf-8"?>
-<w:hdr xmlns:wpc="http://schemas.microsoft.com/office/word/2010/wordprocessingCanvas" xmlns:mc="http://schemas.openxmlformats.org/markup-compatibility/2006" xmlns:o="urn:schemas-microsoft-com:office:office" xmlns:r="http://schemas.openxmlformats.org/officeDocument/2006/relationships" xmlns:m="http://schemas.openxmlformats.org/officeDocument/2006/math" xmlns:v="urn:schemas-microsoft-com:vml" xmlns:wp14="http://schemas.microsoft.com/office/word/2010/wordprocessingDrawing" xmlns:wp="http://schemas.openxmlformats.org/drawingml/2006/wordprocessingDrawing" xmlns:w10="urn:schemas-microsoft-com:office:word" xmlns:w="http://schemas.openxmlformats.org/wordprocessingml/2006/main" xmlns:w14="http://schemas.microsoft.com/office/word/2010/wordml" xmlns:w15="http://schemas.microsoft.com/office/word/2012/wordml" xmlns:wpg="http://schemas.microsoft.com/office/word/2010/wordprocessingGroup" xmlns:wpi="http://schemas.microsoft.com/office/word/2010/wordprocessingInk" xmlns:wne="http://schemas.microsoft.com/office/word/2006/wordml" xmlns:wps="http://schemas.microsoft.com/office/word/2010/wordprocessingShape" xmlns:wpsCustomData="http://www.wps.cn/officeDocument/2013/wpsCustomData" mc:Ignorable="w14 w15 wp14">
+<w:hdr xmlns:wpc="http://schemas.microsoft.com/office/word/2010/wordprocessingCanvas" xmlns:mc="http://schemas.openxmlformats.org/markup-compatibility/2006" xmlns:o="urn:schemas-microsoft-com:office:office" xmlns:r="http://schemas.openxmlformats.org/officeDocument/2006/relationships" xmlns:m="http://schemas.openxmlformats.org/officeDocument/2006/math" xmlns:v="urn:schemas-microsoft-com:vml" xmlns:wp14="http://schemas.microsoft.com/office/word/2010/wordprocessingDrawing" xmlns:wp="http://schemas.openxmlformats.org/drawingml/2006/wordprocessingDrawing" xmlns:w10="urn:schemas-microsoft-com:office:word" xmlns:w="http://schemas.openxmlformats.org/wordprocessingml/2006/main" xmlns:w14="http://schemas.microsoft.com/office/word/2010/wordml" xmlns:w15="http://schemas.microsoft.com/office/word/2012/wordml" xmlns:wne="http://schemas.microsoft.com/office/word/2006/wordml" xmlns:wpg="http://schemas.microsoft.com/office/word/2010/wordprocessingGroup" xmlns:wpi="http://schemas.microsoft.com/office/word/2010/wordprocessingInk" xmlns:wps="http://schemas.microsoft.com/office/word/2010/wordprocessingShape" mc:Ignorable="w14 w15 wp14">
   <w:p>
     <w:pPr>
-      <w:pStyle w:val="6"/>
+      <w:pStyle w:val="Header"/>
       <w:jc w:val="center"/>
       <w:rPr>
         <w:sz w:val="21"/>
@@ -7169,298 +6381,297 @@
         <w:sz w:val="21"/>
         <w:szCs w:val="21"/>
       </w:rPr>
-      <w:t>青岛九邮信息技术有限公司</w:t>
+      <w:t>南京航之舟数字科技有限公司</w:t>
     </w:r>
   </w:p>
 </w:hdr>
 </file>
 
 <file path=word/styles.xml><?xml version="1.0" encoding="utf-8"?>
-<w:styles xmlns:mc="http://schemas.openxmlformats.org/markup-compatibility/2006" xmlns:o="urn:schemas-microsoft-com:office:office" xmlns:r="http://schemas.openxmlformats.org/officeDocument/2006/relationships" xmlns:m="http://schemas.openxmlformats.org/officeDocument/2006/math" xmlns:v="urn:schemas-microsoft-com:vml" xmlns:w="http://schemas.openxmlformats.org/wordprocessingml/2006/main" xmlns:w14="http://schemas.microsoft.com/office/word/2010/wordml" xmlns:w10="urn:schemas-microsoft-com:office:word" xmlns:sl="http://schemas.openxmlformats.org/schemaLibrary/2006/main" mc:Ignorable="w14">
+<w:styles xmlns:mc="http://schemas.openxmlformats.org/markup-compatibility/2006" xmlns:r="http://schemas.openxmlformats.org/officeDocument/2006/relationships" xmlns:w="http://schemas.openxmlformats.org/wordprocessingml/2006/main" xmlns:w14="http://schemas.microsoft.com/office/word/2010/wordml" xmlns:w15="http://schemas.microsoft.com/office/word/2012/wordml" mc:Ignorable="w14 w15">
   <w:docDefaults>
     <w:rPrDefault>
       <w:rPr>
-        <w:rFonts w:asciiTheme="minorHAnsi" w:hAnsiTheme="minorHAnsi" w:eastAsiaTheme="minorEastAsia" w:cstheme="minorBidi"/>
+        <w:rFonts w:asciiTheme="minorHAnsi" w:eastAsiaTheme="minorEastAsia" w:hAnsiTheme="minorHAnsi" w:cstheme="minorBidi"/>
       </w:rPr>
     </w:rPrDefault>
+    <w:pPrDefault/>
   </w:docDefaults>
-  <w:latentStyles w:count="260" w:defQFormat="0" w:defUnhideWhenUsed="1" w:defSemiHidden="1" w:defUIPriority="99" w:defLockedState="0">
-    <w:lsdException w:qFormat="1" w:unhideWhenUsed="0" w:uiPriority="0" w:semiHidden="0" w:name="Normal"/>
-    <w:lsdException w:qFormat="1" w:unhideWhenUsed="0" w:uiPriority="9" w:semiHidden="0" w:name="heading 1"/>
-    <w:lsdException w:qFormat="1" w:uiPriority="9" w:name="heading 2"/>
-    <w:lsdException w:qFormat="1" w:uiPriority="9" w:name="heading 3"/>
-    <w:lsdException w:qFormat="1" w:uiPriority="9" w:name="heading 4"/>
-    <w:lsdException w:qFormat="1" w:uiPriority="9" w:name="heading 5"/>
-    <w:lsdException w:qFormat="1" w:uiPriority="9" w:name="heading 6"/>
-    <w:lsdException w:qFormat="1" w:uiPriority="9" w:name="heading 7"/>
-    <w:lsdException w:qFormat="1" w:uiPriority="9" w:name="heading 8"/>
-    <w:lsdException w:qFormat="1" w:uiPriority="9" w:name="heading 9"/>
-    <w:lsdException w:uiPriority="99" w:name="index 1"/>
-    <w:lsdException w:uiPriority="99" w:name="index 2"/>
-    <w:lsdException w:uiPriority="99" w:name="index 3"/>
-    <w:lsdException w:uiPriority="99" w:name="index 4"/>
-    <w:lsdException w:uiPriority="99" w:name="index 5"/>
-    <w:lsdException w:uiPriority="99" w:name="index 6"/>
-    <w:lsdException w:uiPriority="99" w:name="index 7"/>
-    <w:lsdException w:uiPriority="99" w:name="index 8"/>
-    <w:lsdException w:uiPriority="99" w:name="index 9"/>
-    <w:lsdException w:uiPriority="39" w:name="toc 1"/>
-    <w:lsdException w:uiPriority="39" w:name="toc 2"/>
-    <w:lsdException w:uiPriority="39" w:name="toc 3"/>
-    <w:lsdException w:uiPriority="39" w:name="toc 4"/>
-    <w:lsdException w:uiPriority="39" w:name="toc 5"/>
-    <w:lsdException w:uiPriority="39" w:name="toc 6"/>
-    <w:lsdException w:uiPriority="39" w:name="toc 7"/>
-    <w:lsdException w:uiPriority="39" w:name="toc 8"/>
-    <w:lsdException w:uiPriority="39" w:name="toc 9"/>
-    <w:lsdException w:uiPriority="99" w:name="Normal Indent"/>
-    <w:lsdException w:uiPriority="99" w:name="footnote text"/>
-    <w:lsdException w:qFormat="1" w:uiPriority="99" w:name="annotation text"/>
-    <w:lsdException w:qFormat="1" w:uiPriority="99" w:semiHidden="0" w:name="header"/>
-    <w:lsdException w:qFormat="1" w:uiPriority="99" w:semiHidden="0" w:name="footer"/>
-    <w:lsdException w:uiPriority="99" w:name="index heading"/>
-    <w:lsdException w:qFormat="1" w:uiPriority="35" w:name="caption"/>
-    <w:lsdException w:uiPriority="99" w:name="table of figures"/>
-    <w:lsdException w:uiPriority="99" w:name="envelope address"/>
-    <w:lsdException w:uiPriority="99" w:name="envelope return"/>
-    <w:lsdException w:uiPriority="99" w:name="footnote reference"/>
-    <w:lsdException w:uiPriority="99" w:name="annotation reference"/>
-    <w:lsdException w:uiPriority="99" w:name="line number"/>
-    <w:lsdException w:uiPriority="99" w:name="page number"/>
-    <w:lsdException w:uiPriority="99" w:name="endnote reference"/>
-    <w:lsdException w:uiPriority="99" w:name="endnote text"/>
-    <w:lsdException w:uiPriority="99" w:name="table of authorities"/>
-    <w:lsdException w:uiPriority="99" w:name="macro"/>
-    <w:lsdException w:uiPriority="99" w:name="toa heading"/>
-    <w:lsdException w:uiPriority="99" w:name="List"/>
-    <w:lsdException w:uiPriority="99" w:name="List Bullet"/>
-    <w:lsdException w:uiPriority="99" w:name="List Number"/>
-    <w:lsdException w:uiPriority="99" w:name="List 2"/>
-    <w:lsdException w:uiPriority="99" w:name="List 3"/>
-    <w:lsdException w:uiPriority="99" w:name="List 4"/>
-    <w:lsdException w:uiPriority="99" w:name="List 5"/>
-    <w:lsdException w:uiPriority="99" w:name="List Bullet 2"/>
-    <w:lsdException w:uiPriority="99" w:name="List Bullet 3"/>
-    <w:lsdException w:uiPriority="99" w:name="List Bullet 4"/>
-    <w:lsdException w:uiPriority="99" w:name="List Bullet 5"/>
-    <w:lsdException w:uiPriority="99" w:name="List Number 2"/>
-    <w:lsdException w:uiPriority="99" w:name="List Number 3"/>
-    <w:lsdException w:uiPriority="99" w:name="List Number 4"/>
-    <w:lsdException w:uiPriority="99" w:name="List Number 5"/>
-    <w:lsdException w:qFormat="1" w:unhideWhenUsed="0" w:uiPriority="10" w:semiHidden="0" w:name="Title"/>
-    <w:lsdException w:uiPriority="99" w:name="Closing"/>
-    <w:lsdException w:uiPriority="99" w:name="Signature"/>
-    <w:lsdException w:uiPriority="1" w:name="Default Paragraph Font"/>
-    <w:lsdException w:uiPriority="99" w:name="Body Text"/>
-    <w:lsdException w:uiPriority="99" w:name="Body Text Indent"/>
-    <w:lsdException w:uiPriority="99" w:name="List Continue"/>
-    <w:lsdException w:uiPriority="99" w:name="List Continue 2"/>
-    <w:lsdException w:uiPriority="99" w:name="List Continue 3"/>
-    <w:lsdException w:uiPriority="99" w:name="List Continue 4"/>
-    <w:lsdException w:uiPriority="99" w:name="List Continue 5"/>
-    <w:lsdException w:uiPriority="99" w:name="Message Header"/>
-    <w:lsdException w:qFormat="1" w:unhideWhenUsed="0" w:uiPriority="11" w:semiHidden="0" w:name="Subtitle"/>
-    <w:lsdException w:uiPriority="99" w:name="Salutation"/>
-    <w:lsdException w:uiPriority="99" w:name="Date"/>
-    <w:lsdException w:uiPriority="99" w:name="Body Text First Indent"/>
-    <w:lsdException w:uiPriority="99" w:name="Body Text First Indent 2"/>
-    <w:lsdException w:unhideWhenUsed="0" w:uiPriority="99" w:semiHidden="0" w:name="Note Heading"/>
-    <w:lsdException w:uiPriority="99" w:name="Body Text 2"/>
-    <w:lsdException w:uiPriority="99" w:name="Body Text 3"/>
-    <w:lsdException w:uiPriority="99" w:name="Body Text Indent 2"/>
-    <w:lsdException w:uiPriority="99" w:name="Body Text Indent 3"/>
-    <w:lsdException w:uiPriority="99" w:name="Block Text"/>
-    <w:lsdException w:uiPriority="99" w:name="Hyperlink"/>
-    <w:lsdException w:uiPriority="99" w:name="FollowedHyperlink"/>
-    <w:lsdException w:qFormat="1" w:unhideWhenUsed="0" w:uiPriority="22" w:semiHidden="0" w:name="Strong"/>
-    <w:lsdException w:qFormat="1" w:unhideWhenUsed="0" w:uiPriority="20" w:semiHidden="0" w:name="Emphasis"/>
-    <w:lsdException w:uiPriority="99" w:name="Document Map"/>
-    <w:lsdException w:uiPriority="99" w:name="Plain Text"/>
-    <w:lsdException w:uiPriority="99" w:name="E-mail Signature"/>
-    <w:lsdException w:uiPriority="99" w:name="Normal (Web)"/>
-    <w:lsdException w:uiPriority="99" w:name="HTML Acronym"/>
-    <w:lsdException w:uiPriority="99" w:name="HTML Address"/>
-    <w:lsdException w:uiPriority="99" w:name="HTML Cite"/>
-    <w:lsdException w:uiPriority="99" w:name="HTML Code"/>
-    <w:lsdException w:uiPriority="99" w:name="HTML Definition"/>
-    <w:lsdException w:uiPriority="99" w:name="HTML Keyboard"/>
-    <w:lsdException w:uiPriority="99" w:name="HTML Preformatted"/>
-    <w:lsdException w:uiPriority="99" w:name="HTML Sample"/>
-    <w:lsdException w:uiPriority="99" w:name="HTML Typewriter"/>
-    <w:lsdException w:uiPriority="99" w:name="HTML Variable"/>
-    <w:lsdException w:uiPriority="99" w:name="Normal Table"/>
-    <w:lsdException w:qFormat="1" w:uiPriority="99" w:name="annotation subject"/>
-    <w:lsdException w:uiPriority="99" w:name="Table Simple 1"/>
-    <w:lsdException w:uiPriority="99" w:name="Table Simple 2"/>
-    <w:lsdException w:uiPriority="99" w:name="Table Simple 3"/>
-    <w:lsdException w:uiPriority="99" w:name="Table Classic 1"/>
-    <w:lsdException w:uiPriority="99" w:name="Table Classic 2"/>
-    <w:lsdException w:uiPriority="99" w:name="Table Classic 3"/>
-    <w:lsdException w:uiPriority="99" w:name="Table Classic 4"/>
-    <w:lsdException w:uiPriority="99" w:name="Table Colorful 1"/>
-    <w:lsdException w:uiPriority="99" w:name="Table Colorful 2"/>
-    <w:lsdException w:uiPriority="99" w:name="Table Colorful 3"/>
-    <w:lsdException w:uiPriority="99" w:name="Table Columns 1"/>
-    <w:lsdException w:uiPriority="99" w:name="Table Columns 2"/>
-    <w:lsdException w:uiPriority="99" w:name="Table Columns 3"/>
-    <w:lsdException w:uiPriority="99" w:name="Table Columns 4"/>
-    <w:lsdException w:uiPriority="99" w:name="Table Columns 5"/>
-    <w:lsdException w:uiPriority="99" w:name="Table Grid 1"/>
-    <w:lsdException w:uiPriority="99" w:name="Table Grid 2"/>
-    <w:lsdException w:uiPriority="99" w:name="Table Grid 3"/>
-    <w:lsdException w:uiPriority="99" w:name="Table Grid 4"/>
-    <w:lsdException w:uiPriority="99" w:name="Table Grid 5"/>
-    <w:lsdException w:uiPriority="99" w:name="Table Grid 6"/>
-    <w:lsdException w:uiPriority="99" w:name="Table Grid 7"/>
-    <w:lsdException w:uiPriority="99" w:name="Table Grid 8"/>
-    <w:lsdException w:uiPriority="99" w:name="Table List 1"/>
-    <w:lsdException w:uiPriority="99" w:name="Table List 2"/>
-    <w:lsdException w:uiPriority="99" w:name="Table List 3"/>
-    <w:lsdException w:uiPriority="99" w:name="Table List 4"/>
-    <w:lsdException w:uiPriority="99" w:name="Table List 5"/>
-    <w:lsdException w:uiPriority="99" w:name="Table List 6"/>
-    <w:lsdException w:uiPriority="99" w:name="Table List 7"/>
-    <w:lsdException w:uiPriority="99" w:name="Table List 8"/>
-    <w:lsdException w:uiPriority="99" w:name="Table 3D effects 1"/>
-    <w:lsdException w:uiPriority="99" w:name="Table 3D effects 2"/>
-    <w:lsdException w:uiPriority="99" w:name="Table 3D effects 3"/>
-    <w:lsdException w:uiPriority="99" w:name="Table Contemporary"/>
-    <w:lsdException w:uiPriority="99" w:name="Table Elegant"/>
-    <w:lsdException w:uiPriority="99" w:name="Table Professional"/>
-    <w:lsdException w:uiPriority="99" w:name="Table Subtle 1"/>
-    <w:lsdException w:uiPriority="99" w:name="Table Subtle 2"/>
-    <w:lsdException w:uiPriority="99" w:name="Table Web 1"/>
-    <w:lsdException w:uiPriority="99" w:name="Table Web 2"/>
-    <w:lsdException w:uiPriority="99" w:name="Table Web 3"/>
-    <w:lsdException w:qFormat="1" w:uiPriority="99" w:name="Balloon Text"/>
-    <w:lsdException w:unhideWhenUsed="0" w:uiPriority="39" w:semiHidden="0" w:name="Table Grid"/>
-    <w:lsdException w:uiPriority="99" w:name="Table Theme"/>
-    <w:lsdException w:unhideWhenUsed="0" w:uiPriority="60" w:semiHidden="0" w:name="Light Shading"/>
-    <w:lsdException w:unhideWhenUsed="0" w:uiPriority="61" w:semiHidden="0" w:name="Light List"/>
-    <w:lsdException w:unhideWhenUsed="0" w:uiPriority="62" w:semiHidden="0" w:name="Light Grid"/>
-    <w:lsdException w:unhideWhenUsed="0" w:uiPriority="63" w:semiHidden="0" w:name="Medium Shading 1"/>
-    <w:lsdException w:unhideWhenUsed="0" w:uiPriority="64" w:semiHidden="0" w:name="Medium Shading 2"/>
-    <w:lsdException w:unhideWhenUsed="0" w:uiPriority="65" w:semiHidden="0" w:name="Medium List 1"/>
-    <w:lsdException w:unhideWhenUsed="0" w:uiPriority="66" w:semiHidden="0" w:name="Medium List 2"/>
-    <w:lsdException w:unhideWhenUsed="0" w:uiPriority="67" w:semiHidden="0" w:name="Medium Grid 1"/>
-    <w:lsdException w:unhideWhenUsed="0" w:uiPriority="68" w:semiHidden="0" w:name="Medium Grid 2"/>
-    <w:lsdException w:unhideWhenUsed="0" w:uiPriority="69" w:semiHidden="0" w:name="Medium Grid 3"/>
-    <w:lsdException w:unhideWhenUsed="0" w:uiPriority="70" w:semiHidden="0" w:name="Dark List"/>
-    <w:lsdException w:unhideWhenUsed="0" w:uiPriority="71" w:semiHidden="0" w:name="Colorful Shading"/>
-    <w:lsdException w:unhideWhenUsed="0" w:uiPriority="72" w:semiHidden="0" w:name="Colorful List"/>
-    <w:lsdException w:unhideWhenUsed="0" w:uiPriority="73" w:semiHidden="0" w:name="Colorful Grid"/>
-    <w:lsdException w:unhideWhenUsed="0" w:uiPriority="60" w:semiHidden="0" w:name="Light Shading Accent 1"/>
-    <w:lsdException w:unhideWhenUsed="0" w:uiPriority="61" w:semiHidden="0" w:name="Light List Accent 1"/>
-    <w:lsdException w:unhideWhenUsed="0" w:uiPriority="62" w:semiHidden="0" w:name="Light Grid Accent 1"/>
-    <w:lsdException w:unhideWhenUsed="0" w:uiPriority="63" w:semiHidden="0" w:name="Medium Shading 1 Accent 1"/>
-    <w:lsdException w:unhideWhenUsed="0" w:uiPriority="64" w:semiHidden="0" w:name="Medium Shading 2 Accent 1"/>
-    <w:lsdException w:unhideWhenUsed="0" w:uiPriority="65" w:semiHidden="0" w:name="Medium List 1 Accent 1"/>
-    <w:lsdException w:unhideWhenUsed="0" w:uiPriority="66" w:semiHidden="0" w:name="Medium List 2 Accent 1"/>
-    <w:lsdException w:unhideWhenUsed="0" w:uiPriority="67" w:semiHidden="0" w:name="Medium Grid 1 Accent 1"/>
-    <w:lsdException w:unhideWhenUsed="0" w:uiPriority="68" w:semiHidden="0" w:name="Medium Grid 2 Accent 1"/>
-    <w:lsdException w:unhideWhenUsed="0" w:uiPriority="69" w:semiHidden="0" w:name="Medium Grid 3 Accent 1"/>
-    <w:lsdException w:unhideWhenUsed="0" w:uiPriority="70" w:semiHidden="0" w:name="Dark List Accent 1"/>
-    <w:lsdException w:unhideWhenUsed="0" w:uiPriority="71" w:semiHidden="0" w:name="Colorful Shading Accent 1"/>
-    <w:lsdException w:unhideWhenUsed="0" w:uiPriority="72" w:semiHidden="0" w:name="Colorful List Accent 1"/>
-    <w:lsdException w:unhideWhenUsed="0" w:uiPriority="73" w:semiHidden="0" w:name="Colorful Grid Accent 1"/>
-    <w:lsdException w:unhideWhenUsed="0" w:uiPriority="60" w:semiHidden="0" w:name="Light Shading Accent 2"/>
-    <w:lsdException w:unhideWhenUsed="0" w:uiPriority="61" w:semiHidden="0" w:name="Light List Accent 2"/>
-    <w:lsdException w:unhideWhenUsed="0" w:uiPriority="62" w:semiHidden="0" w:name="Light Grid Accent 2"/>
-    <w:lsdException w:unhideWhenUsed="0" w:uiPriority="63" w:semiHidden="0" w:name="Medium Shading 1 Accent 2"/>
-    <w:lsdException w:unhideWhenUsed="0" w:uiPriority="64" w:semiHidden="0" w:name="Medium Shading 2 Accent 2"/>
-    <w:lsdException w:unhideWhenUsed="0" w:uiPriority="65" w:semiHidden="0" w:name="Medium List 1 Accent 2"/>
-    <w:lsdException w:unhideWhenUsed="0" w:uiPriority="66" w:semiHidden="0" w:name="Medium List 2 Accent 2"/>
-    <w:lsdException w:unhideWhenUsed="0" w:uiPriority="67" w:semiHidden="0" w:name="Medium Grid 1 Accent 2"/>
-    <w:lsdException w:unhideWhenUsed="0" w:uiPriority="68" w:semiHidden="0" w:name="Medium Grid 2 Accent 2"/>
-    <w:lsdException w:unhideWhenUsed="0" w:uiPriority="69" w:semiHidden="0" w:name="Medium Grid 3 Accent 2"/>
-    <w:lsdException w:unhideWhenUsed="0" w:uiPriority="70" w:semiHidden="0" w:name="Dark List Accent 2"/>
-    <w:lsdException w:unhideWhenUsed="0" w:uiPriority="71" w:semiHidden="0" w:name="Colorful Shading Accent 2"/>
-    <w:lsdException w:unhideWhenUsed="0" w:uiPriority="72" w:semiHidden="0" w:name="Colorful List Accent 2"/>
-    <w:lsdException w:unhideWhenUsed="0" w:uiPriority="73" w:semiHidden="0" w:name="Colorful Grid Accent 2"/>
-    <w:lsdException w:unhideWhenUsed="0" w:uiPriority="60" w:semiHidden="0" w:name="Light Shading Accent 3"/>
-    <w:lsdException w:unhideWhenUsed="0" w:uiPriority="61" w:semiHidden="0" w:name="Light List Accent 3"/>
-    <w:lsdException w:unhideWhenUsed="0" w:uiPriority="62" w:semiHidden="0" w:name="Light Grid Accent 3"/>
-    <w:lsdException w:unhideWhenUsed="0" w:uiPriority="63" w:semiHidden="0" w:name="Medium Shading 1 Accent 3"/>
-    <w:lsdException w:unhideWhenUsed="0" w:uiPriority="64" w:semiHidden="0" w:name="Medium Shading 2 Accent 3"/>
-    <w:lsdException w:unhideWhenUsed="0" w:uiPriority="65" w:semiHidden="0" w:name="Medium List 1 Accent 3"/>
-    <w:lsdException w:unhideWhenUsed="0" w:uiPriority="66" w:semiHidden="0" w:name="Medium List 2 Accent 3"/>
-    <w:lsdException w:unhideWhenUsed="0" w:uiPriority="67" w:semiHidden="0" w:name="Medium Grid 1 Accent 3"/>
-    <w:lsdException w:unhideWhenUsed="0" w:uiPriority="68" w:semiHidden="0" w:name="Medium Grid 2 Accent 3"/>
-    <w:lsdException w:unhideWhenUsed="0" w:uiPriority="69" w:semiHidden="0" w:name="Medium Grid 3 Accent 3"/>
-    <w:lsdException w:unhideWhenUsed="0" w:uiPriority="70" w:semiHidden="0" w:name="Dark List Accent 3"/>
-    <w:lsdException w:unhideWhenUsed="0" w:uiPriority="71" w:semiHidden="0" w:name="Colorful Shading Accent 3"/>
-    <w:lsdException w:unhideWhenUsed="0" w:uiPriority="72" w:semiHidden="0" w:name="Colorful List Accent 3"/>
-    <w:lsdException w:unhideWhenUsed="0" w:uiPriority="73" w:semiHidden="0" w:name="Colorful Grid Accent 3"/>
-    <w:lsdException w:unhideWhenUsed="0" w:uiPriority="60" w:semiHidden="0" w:name="Light Shading Accent 4"/>
-    <w:lsdException w:unhideWhenUsed="0" w:uiPriority="61" w:semiHidden="0" w:name="Light List Accent 4"/>
-    <w:lsdException w:unhideWhenUsed="0" w:uiPriority="62" w:semiHidden="0" w:name="Light Grid Accent 4"/>
-    <w:lsdException w:unhideWhenUsed="0" w:uiPriority="63" w:semiHidden="0" w:name="Medium Shading 1 Accent 4"/>
-    <w:lsdException w:unhideWhenUsed="0" w:uiPriority="64" w:semiHidden="0" w:name="Medium Shading 2 Accent 4"/>
-    <w:lsdException w:unhideWhenUsed="0" w:uiPriority="65" w:semiHidden="0" w:name="Medium List 1 Accent 4"/>
-    <w:lsdException w:unhideWhenUsed="0" w:uiPriority="66" w:semiHidden="0" w:name="Medium List 2 Accent 4"/>
-    <w:lsdException w:unhideWhenUsed="0" w:uiPriority="67" w:semiHidden="0" w:name="Medium Grid 1 Accent 4"/>
-    <w:lsdException w:unhideWhenUsed="0" w:uiPriority="68" w:semiHidden="0" w:name="Medium Grid 2 Accent 4"/>
-    <w:lsdException w:unhideWhenUsed="0" w:uiPriority="69" w:semiHidden="0" w:name="Medium Grid 3 Accent 4"/>
-    <w:lsdException w:unhideWhenUsed="0" w:uiPriority="70" w:semiHidden="0" w:name="Dark List Accent 4"/>
-    <w:lsdException w:unhideWhenUsed="0" w:uiPriority="71" w:semiHidden="0" w:name="Colorful Shading Accent 4"/>
-    <w:lsdException w:unhideWhenUsed="0" w:uiPriority="72" w:semiHidden="0" w:name="Colorful List Accent 4"/>
-    <w:lsdException w:unhideWhenUsed="0" w:uiPriority="73" w:semiHidden="0" w:name="Colorful Grid Accent 4"/>
-    <w:lsdException w:unhideWhenUsed="0" w:uiPriority="60" w:semiHidden="0" w:name="Light Shading Accent 5"/>
-    <w:lsdException w:unhideWhenUsed="0" w:uiPriority="61" w:semiHidden="0" w:name="Light List Accent 5"/>
-    <w:lsdException w:unhideWhenUsed="0" w:uiPriority="62" w:semiHidden="0" w:name="Light Grid Accent 5"/>
-    <w:lsdException w:unhideWhenUsed="0" w:uiPriority="63" w:semiHidden="0" w:name="Medium Shading 1 Accent 5"/>
-    <w:lsdException w:unhideWhenUsed="0" w:uiPriority="64" w:semiHidden="0" w:name="Medium Shading 2 Accent 5"/>
-    <w:lsdException w:unhideWhenUsed="0" w:uiPriority="65" w:semiHidden="0" w:name="Medium List 1 Accent 5"/>
-    <w:lsdException w:unhideWhenUsed="0" w:uiPriority="66" w:semiHidden="0" w:name="Medium List 2 Accent 5"/>
-    <w:lsdException w:unhideWhenUsed="0" w:uiPriority="67" w:semiHidden="0" w:name="Medium Grid 1 Accent 5"/>
-    <w:lsdException w:unhideWhenUsed="0" w:uiPriority="68" w:semiHidden="0" w:name="Medium Grid 2 Accent 5"/>
-    <w:lsdException w:unhideWhenUsed="0" w:uiPriority="69" w:semiHidden="0" w:name="Medium Grid 3 Accent 5"/>
-    <w:lsdException w:unhideWhenUsed="0" w:uiPriority="70" w:semiHidden="0" w:name="Dark List Accent 5"/>
-    <w:lsdException w:unhideWhenUsed="0" w:uiPriority="71" w:semiHidden="0" w:name="Colorful Shading Accent 5"/>
-    <w:lsdException w:unhideWhenUsed="0" w:uiPriority="72" w:semiHidden="0" w:name="Colorful List Accent 5"/>
-    <w:lsdException w:unhideWhenUsed="0" w:uiPriority="73" w:semiHidden="0" w:name="Colorful Grid Accent 5"/>
-    <w:lsdException w:unhideWhenUsed="0" w:uiPriority="60" w:semiHidden="0" w:name="Light Shading Accent 6"/>
-    <w:lsdException w:unhideWhenUsed="0" w:uiPriority="61" w:semiHidden="0" w:name="Light List Accent 6"/>
-    <w:lsdException w:unhideWhenUsed="0" w:uiPriority="62" w:semiHidden="0" w:name="Light Grid Accent 6"/>
-    <w:lsdException w:unhideWhenUsed="0" w:uiPriority="63" w:semiHidden="0" w:name="Medium Shading 1 Accent 6"/>
-    <w:lsdException w:unhideWhenUsed="0" w:uiPriority="64" w:semiHidden="0" w:name="Medium Shading 2 Accent 6"/>
-    <w:lsdException w:unhideWhenUsed="0" w:uiPriority="65" w:semiHidden="0" w:name="Medium List 1 Accent 6"/>
-    <w:lsdException w:unhideWhenUsed="0" w:uiPriority="66" w:semiHidden="0" w:name="Medium List 2 Accent 6"/>
-    <w:lsdException w:unhideWhenUsed="0" w:uiPriority="67" w:semiHidden="0" w:name="Medium Grid 1 Accent 6"/>
-    <w:lsdException w:unhideWhenUsed="0" w:uiPriority="68" w:semiHidden="0" w:name="Medium Grid 2 Accent 6"/>
-    <w:lsdException w:unhideWhenUsed="0" w:uiPriority="69" w:semiHidden="0" w:name="Medium Grid 3 Accent 6"/>
-    <w:lsdException w:unhideWhenUsed="0" w:uiPriority="70" w:semiHidden="0" w:name="Dark List Accent 6"/>
-    <w:lsdException w:unhideWhenUsed="0" w:uiPriority="71" w:semiHidden="0" w:name="Colorful Shading Accent 6"/>
-    <w:lsdException w:unhideWhenUsed="0" w:uiPriority="72" w:semiHidden="0" w:name="Colorful List Accent 6"/>
-    <w:lsdException w:unhideWhenUsed="0" w:uiPriority="73" w:semiHidden="0" w:name="Colorful Grid Accent 6"/>
+  <w:latentStyles w:defLockedState="0" w:defUIPriority="99" w:defSemiHidden="1" w:defUnhideWhenUsed="1" w:defQFormat="0" w:count="260">
+    <w:lsdException w:name="Normal" w:semiHidden="0" w:uiPriority="0" w:unhideWhenUsed="0" w:qFormat="1"/>
+    <w:lsdException w:name="heading 1" w:semiHidden="0" w:uiPriority="9" w:unhideWhenUsed="0" w:qFormat="1"/>
+    <w:lsdException w:name="heading 2" w:uiPriority="9" w:qFormat="1"/>
+    <w:lsdException w:name="heading 3" w:uiPriority="9" w:qFormat="1"/>
+    <w:lsdException w:name="heading 4" w:uiPriority="9" w:qFormat="1"/>
+    <w:lsdException w:name="heading 5" w:uiPriority="9" w:qFormat="1"/>
+    <w:lsdException w:name="heading 6" w:uiPriority="9" w:qFormat="1"/>
+    <w:lsdException w:name="heading 7" w:uiPriority="9" w:qFormat="1"/>
+    <w:lsdException w:name="heading 8" w:uiPriority="9" w:qFormat="1"/>
+    <w:lsdException w:name="heading 9" w:uiPriority="9" w:qFormat="1"/>
+    <w:lsdException w:name="index 1"/>
+    <w:lsdException w:name="index 2"/>
+    <w:lsdException w:name="index 3"/>
+    <w:lsdException w:name="index 4"/>
+    <w:lsdException w:name="index 5"/>
+    <w:lsdException w:name="index 6"/>
+    <w:lsdException w:name="index 7"/>
+    <w:lsdException w:name="index 8"/>
+    <w:lsdException w:name="index 9"/>
+    <w:lsdException w:name="toc 1" w:uiPriority="39"/>
+    <w:lsdException w:name="toc 2" w:uiPriority="39"/>
+    <w:lsdException w:name="toc 3" w:uiPriority="39"/>
+    <w:lsdException w:name="toc 4" w:uiPriority="39"/>
+    <w:lsdException w:name="toc 5" w:uiPriority="39"/>
+    <w:lsdException w:name="toc 6" w:uiPriority="39"/>
+    <w:lsdException w:name="toc 7" w:uiPriority="39"/>
+    <w:lsdException w:name="toc 8" w:uiPriority="39"/>
+    <w:lsdException w:name="toc 9" w:uiPriority="39"/>
+    <w:lsdException w:name="Normal Indent"/>
+    <w:lsdException w:name="footnote text"/>
+    <w:lsdException w:name="annotation text" w:semiHidden="0" w:qFormat="1"/>
+    <w:lsdException w:name="header" w:semiHidden="0" w:qFormat="1"/>
+    <w:lsdException w:name="footer" w:semiHidden="0" w:qFormat="1"/>
+    <w:lsdException w:name="index heading"/>
+    <w:lsdException w:name="caption" w:uiPriority="35" w:qFormat="1"/>
+    <w:lsdException w:name="table of figures"/>
+    <w:lsdException w:name="envelope address"/>
+    <w:lsdException w:name="envelope return"/>
+    <w:lsdException w:name="footnote reference"/>
+    <w:lsdException w:name="annotation reference" w:semiHidden="0" w:qFormat="1"/>
+    <w:lsdException w:name="line number"/>
+    <w:lsdException w:name="page number"/>
+    <w:lsdException w:name="endnote reference"/>
+    <w:lsdException w:name="endnote text"/>
+    <w:lsdException w:name="table of authorities"/>
+    <w:lsdException w:name="macro"/>
+    <w:lsdException w:name="toa heading"/>
+    <w:lsdException w:name="List"/>
+    <w:lsdException w:name="List Bullet"/>
+    <w:lsdException w:name="List Number"/>
+    <w:lsdException w:name="List 2"/>
+    <w:lsdException w:name="List 3"/>
+    <w:lsdException w:name="List 4"/>
+    <w:lsdException w:name="List 5"/>
+    <w:lsdException w:name="List Bullet 2"/>
+    <w:lsdException w:name="List Bullet 3"/>
+    <w:lsdException w:name="List Bullet 4"/>
+    <w:lsdException w:name="List Bullet 5"/>
+    <w:lsdException w:name="List Number 2"/>
+    <w:lsdException w:name="List Number 3"/>
+    <w:lsdException w:name="List Number 4"/>
+    <w:lsdException w:name="List Number 5"/>
+    <w:lsdException w:name="Title" w:semiHidden="0" w:uiPriority="10" w:unhideWhenUsed="0" w:qFormat="1"/>
+    <w:lsdException w:name="Closing"/>
+    <w:lsdException w:name="Signature"/>
+    <w:lsdException w:name="Default Paragraph Font" w:semiHidden="0" w:uiPriority="1"/>
+    <w:lsdException w:name="Body Text"/>
+    <w:lsdException w:name="Body Text Indent"/>
+    <w:lsdException w:name="List Continue"/>
+    <w:lsdException w:name="List Continue 2"/>
+    <w:lsdException w:name="List Continue 3"/>
+    <w:lsdException w:name="List Continue 4"/>
+    <w:lsdException w:name="List Continue 5"/>
+    <w:lsdException w:name="Message Header"/>
+    <w:lsdException w:name="Subtitle" w:semiHidden="0" w:uiPriority="11" w:unhideWhenUsed="0" w:qFormat="1"/>
+    <w:lsdException w:name="Salutation"/>
+    <w:lsdException w:name="Date"/>
+    <w:lsdException w:name="Body Text First Indent"/>
+    <w:lsdException w:name="Body Text First Indent 2"/>
+    <w:lsdException w:name="Body Text 2"/>
+    <w:lsdException w:name="Body Text 3"/>
+    <w:lsdException w:name="Body Text Indent 2"/>
+    <w:lsdException w:name="Body Text Indent 3"/>
+    <w:lsdException w:name="Block Text"/>
+    <w:lsdException w:name="Hyperlink"/>
+    <w:lsdException w:name="FollowedHyperlink"/>
+    <w:lsdException w:name="Strong" w:semiHidden="0" w:uiPriority="22" w:unhideWhenUsed="0" w:qFormat="1"/>
+    <w:lsdException w:name="Emphasis" w:semiHidden="0" w:uiPriority="20" w:unhideWhenUsed="0" w:qFormat="1"/>
+    <w:lsdException w:name="Document Map"/>
+    <w:lsdException w:name="Plain Text"/>
+    <w:lsdException w:name="E-mail Signature"/>
+    <w:lsdException w:name="Normal (Web)"/>
+    <w:lsdException w:name="HTML Acronym"/>
+    <w:lsdException w:name="HTML Address"/>
+    <w:lsdException w:name="HTML Cite"/>
+    <w:lsdException w:name="HTML Code"/>
+    <w:lsdException w:name="HTML Definition"/>
+    <w:lsdException w:name="HTML Keyboard"/>
+    <w:lsdException w:name="HTML Preformatted"/>
+    <w:lsdException w:name="HTML Sample"/>
+    <w:lsdException w:name="HTML Typewriter"/>
+    <w:lsdException w:name="HTML Variable"/>
+    <w:lsdException w:name="Normal Table" w:semiHidden="0"/>
+    <w:lsdException w:name="annotation subject" w:semiHidden="0" w:qFormat="1"/>
+    <w:lsdException w:name="Table Simple 1"/>
+    <w:lsdException w:name="Table Simple 2"/>
+    <w:lsdException w:name="Table Simple 3"/>
+    <w:lsdException w:name="Table Classic 1"/>
+    <w:lsdException w:name="Table Classic 2"/>
+    <w:lsdException w:name="Table Classic 3"/>
+    <w:lsdException w:name="Table Classic 4"/>
+    <w:lsdException w:name="Table Colorful 1"/>
+    <w:lsdException w:name="Table Colorful 2"/>
+    <w:lsdException w:name="Table Colorful 3"/>
+    <w:lsdException w:name="Table Columns 1"/>
+    <w:lsdException w:name="Table Columns 2"/>
+    <w:lsdException w:name="Table Columns 3"/>
+    <w:lsdException w:name="Table Columns 4"/>
+    <w:lsdException w:name="Table Columns 5"/>
+    <w:lsdException w:name="Table Grid 1"/>
+    <w:lsdException w:name="Table Grid 2"/>
+    <w:lsdException w:name="Table Grid 3"/>
+    <w:lsdException w:name="Table Grid 4"/>
+    <w:lsdException w:name="Table Grid 5"/>
+    <w:lsdException w:name="Table Grid 6"/>
+    <w:lsdException w:name="Table Grid 7"/>
+    <w:lsdException w:name="Table Grid 8"/>
+    <w:lsdException w:name="Table List 1"/>
+    <w:lsdException w:name="Table List 2"/>
+    <w:lsdException w:name="Table List 3"/>
+    <w:lsdException w:name="Table List 4"/>
+    <w:lsdException w:name="Table List 5"/>
+    <w:lsdException w:name="Table List 6"/>
+    <w:lsdException w:name="Table List 7"/>
+    <w:lsdException w:name="Table List 8"/>
+    <w:lsdException w:name="Table 3D effects 1"/>
+    <w:lsdException w:name="Table 3D effects 2"/>
+    <w:lsdException w:name="Table 3D effects 3"/>
+    <w:lsdException w:name="Table Contemporary"/>
+    <w:lsdException w:name="Table Elegant"/>
+    <w:lsdException w:name="Table Professional"/>
+    <w:lsdException w:name="Table Subtle 1"/>
+    <w:lsdException w:name="Table Subtle 2"/>
+    <w:lsdException w:name="Table Web 1"/>
+    <w:lsdException w:name="Table Web 2"/>
+    <w:lsdException w:name="Table Web 3"/>
+    <w:lsdException w:name="Balloon Text" w:semiHidden="0" w:qFormat="1"/>
+    <w:lsdException w:name="Table Grid" w:semiHidden="0" w:uiPriority="39" w:unhideWhenUsed="0"/>
+    <w:lsdException w:name="Table Theme"/>
+    <w:lsdException w:name="Light Shading" w:semiHidden="0" w:uiPriority="60" w:unhideWhenUsed="0"/>
+    <w:lsdException w:name="Light List" w:semiHidden="0" w:uiPriority="61" w:unhideWhenUsed="0"/>
+    <w:lsdException w:name="Light Grid" w:semiHidden="0" w:uiPriority="62" w:unhideWhenUsed="0"/>
+    <w:lsdException w:name="Medium Shading 1" w:semiHidden="0" w:uiPriority="63" w:unhideWhenUsed="0"/>
+    <w:lsdException w:name="Medium Shading 2" w:semiHidden="0" w:uiPriority="64" w:unhideWhenUsed="0"/>
+    <w:lsdException w:name="Medium List 1" w:semiHidden="0" w:uiPriority="65" w:unhideWhenUsed="0"/>
+    <w:lsdException w:name="Medium List 2" w:semiHidden="0" w:uiPriority="66" w:unhideWhenUsed="0"/>
+    <w:lsdException w:name="Medium Grid 1" w:semiHidden="0" w:uiPriority="67" w:unhideWhenUsed="0"/>
+    <w:lsdException w:name="Medium Grid 2" w:semiHidden="0" w:uiPriority="68" w:unhideWhenUsed="0"/>
+    <w:lsdException w:name="Medium Grid 3" w:semiHidden="0" w:uiPriority="69" w:unhideWhenUsed="0"/>
+    <w:lsdException w:name="Dark List" w:semiHidden="0" w:uiPriority="70" w:unhideWhenUsed="0"/>
+    <w:lsdException w:name="Colorful Shading" w:semiHidden="0" w:uiPriority="71" w:unhideWhenUsed="0"/>
+    <w:lsdException w:name="Colorful List" w:semiHidden="0" w:uiPriority="72" w:unhideWhenUsed="0"/>
+    <w:lsdException w:name="Colorful Grid" w:semiHidden="0" w:uiPriority="73" w:unhideWhenUsed="0"/>
+    <w:lsdException w:name="Light Shading Accent 1" w:semiHidden="0" w:uiPriority="60" w:unhideWhenUsed="0"/>
+    <w:lsdException w:name="Light List Accent 1" w:semiHidden="0" w:uiPriority="61" w:unhideWhenUsed="0"/>
+    <w:lsdException w:name="Light Grid Accent 1" w:semiHidden="0" w:uiPriority="62" w:unhideWhenUsed="0"/>
+    <w:lsdException w:name="Medium Shading 1 Accent 1" w:semiHidden="0" w:uiPriority="63" w:unhideWhenUsed="0"/>
+    <w:lsdException w:name="Medium Shading 2 Accent 1" w:semiHidden="0" w:uiPriority="64" w:unhideWhenUsed="0"/>
+    <w:lsdException w:name="Medium List 1 Accent 1" w:semiHidden="0" w:uiPriority="65" w:unhideWhenUsed="0"/>
+    <w:lsdException w:name="Medium List 2 Accent 1" w:semiHidden="0" w:uiPriority="66" w:unhideWhenUsed="0"/>
+    <w:lsdException w:name="Medium Grid 1 Accent 1" w:semiHidden="0" w:uiPriority="67" w:unhideWhenUsed="0"/>
+    <w:lsdException w:name="Medium Grid 2 Accent 1" w:semiHidden="0" w:uiPriority="68" w:unhideWhenUsed="0"/>
+    <w:lsdException w:name="Medium Grid 3 Accent 1" w:semiHidden="0" w:uiPriority="69" w:unhideWhenUsed="0"/>
+    <w:lsdException w:name="Dark List Accent 1" w:semiHidden="0" w:uiPriority="70" w:unhideWhenUsed="0"/>
+    <w:lsdException w:name="Colorful Shading Accent 1" w:semiHidden="0" w:uiPriority="71" w:unhideWhenUsed="0"/>
+    <w:lsdException w:name="Colorful List Accent 1" w:semiHidden="0" w:uiPriority="72" w:unhideWhenUsed="0"/>
+    <w:lsdException w:name="Colorful Grid Accent 1" w:semiHidden="0" w:uiPriority="73" w:unhideWhenUsed="0"/>
+    <w:lsdException w:name="Light Shading Accent 2" w:semiHidden="0" w:uiPriority="60" w:unhideWhenUsed="0"/>
+    <w:lsdException w:name="Light List Accent 2" w:semiHidden="0" w:uiPriority="61" w:unhideWhenUsed="0"/>
+    <w:lsdException w:name="Light Grid Accent 2" w:semiHidden="0" w:uiPriority="62" w:unhideWhenUsed="0"/>
+    <w:lsdException w:name="Medium Shading 1 Accent 2" w:semiHidden="0" w:uiPriority="63" w:unhideWhenUsed="0"/>
+    <w:lsdException w:name="Medium Shading 2 Accent 2" w:semiHidden="0" w:uiPriority="64" w:unhideWhenUsed="0"/>
+    <w:lsdException w:name="Medium List 1 Accent 2" w:semiHidden="0" w:uiPriority="65" w:unhideWhenUsed="0"/>
+    <w:lsdException w:name="Medium List 2 Accent 2" w:semiHidden="0" w:uiPriority="66" w:unhideWhenUsed="0"/>
+    <w:lsdException w:name="Medium Grid 1 Accent 2" w:semiHidden="0" w:uiPriority="67" w:unhideWhenUsed="0"/>
+    <w:lsdException w:name="Medium Grid 2 Accent 2" w:semiHidden="0" w:uiPriority="68" w:unhideWhenUsed="0"/>
+    <w:lsdException w:name="Medium Grid 3 Accent 2" w:semiHidden="0" w:uiPriority="69" w:unhideWhenUsed="0"/>
+    <w:lsdException w:name="Dark List Accent 2" w:semiHidden="0" w:uiPriority="70" w:unhideWhenUsed="0"/>
+    <w:lsdException w:name="Colorful Shading Accent 2" w:semiHidden="0" w:uiPriority="71" w:unhideWhenUsed="0"/>
+    <w:lsdException w:name="Colorful List Accent 2" w:semiHidden="0" w:uiPriority="72" w:unhideWhenUsed="0"/>
+    <w:lsdException w:name="Colorful Grid Accent 2" w:semiHidden="0" w:uiPriority="73" w:unhideWhenUsed="0"/>
+    <w:lsdException w:name="Light Shading Accent 3" w:semiHidden="0" w:uiPriority="60" w:unhideWhenUsed="0"/>
+    <w:lsdException w:name="Light List Accent 3" w:semiHidden="0" w:uiPriority="61" w:unhideWhenUsed="0"/>
+    <w:lsdException w:name="Light Grid Accent 3" w:semiHidden="0" w:uiPriority="62" w:unhideWhenUsed="0"/>
+    <w:lsdException w:name="Medium Shading 1 Accent 3" w:semiHidden="0" w:uiPriority="63" w:unhideWhenUsed="0"/>
+    <w:lsdException w:name="Medium Shading 2 Accent 3" w:semiHidden="0" w:uiPriority="64" w:unhideWhenUsed="0"/>
+    <w:lsdException w:name="Medium List 1 Accent 3" w:semiHidden="0" w:uiPriority="65" w:unhideWhenUsed="0"/>
+    <w:lsdException w:name="Medium List 2 Accent 3" w:semiHidden="0" w:uiPriority="66" w:unhideWhenUsed="0"/>
+    <w:lsdException w:name="Medium Grid 1 Accent 3" w:semiHidden="0" w:uiPriority="67" w:unhideWhenUsed="0"/>
+    <w:lsdException w:name="Medium Grid 2 Accent 3" w:semiHidden="0" w:uiPriority="68" w:unhideWhenUsed="0"/>
+    <w:lsdException w:name="Medium Grid 3 Accent 3" w:semiHidden="0" w:uiPriority="69" w:unhideWhenUsed="0"/>
+    <w:lsdException w:name="Dark List Accent 3" w:semiHidden="0" w:uiPriority="70" w:unhideWhenUsed="0"/>
+    <w:lsdException w:name="Colorful Shading Accent 3" w:semiHidden="0" w:uiPriority="71" w:unhideWhenUsed="0"/>
+    <w:lsdException w:name="Colorful List Accent 3" w:semiHidden="0" w:uiPriority="72" w:unhideWhenUsed="0"/>
+    <w:lsdException w:name="Colorful Grid Accent 3" w:semiHidden="0" w:uiPriority="73" w:unhideWhenUsed="0"/>
+    <w:lsdException w:name="Light Shading Accent 4" w:semiHidden="0" w:uiPriority="60" w:unhideWhenUsed="0"/>
+    <w:lsdException w:name="Light List Accent 4" w:semiHidden="0" w:uiPriority="61" w:unhideWhenUsed="0"/>
+    <w:lsdException w:name="Light Grid Accent 4" w:semiHidden="0" w:uiPriority="62" w:unhideWhenUsed="0"/>
+    <w:lsdException w:name="Medium Shading 1 Accent 4" w:semiHidden="0" w:uiPriority="63" w:unhideWhenUsed="0"/>
+    <w:lsdException w:name="Medium Shading 2 Accent 4" w:semiHidden="0" w:uiPriority="64" w:unhideWhenUsed="0"/>
+    <w:lsdException w:name="Medium List 1 Accent 4" w:semiHidden="0" w:uiPriority="65" w:unhideWhenUsed="0"/>
+    <w:lsdException w:name="Medium List 2 Accent 4" w:semiHidden="0" w:uiPriority="66" w:unhideWhenUsed="0"/>
+    <w:lsdException w:name="Medium Grid 1 Accent 4" w:semiHidden="0" w:uiPriority="67" w:unhideWhenUsed="0"/>
+    <w:lsdException w:name="Medium Grid 2 Accent 4" w:semiHidden="0" w:uiPriority="68" w:unhideWhenUsed="0"/>
+    <w:lsdException w:name="Medium Grid 3 Accent 4" w:semiHidden="0" w:uiPriority="69" w:unhideWhenUsed="0"/>
+    <w:lsdException w:name="Dark List Accent 4" w:semiHidden="0" w:uiPriority="70" w:unhideWhenUsed="0"/>
+    <w:lsdException w:name="Colorful Shading Accent 4" w:semiHidden="0" w:uiPriority="71" w:unhideWhenUsed="0"/>
+    <w:lsdException w:name="Colorful List Accent 4" w:semiHidden="0" w:uiPriority="72" w:unhideWhenUsed="0"/>
+    <w:lsdException w:name="Colorful Grid Accent 4" w:semiHidden="0" w:uiPriority="73" w:unhideWhenUsed="0"/>
+    <w:lsdException w:name="Light Shading Accent 5" w:semiHidden="0" w:uiPriority="60" w:unhideWhenUsed="0"/>
+    <w:lsdException w:name="Light List Accent 5" w:semiHidden="0" w:uiPriority="61" w:unhideWhenUsed="0"/>
+    <w:lsdException w:name="Light Grid Accent 5" w:semiHidden="0" w:uiPriority="62" w:unhideWhenUsed="0"/>
+    <w:lsdException w:name="Medium Shading 1 Accent 5" w:semiHidden="0" w:uiPriority="63" w:unhideWhenUsed="0"/>
+    <w:lsdException w:name="Medium Shading 2 Accent 5" w:semiHidden="0" w:uiPriority="64" w:unhideWhenUsed="0"/>
+    <w:lsdException w:name="Medium List 1 Accent 5" w:semiHidden="0" w:uiPriority="65" w:unhideWhenUsed="0"/>
+    <w:lsdException w:name="Medium List 2 Accent 5" w:semiHidden="0" w:uiPriority="66" w:unhideWhenUsed="0"/>
+    <w:lsdException w:name="Medium Grid 1 Accent 5" w:semiHidden="0" w:uiPriority="67" w:unhideWhenUsed="0"/>
+    <w:lsdException w:name="Medium Grid 2 Accent 5" w:semiHidden="0" w:uiPriority="68" w:unhideWhenUsed="0"/>
+    <w:lsdException w:name="Medium Grid 3 Accent 5" w:semiHidden="0" w:uiPriority="69" w:unhideWhenUsed="0"/>
+    <w:lsdException w:name="Dark List Accent 5" w:semiHidden="0" w:uiPriority="70" w:unhideWhenUsed="0"/>
+    <w:lsdException w:name="Colorful Shading Accent 5" w:semiHidden="0" w:uiPriority="71" w:unhideWhenUsed="0"/>
+    <w:lsdException w:name="Colorful List Accent 5" w:semiHidden="0" w:uiPriority="72" w:unhideWhenUsed="0"/>
+    <w:lsdException w:name="Colorful Grid Accent 5" w:semiHidden="0" w:uiPriority="73" w:unhideWhenUsed="0"/>
+    <w:lsdException w:name="Light Shading Accent 6" w:semiHidden="0" w:uiPriority="60" w:unhideWhenUsed="0"/>
+    <w:lsdException w:name="Light List Accent 6" w:semiHidden="0" w:uiPriority="61" w:unhideWhenUsed="0"/>
+    <w:lsdException w:name="Light Grid Accent 6" w:semiHidden="0" w:uiPriority="62" w:unhideWhenUsed="0"/>
+    <w:lsdException w:name="Medium Shading 1 Accent 6" w:semiHidden="0" w:uiPriority="63" w:unhideWhenUsed="0"/>
+    <w:lsdException w:name="Medium Shading 2 Accent 6" w:semiHidden="0" w:uiPriority="64" w:unhideWhenUsed="0"/>
+    <w:lsdException w:name="Medium List 1 Accent 6" w:semiHidden="0" w:uiPriority="65" w:unhideWhenUsed="0"/>
+    <w:lsdException w:name="Medium List 2 Accent 6" w:semiHidden="0" w:uiPriority="66" w:unhideWhenUsed="0"/>
+    <w:lsdException w:name="Medium Grid 1 Accent 6" w:semiHidden="0" w:uiPriority="67" w:unhideWhenUsed="0"/>
+    <w:lsdException w:name="Medium Grid 2 Accent 6" w:semiHidden="0" w:uiPriority="68" w:unhideWhenUsed="0"/>
+    <w:lsdException w:name="Medium Grid 3 Accent 6" w:semiHidden="0" w:uiPriority="69" w:unhideWhenUsed="0"/>
+    <w:lsdException w:name="Dark List Accent 6" w:semiHidden="0" w:uiPriority="70" w:unhideWhenUsed="0"/>
+    <w:lsdException w:name="Colorful Shading Accent 6" w:semiHidden="0" w:uiPriority="71" w:unhideWhenUsed="0"/>
+    <w:lsdException w:name="Colorful List Accent 6" w:semiHidden="0" w:uiPriority="72" w:unhideWhenUsed="0"/>
+    <w:lsdException w:name="Colorful Grid Accent 6" w:semiHidden="0" w:uiPriority="73" w:unhideWhenUsed="0"/>
   </w:latentStyles>
-  <w:style w:type="paragraph" w:default="1" w:styleId="1">
+  <w:style w:type="paragraph" w:default="1" w:styleId="Normal">
     <w:name w:val="Normal"/>
     <w:qFormat/>
-    <w:uiPriority w:val="0"/>
     <w:pPr>
       <w:widowControl w:val="0"/>
+      <w:spacing w:after="200" w:line="276" w:lineRule="auto"/>
       <w:jc w:val="both"/>
     </w:pPr>
     <w:rPr>
-      <w:rFonts w:ascii="Times New Roman" w:hAnsi="Times New Roman" w:eastAsia="宋体" w:cs="Times New Roman"/>
+      <w:rFonts w:ascii="Times New Roman" w:eastAsia="宋体" w:hAnsi="Times New Roman" w:cs="Times New Roman"/>
       <w:kern w:val="2"/>
       <w:sz w:val="21"/>
       <w:szCs w:val="24"/>
       <w:lang w:val="en-US" w:eastAsia="zh-CN" w:bidi="ar-SA"/>
     </w:rPr>
   </w:style>
-  <w:style w:type="character" w:default="1" w:styleId="7">
+  <w:style w:type="character" w:default="1" w:styleId="DefaultParagraphFont">
     <w:name w:val="Default Paragraph Font"/>
+    <w:uiPriority w:val="1"/>
     <w:unhideWhenUsed/>
-    <w:uiPriority w:val="1"/>
   </w:style>
-  <w:style w:type="table" w:default="1" w:styleId="9">
+  <w:style w:type="table" w:default="1" w:styleId="TableNormal">
     <w:name w:val="Normal Table"/>
+    <w:uiPriority w:val="99"/>
     <w:unhideWhenUsed/>
-    <w:uiPriority w:val="99"/>
     <w:tblPr>
-      <w:tblLayout w:type="fixed"/>
       <w:tblCellMar>
         <w:top w:w="0" w:type="dxa"/>
         <w:left w:w="108" w:type="dxa"/>
@@ -7469,49 +6680,36 @@
       </w:tblCellMar>
     </w:tblPr>
   </w:style>
-  <w:style w:type="paragraph" w:styleId="2">
-    <w:name w:val="annotation subject"/>
-    <w:basedOn w:val="3"/>
-    <w:next w:val="3"/>
-    <w:link w:val="13"/>
+  <w:style w:type="paragraph" w:styleId="CommentText">
+    <w:name w:val="annotation text"/>
+    <w:basedOn w:val="Normal"/>
+    <w:link w:val="a1"/>
+    <w:uiPriority w:val="99"/>
     <w:unhideWhenUsed/>
     <w:qFormat/>
-    <w:uiPriority w:val="99"/>
-    <w:rPr>
-      <w:b/>
-      <w:bCs/>
-    </w:rPr>
-  </w:style>
-  <w:style w:type="paragraph" w:styleId="3">
-    <w:name w:val="annotation text"/>
-    <w:basedOn w:val="1"/>
-    <w:link w:val="12"/>
-    <w:unhideWhenUsed/>
-    <w:qFormat/>
-    <w:uiPriority w:val="99"/>
     <w:pPr>
       <w:jc w:val="left"/>
     </w:pPr>
   </w:style>
-  <w:style w:type="paragraph" w:styleId="4">
+  <w:style w:type="paragraph" w:styleId="BalloonText">
     <w:name w:val="Balloon Text"/>
-    <w:basedOn w:val="1"/>
-    <w:link w:val="14"/>
+    <w:basedOn w:val="Normal"/>
+    <w:link w:val="a3"/>
+    <w:uiPriority w:val="99"/>
     <w:unhideWhenUsed/>
     <w:qFormat/>
-    <w:uiPriority w:val="99"/>
     <w:rPr>
       <w:sz w:val="18"/>
       <w:szCs w:val="18"/>
     </w:rPr>
   </w:style>
-  <w:style w:type="paragraph" w:styleId="5">
+  <w:style w:type="paragraph" w:styleId="Footer">
     <w:name w:val="footer"/>
-    <w:basedOn w:val="1"/>
-    <w:link w:val="11"/>
+    <w:basedOn w:val="Normal"/>
+    <w:link w:val="a0"/>
+    <w:uiPriority w:val="99"/>
     <w:unhideWhenUsed/>
     <w:qFormat/>
-    <w:uiPriority w:val="99"/>
     <w:pPr>
       <w:tabs>
         <w:tab w:val="center" w:pos="4153"/>
@@ -7521,21 +6719,21 @@
       <w:jc w:val="left"/>
     </w:pPr>
     <w:rPr>
-      <w:rFonts w:asciiTheme="minorHAnsi" w:hAnsiTheme="minorHAnsi" w:eastAsiaTheme="minorEastAsia" w:cstheme="minorBidi"/>
+      <w:rFonts w:asciiTheme="minorHAnsi" w:eastAsiaTheme="minorEastAsia" w:hAnsiTheme="minorHAnsi" w:cstheme="minorBidi"/>
       <w:sz w:val="18"/>
       <w:szCs w:val="18"/>
     </w:rPr>
   </w:style>
-  <w:style w:type="paragraph" w:styleId="6">
+  <w:style w:type="paragraph" w:styleId="Header">
     <w:name w:val="header"/>
-    <w:basedOn w:val="1"/>
-    <w:link w:val="10"/>
+    <w:basedOn w:val="Normal"/>
+    <w:link w:val="a"/>
+    <w:uiPriority w:val="99"/>
     <w:unhideWhenUsed/>
     <w:qFormat/>
-    <w:uiPriority w:val="99"/>
     <w:pPr>
       <w:pBdr>
-        <w:bottom w:val="single" w:color="auto" w:sz="6" w:space="1"/>
+        <w:bottom w:val="single" w:sz="6" w:space="1" w:color="auto"/>
       </w:pBdr>
       <w:tabs>
         <w:tab w:val="center" w:pos="4153"/>
@@ -7545,65 +6743,80 @@
       <w:jc w:val="center"/>
     </w:pPr>
     <w:rPr>
-      <w:rFonts w:asciiTheme="minorHAnsi" w:hAnsiTheme="minorHAnsi" w:eastAsiaTheme="minorEastAsia" w:cstheme="minorBidi"/>
+      <w:rFonts w:asciiTheme="minorHAnsi" w:eastAsiaTheme="minorEastAsia" w:hAnsiTheme="minorHAnsi" w:cstheme="minorBidi"/>
       <w:sz w:val="18"/>
       <w:szCs w:val="18"/>
     </w:rPr>
   </w:style>
-  <w:style w:type="character" w:styleId="8">
+  <w:style w:type="paragraph" w:styleId="CommentSubject">
+    <w:name w:val="annotation subject"/>
+    <w:basedOn w:val="CommentText"/>
+    <w:next w:val="CommentText"/>
+    <w:link w:val="a2"/>
+    <w:uiPriority w:val="99"/>
+    <w:unhideWhenUsed/>
+    <w:qFormat/>
+    <w:rPr>
+      <w:b/>
+      <w:bCs/>
+    </w:rPr>
+  </w:style>
+  <w:style w:type="character" w:styleId="CommentReference">
     <w:name w:val="annotation reference"/>
-    <w:basedOn w:val="7"/>
+    <w:basedOn w:val="DefaultParagraphFont"/>
+    <w:uiPriority w:val="99"/>
     <w:unhideWhenUsed/>
-    <w:uiPriority w:val="99"/>
+    <w:qFormat/>
     <w:rPr>
       <w:sz w:val="21"/>
       <w:szCs w:val="21"/>
     </w:rPr>
   </w:style>
-  <w:style w:type="character" w:customStyle="1" w:styleId="10">
+  <w:style w:type="character" w:customStyle="1" w:styleId="a">
     <w:name w:val="页眉 字符"/>
-    <w:basedOn w:val="7"/>
-    <w:link w:val="6"/>
+    <w:basedOn w:val="DefaultParagraphFont"/>
+    <w:link w:val="Header"/>
+    <w:uiPriority w:val="99"/>
     <w:qFormat/>
-    <w:uiPriority w:val="99"/>
     <w:rPr>
       <w:sz w:val="18"/>
       <w:szCs w:val="18"/>
     </w:rPr>
   </w:style>
-  <w:style w:type="character" w:customStyle="1" w:styleId="11">
+  <w:style w:type="character" w:customStyle="1" w:styleId="a0">
     <w:name w:val="页脚 字符"/>
-    <w:basedOn w:val="7"/>
-    <w:link w:val="5"/>
+    <w:basedOn w:val="DefaultParagraphFont"/>
+    <w:link w:val="Footer"/>
+    <w:uiPriority w:val="99"/>
     <w:qFormat/>
-    <w:uiPriority w:val="99"/>
     <w:rPr>
       <w:sz w:val="18"/>
       <w:szCs w:val="18"/>
     </w:rPr>
   </w:style>
-  <w:style w:type="character" w:customStyle="1" w:styleId="12">
+  <w:style w:type="character" w:customStyle="1" w:styleId="a1">
     <w:name w:val="批注文字 字符"/>
-    <w:basedOn w:val="7"/>
-    <w:link w:val="3"/>
+    <w:basedOn w:val="DefaultParagraphFont"/>
+    <w:link w:val="CommentText"/>
+    <w:uiPriority w:val="99"/>
     <w:semiHidden/>
     <w:qFormat/>
-    <w:uiPriority w:val="99"/>
     <w:rPr>
-      <w:rFonts w:ascii="Times New Roman" w:hAnsi="Times New Roman" w:eastAsia="宋体" w:cs="Times New Roman"/>
+      <w:rFonts w:ascii="Times New Roman" w:eastAsia="宋体" w:hAnsi="Times New Roman" w:cs="Times New Roman"/>
       <w:kern w:val="2"/>
       <w:sz w:val="21"/>
       <w:szCs w:val="24"/>
     </w:rPr>
   </w:style>
-  <w:style w:type="character" w:customStyle="1" w:styleId="13">
+  <w:style w:type="character" w:customStyle="1" w:styleId="a2">
     <w:name w:val="批注主题 字符"/>
-    <w:basedOn w:val="12"/>
-    <w:link w:val="2"/>
+    <w:basedOn w:val="a1"/>
+    <w:link w:val="CommentSubject"/>
+    <w:uiPriority w:val="99"/>
     <w:semiHidden/>
-    <w:uiPriority w:val="99"/>
+    <w:qFormat/>
     <w:rPr>
-      <w:rFonts w:ascii="Times New Roman" w:hAnsi="Times New Roman" w:eastAsia="宋体" w:cs="Times New Roman"/>
+      <w:rFonts w:ascii="Times New Roman" w:eastAsia="宋体" w:hAnsi="Times New Roman" w:cs="Times New Roman"/>
       <w:b/>
       <w:bCs/>
       <w:kern w:val="2"/>
@@ -7611,14 +6824,15 @@
       <w:szCs w:val="24"/>
     </w:rPr>
   </w:style>
-  <w:style w:type="character" w:customStyle="1" w:styleId="14">
+  <w:style w:type="character" w:customStyle="1" w:styleId="a3">
     <w:name w:val="批注框文本 字符"/>
-    <w:basedOn w:val="7"/>
-    <w:link w:val="4"/>
+    <w:basedOn w:val="DefaultParagraphFont"/>
+    <w:link w:val="BalloonText"/>
+    <w:uiPriority w:val="99"/>
     <w:semiHidden/>
-    <w:uiPriority w:val="99"/>
+    <w:qFormat/>
     <w:rPr>
-      <w:rFonts w:ascii="Times New Roman" w:hAnsi="Times New Roman" w:eastAsia="宋体" w:cs="Times New Roman"/>
+      <w:rFonts w:ascii="Times New Roman" w:eastAsia="宋体" w:hAnsi="Times New Roman" w:cs="Times New Roman"/>
       <w:kern w:val="2"/>
       <w:sz w:val="18"/>
       <w:szCs w:val="18"/>
@@ -7880,20 +7094,4 @@
   </a:themeElements>
   <a:objectDefaults/>
 </a:theme>
-</file>
-
-<file path=customXml/item1.xml><?xml version="1.0" encoding="utf-8"?>
-<s:customData xmlns="http://www.wps.cn/officeDocument/2013/wpsCustomData" xmlns:s="http://www.wps.cn/officeDocument/2013/wpsCustomData">
-  <customSectProps>
-    <customSectPr/>
-  </customSectProps>
-</s:customData>
-</file>
-
-<file path=customXml/itemProps1.xml><?xml version="1.0" encoding="utf-8"?>
-<ds:datastoreItem xmlns:ds="http://schemas.openxmlformats.org/officeDocument/2006/customXml" ds:itemID="{B1977F7D-205B-4081-913C-38D41E755F92}">
-  <ds:schemaRefs>
-    <ds:schemaRef ds:uri="http://www.wps.cn/officeDocument/2013/wpsCustomData"/>
-  </ds:schemaRefs>
-</ds:datastoreItem>
 </file>